--- a/data/实验2-PC互连与对等网络 (2025版).docx
+++ b/data/实验2-PC互连与对等网络 (2025版).docx
@@ -1,27 +1,26 @@
 
 <file path=word/document.xml><?xml version="1.0" encoding="utf-8"?>
-<w:document xmlns:w="http://schemas.openxmlformats.org/wordprocessingml/2006/main" xmlns:wp="http://schemas.openxmlformats.org/drawingml/2006/wordprocessingDrawing" xmlns:r="http://schemas.openxmlformats.org/officeDocument/2006/relationships" xmlns:v="urn:schemas-microsoft-com:vml" xmlns:w10="urn:schemas-microsoft-com:office:word" xmlns:o="urn:schemas-microsoft-com:office:office" xmlns:wp14="http://schemas.microsoft.com/office/word/2010/wordprocessingDrawing" xmlns:w14="http://schemas.microsoft.com/office/word/2010/wordml" xmlns:mc="http://schemas.openxmlformats.org/markup-compatibility/2006" xmlns:m="http://schemas.openxmlformats.org/officeDocument/2006/math" xmlns:wps="http://schemas.microsoft.com/office/word/2010/wordprocessingShape" xmlns:wpg="http://schemas.microsoft.com/office/word/2010/wordprocessingGroup" xmlns:wpi="http://schemas.microsoft.com/office/word/2010/wordprocessingInk" xmlns:wpc="http://schemas.microsoft.com/office/word/2010/wordprocessingCanvas" xmlns:wpsCustomData="http://www.wps.cn/officeDocument/2013/wpsCustomData" mc:Ignorable="w14 wp14">
+<w:document xmlns:wpc="http://schemas.microsoft.com/office/word/2010/wordprocessingCanvas" xmlns:mc="http://schemas.openxmlformats.org/markup-compatibility/2006" xmlns:o="urn:schemas-microsoft-com:office:office" xmlns:r="http://schemas.openxmlformats.org/officeDocument/2006/relationships" xmlns:m="http://schemas.openxmlformats.org/officeDocument/2006/math" xmlns:v="urn:schemas-microsoft-com:vml" xmlns:wp14="http://schemas.microsoft.com/office/word/2010/wordprocessingDrawing" xmlns:wp="http://schemas.openxmlformats.org/drawingml/2006/wordprocessingDrawing" xmlns:w="http://schemas.openxmlformats.org/wordprocessingml/2006/main" xmlns:w14="http://schemas.microsoft.com/office/word/2010/wordml" xmlns:w10="urn:schemas-microsoft-com:office:word" xmlns:w15="http://schemas.microsoft.com/office/word/2012/wordml" xmlns:wpg="http://schemas.microsoft.com/office/word/2010/wordprocessingGroup" xmlns:wpi="http://schemas.microsoft.com/office/word/2010/wordprocessingInk" xmlns:wne="http://schemas.microsoft.com/office/word/2006/wordml" xmlns:wps="http://schemas.microsoft.com/office/word/2010/wordprocessingShape" xmlns:wpsCustomData="http://www.wps.cn/officeDocument/2013/wpsCustomData" mc:Ignorable="w14 w15 wp14">
   <w:body>
     <w:p>
       <w:pPr>
-        <w:pStyle w:val="style1"/>
+        <w:pStyle w:val="2"/>
         <w:ind w:left="0" w:firstLine="0"/>
         <w:rPr>
-          <w:rFonts w:ascii="宋体" w:cs="宋体" w:eastAsia="宋体" w:hAnsi="宋体"/>
-        </w:rPr>
-      </w:pPr>
-      <w:r>
-        <w:rPr>
-          <w:rFonts w:ascii="宋体" w:cs="宋体" w:eastAsia="宋体" w:hAnsi="宋体" w:hint="eastAsia"/>
+          <w:rFonts w:ascii="宋体" w:hAnsi="宋体" w:eastAsia="宋体" w:cs="宋体"/>
+        </w:rPr>
+      </w:pPr>
+      <w:r>
+        <w:rPr>
+          <w:rFonts w:hint="eastAsia" w:ascii="宋体" w:hAnsi="宋体" w:eastAsia="宋体" w:cs="宋体"/>
         </w:rPr>
         <w:t>第1章 入门基础与实验环境</w:t>
       </w:r>
     </w:p>
     <w:p>
       <w:pPr>
-        <w:pStyle w:val="style2"/>
+        <w:pStyle w:val="3"/>
         <w:ind w:left="0" w:firstLine="0"/>
-        <w:rPr/>
       </w:pPr>
       <w:r>
         <w:t>实验</w:t>
@@ -38,9 +37,8 @@
     </w:p>
     <w:p>
       <w:pPr>
-        <w:pStyle w:val="style3"/>
+        <w:pStyle w:val="4"/>
         <w:ind w:left="0" w:leftChars="0" w:firstLine="0" w:firstLineChars="0"/>
-        <w:rPr/>
       </w:pPr>
       <w:r>
         <w:rPr>
@@ -49,14 +47,22 @@
         <w:t>2</w:t>
       </w:r>
       <w:r>
-        <w:t>.1 问题的提出</w:t>
-      </w:r>
-    </w:p>
-    <w:p>
-      <w:pPr>
-        <w:pStyle w:val="style0"/>
+        <w:t>.</w:t>
+      </w:r>
+      <w:r>
+        <w:rPr>
+          <w:rFonts w:hint="eastAsia"/>
+          <w:lang w:val="en-US" w:eastAsia="zh-CN"/>
+        </w:rPr>
+        <w:t>0</w:t>
+      </w:r>
+      <w:r>
+        <w:t xml:space="preserve"> 问题的提出</w:t>
+      </w:r>
+    </w:p>
+    <w:p>
+      <w:pPr>
         <w:ind w:left="0" w:firstLine="540" w:firstLineChars="225"/>
-        <w:rPr/>
       </w:pPr>
       <w:r>
         <w:t xml:space="preserve"> </w:t>
@@ -70,8 +76,7 @@
     </w:p>
     <w:p>
       <w:pPr>
-        <w:pStyle w:val="style0"/>
-        <w:widowControl w:val="false"/>
+        <w:widowControl w:val="0"/>
         <w:numPr>
           <w:ilvl w:val="1"/>
           <w:numId w:val="1"/>
@@ -79,10 +84,9 @@
         <w:tabs>
           <w:tab w:val="clear" w:pos="1380"/>
         </w:tabs>
-        <w:spacing w:after="0" w:lineRule="auto" w:line="360"/>
+        <w:spacing w:after="0" w:line="360" w:lineRule="auto"/>
         <w:ind w:left="900"/>
         <w:jc w:val="both"/>
-        <w:rPr/>
       </w:pPr>
       <w:r>
         <w:rPr>
@@ -93,8 +97,7 @@
     </w:p>
     <w:p>
       <w:pPr>
-        <w:pStyle w:val="style0"/>
-        <w:widowControl w:val="false"/>
+        <w:widowControl w:val="0"/>
         <w:numPr>
           <w:ilvl w:val="1"/>
           <w:numId w:val="1"/>
@@ -102,10 +105,9 @@
         <w:tabs>
           <w:tab w:val="clear" w:pos="1380"/>
         </w:tabs>
-        <w:spacing w:after="0" w:lineRule="auto" w:line="360"/>
+        <w:spacing w:after="0" w:line="360" w:lineRule="auto"/>
         <w:ind w:left="900"/>
         <w:jc w:val="both"/>
-        <w:rPr/>
       </w:pPr>
       <w:r>
         <w:rPr>
@@ -116,8 +118,7 @@
     </w:p>
     <w:p>
       <w:pPr>
-        <w:pStyle w:val="style0"/>
-        <w:widowControl w:val="false"/>
+        <w:widowControl w:val="0"/>
         <w:numPr>
           <w:ilvl w:val="1"/>
           <w:numId w:val="1"/>
@@ -125,10 +126,9 @@
         <w:tabs>
           <w:tab w:val="clear" w:pos="1380"/>
         </w:tabs>
-        <w:spacing w:after="0" w:lineRule="auto" w:line="360"/>
+        <w:spacing w:after="0" w:line="360" w:lineRule="auto"/>
         <w:ind w:left="900"/>
         <w:jc w:val="both"/>
-        <w:rPr/>
       </w:pPr>
       <w:r>
         <w:rPr>
@@ -139,9 +139,8 @@
     </w:p>
     <w:p>
       <w:pPr>
-        <w:pStyle w:val="style3"/>
+        <w:pStyle w:val="4"/>
         <w:ind w:left="0" w:leftChars="0" w:firstLine="0" w:firstLineChars="0"/>
-        <w:rPr/>
       </w:pPr>
       <w:r>
         <w:rPr>
@@ -150,11 +149,18 @@
         <w:t>2</w:t>
       </w:r>
       <w:r>
-        <w:t>.2</w:t>
-      </w:r>
-      <w:r>
-        <w:rPr>
-          <w:rFonts w:ascii="Arial" w:cs="Arial" w:eastAsia="Arial" w:hAnsi="Arial"/>
+        <w:t>.</w:t>
+      </w:r>
+      <w:r>
+        <w:rPr>
+          <w:rFonts w:hint="eastAsia"/>
+          <w:lang w:val="en-US" w:eastAsia="zh-CN"/>
+        </w:rPr>
+        <w:t>1</w:t>
+      </w:r>
+      <w:r>
+        <w:rPr>
+          <w:rFonts w:ascii="Arial" w:hAnsi="Arial" w:eastAsia="Arial" w:cs="Arial"/>
         </w:rPr>
         <w:t xml:space="preserve"> </w:t>
       </w:r>
@@ -164,14 +170,20 @@
     </w:p>
     <w:p>
       <w:pPr>
-        <w:pStyle w:val="style4"/>
-        <w:rPr/>
-      </w:pPr>
-      <w:r>
-        <w:rPr>
-          <w:rFonts w:hint="eastAsia"/>
-        </w:rPr>
-        <w:t>2.2</w:t>
+        <w:pStyle w:val="5"/>
+      </w:pPr>
+      <w:r>
+        <w:rPr>
+          <w:rFonts w:hint="eastAsia"/>
+        </w:rPr>
+        <w:t>2.</w:t>
+      </w:r>
+      <w:r>
+        <w:rPr>
+          <w:rFonts w:hint="eastAsia"/>
+          <w:lang w:val="en-US" w:eastAsia="zh-CN"/>
+        </w:rPr>
+        <w:t>1</w:t>
       </w:r>
       <w:r>
         <w:t xml:space="preserve">.1. 实验内容    </w:t>
@@ -179,9 +191,7 @@
     </w:p>
     <w:p>
       <w:pPr>
-        <w:pStyle w:val="style0"/>
         <w:ind w:left="480"/>
-        <w:rPr/>
       </w:pPr>
       <w:r>
         <w:rPr>
@@ -206,9 +216,7 @@
     </w:p>
     <w:p>
       <w:pPr>
-        <w:pStyle w:val="style0"/>
         <w:ind w:left="480"/>
-        <w:rPr/>
       </w:pPr>
       <w:r>
         <w:rPr>
@@ -219,9 +227,7 @@
     </w:p>
     <w:p>
       <w:pPr>
-        <w:pStyle w:val="style0"/>
-        <w:ind w:left="504"/>
-        <w:rPr/>
+        <w:ind w:left="504"/>
       </w:pPr>
       <w:r>
         <w:t xml:space="preserve">   </w:t>
@@ -229,14 +235,20 @@
     </w:p>
     <w:p>
       <w:pPr>
-        <w:pStyle w:val="style4"/>
-        <w:rPr/>
-      </w:pPr>
-      <w:r>
-        <w:rPr>
-          <w:rFonts w:hint="eastAsia"/>
-        </w:rPr>
-        <w:t>2.2</w:t>
+        <w:pStyle w:val="5"/>
+      </w:pPr>
+      <w:r>
+        <w:rPr>
+          <w:rFonts w:hint="eastAsia"/>
+        </w:rPr>
+        <w:t>2.</w:t>
+      </w:r>
+      <w:r>
+        <w:rPr>
+          <w:rFonts w:hint="eastAsia"/>
+          <w:lang w:val="en-US" w:eastAsia="zh-CN"/>
+        </w:rPr>
+        <w:t>1</w:t>
       </w:r>
       <w:r>
         <w:t xml:space="preserve">.2. 实验目的    </w:t>
@@ -244,17 +256,15 @@
     </w:p>
     <w:p>
       <w:pPr>
-        <w:pStyle w:val="style0"/>
-        <w:spacing w:after="483" w:lineRule="auto" w:line="436"/>
-        <w:ind w:left="504"/>
-        <w:rPr/>
+        <w:spacing w:after="483" w:line="436" w:lineRule="auto"/>
+        <w:ind w:left="504"/>
       </w:pPr>
       <w:r>
         <w:t xml:space="preserve">掌握使用网线直接连接两台 </w:t>
       </w:r>
       <w:r>
         <w:rPr>
-          <w:rFonts w:ascii="Lucida Sans" w:cs="Lucida Sans" w:eastAsia="Lucida Sans" w:hAnsi="Lucida Sans"/>
+          <w:rFonts w:ascii="Lucida Sans" w:hAnsi="Lucida Sans" w:eastAsia="Lucida Sans" w:cs="Lucida Sans"/>
         </w:rPr>
         <w:t xml:space="preserve">PC </w:t>
       </w:r>
@@ -263,7 +273,7 @@
       </w:r>
       <w:r>
         <w:rPr>
-          <w:rFonts w:ascii="Lucida Sans" w:cs="Lucida Sans" w:eastAsia="Lucida Sans" w:hAnsi="Lucida Sans"/>
+          <w:rFonts w:ascii="Lucida Sans" w:hAnsi="Lucida Sans" w:eastAsia="Lucida Sans" w:cs="Lucida Sans"/>
         </w:rPr>
         <w:t xml:space="preserve">PC </w:t>
       </w:r>
@@ -272,7 +282,7 @@
       </w:r>
       <w:r>
         <w:rPr>
-          <w:rFonts w:ascii="Lucida Sans" w:cs="Lucida Sans" w:eastAsia="Lucida Sans" w:hAnsi="Lucida Sans"/>
+          <w:rFonts w:ascii="Lucida Sans" w:hAnsi="Lucida Sans" w:eastAsia="Lucida Sans" w:cs="Lucida Sans"/>
         </w:rPr>
         <w:t xml:space="preserve">PC </w:t>
       </w:r>
@@ -281,7 +291,7 @@
       </w:r>
       <w:r>
         <w:rPr>
-          <w:rFonts w:ascii="Lucida Sans" w:cs="Lucida Sans" w:eastAsia="Lucida Sans" w:hAnsi="Lucida Sans"/>
+          <w:rFonts w:ascii="Lucida Sans" w:hAnsi="Lucida Sans" w:eastAsia="Lucida Sans" w:cs="Lucida Sans"/>
         </w:rPr>
         <w:t xml:space="preserve"> </w:t>
       </w:r>
@@ -291,14 +301,20 @@
     </w:p>
     <w:p>
       <w:pPr>
-        <w:pStyle w:val="style4"/>
-        <w:rPr/>
-      </w:pPr>
-      <w:r>
-        <w:rPr>
-          <w:rFonts w:hint="eastAsia"/>
-        </w:rPr>
-        <w:t>2.2</w:t>
+        <w:pStyle w:val="5"/>
+      </w:pPr>
+      <w:r>
+        <w:rPr>
+          <w:rFonts w:hint="eastAsia"/>
+        </w:rPr>
+        <w:t>2.</w:t>
+      </w:r>
+      <w:r>
+        <w:rPr>
+          <w:rFonts w:hint="eastAsia"/>
+          <w:lang w:val="en-US" w:eastAsia="zh-CN"/>
+        </w:rPr>
+        <w:t>1</w:t>
       </w:r>
       <w:r>
         <w:t xml:space="preserve">.3. 实验拓扑图    </w:t>
@@ -306,42 +322,42 @@
     </w:p>
     <w:p>
       <w:pPr>
-        <w:pStyle w:val="style0"/>
-        <w:spacing w:after="753" w:lineRule="auto" w:line="257"/>
+        <w:spacing w:after="753" w:line="257" w:lineRule="auto"/>
         <w:ind w:left="9" w:right="1373" w:hanging="9"/>
         <w:jc w:val="center"/>
-        <w:rPr/>
       </w:pPr>
       <w:r>
         <w:rPr>
           <w:rFonts w:hint="eastAsia"/>
         </w:rPr>
         <w:drawing>
-          <wp:inline distL="0" distT="0" distB="0" distR="0">
+          <wp:inline distT="0" distB="0" distL="0" distR="0">
             <wp:extent cx="5266055" cy="1965960"/>
             <wp:effectExtent l="0" t="0" r="0" b="0"/>
             <wp:docPr id="1026" name="图片 2"/>
-            <wp:cNvGraphicFramePr>
-              <a:graphicFrameLocks xmlns:a="http://schemas.openxmlformats.org/drawingml/2006/main" noChangeAspect="false" noSelect="false" noResize="false" noGrp="false"/>
-            </wp:cNvGraphicFramePr>
+            <wp:cNvGraphicFramePr/>
             <a:graphic xmlns:a="http://schemas.openxmlformats.org/drawingml/2006/main">
               <a:graphicData uri="http://schemas.openxmlformats.org/drawingml/2006/picture">
                 <pic:pic xmlns:pic="http://schemas.openxmlformats.org/drawingml/2006/picture">
                   <pic:nvPicPr>
-                    <pic:cNvPr id="0" name="图片 2"/>
+                    <pic:cNvPr id="1026" name="图片 2"/>
                     <pic:cNvPicPr/>
                   </pic:nvPicPr>
                   <pic:blipFill>
-                    <a:blip r:embed="rId2" cstate="print"/>
-                    <a:srcRect l="0" t="50241" r="0" b="0"/>
-                    <a:stretch/>
+                    <a:blip r:embed="rId9" cstate="print"/>
+                    <a:srcRect t="50241"/>
+                    <a:stretch>
+                      <a:fillRect/>
+                    </a:stretch>
                   </pic:blipFill>
                   <pic:spPr>
-                    <a:xfrm rot="0">
+                    <a:xfrm>
                       <a:off x="0" y="0"/>
                       <a:ext cx="5266055" cy="1965960"/>
                     </a:xfrm>
-                    <a:prstGeom prst="rect"/>
+                    <a:prstGeom prst="rect">
+                      <a:avLst/>
+                    </a:prstGeom>
                     <a:ln>
                       <a:noFill/>
                     </a:ln>
@@ -355,9 +371,7 @@
     </w:p>
     <w:p>
       <w:pPr>
-        <w:pStyle w:val="style0"/>
         <w:ind w:left="480"/>
-        <w:rPr/>
       </w:pPr>
       <w:r>
         <w:rPr>
@@ -368,14 +382,20 @@
     </w:p>
     <w:p>
       <w:pPr>
-        <w:pStyle w:val="style4"/>
-        <w:rPr/>
-      </w:pPr>
-      <w:r>
-        <w:rPr>
-          <w:rFonts w:hint="eastAsia"/>
-        </w:rPr>
-        <w:t>2.2</w:t>
+        <w:pStyle w:val="5"/>
+      </w:pPr>
+      <w:r>
+        <w:rPr>
+          <w:rFonts w:hint="eastAsia"/>
+        </w:rPr>
+        <w:t>2.</w:t>
+      </w:r>
+      <w:r>
+        <w:rPr>
+          <w:rFonts w:hint="eastAsia"/>
+          <w:lang w:val="en-US" w:eastAsia="zh-CN"/>
+        </w:rPr>
+        <w:t>1</w:t>
       </w:r>
       <w:r>
         <w:t xml:space="preserve">.4. 实验设备    </w:t>
@@ -383,7 +403,6 @@
     </w:p>
     <w:p>
       <w:pPr>
-        <w:pStyle w:val="style0"/>
         <w:spacing w:after="714"/>
         <w:ind w:left="504"/>
         <w:rPr>
@@ -392,7 +411,7 @@
       </w:pPr>
       <w:r>
         <w:rPr>
-          <w:rFonts w:ascii="Lucida Sans" w:cs="Lucida Sans" w:eastAsia="Lucida Sans" w:hAnsi="Lucida Sans"/>
+          <w:rFonts w:ascii="Lucida Sans" w:hAnsi="Lucida Sans" w:eastAsia="Lucida Sans" w:cs="Lucida Sans"/>
         </w:rPr>
         <w:t xml:space="preserve">PC </w:t>
       </w:r>
@@ -410,7 +429,7 @@
       </w:r>
       <w:r>
         <w:rPr>
-          <w:rFonts w:ascii="Lucida Sans" w:cs="Lucida Sans" w:eastAsia="Lucida Sans" w:hAnsi="Lucida Sans"/>
+          <w:rFonts w:ascii="Lucida Sans" w:hAnsi="Lucida Sans" w:eastAsia="Lucida Sans" w:cs="Lucida Sans"/>
         </w:rPr>
         <w:t xml:space="preserve">1 </w:t>
       </w:r>
@@ -420,86 +439,30 @@
     </w:p>
     <w:p>
       <w:pPr>
-        <w:pStyle w:val="style0"/>
         <w:spacing w:after="714"/>
         <w:ind w:left="504"/>
-        <w:rPr/>
       </w:pPr>
       <w:ins w:id="1" w:author="王燚" w:date="2025-03-05T17:49:00Z">
         <w:r>
           <w:rPr>
-            <w:rFonts w:eastAsia="Lucida Sans" w:hint="eastAsia"/>
+            <w:rFonts w:hint="eastAsia" w:eastAsia="Lucida Sans"/>
             <w:color w:val="auto"/>
           </w:rPr>
-          <w:t>(</w:t>
-        </w:r>
-      </w:ins>
-      <w:ins w:id="2" w:author="王燚" w:date="2025-03-05T17:49:00Z">
+          <w:t>(注意</w:t>
+        </w:r>
+      </w:ins>
+      <w:ins w:id="2" w:author="王燚" w:date="2025-03-05T17:50:00Z">
         <w:r>
           <w:rPr>
-            <w:rFonts w:eastAsia="Lucida Sans" w:hint="eastAsia"/>
+            <w:rFonts w:hint="eastAsia" w:eastAsia="Lucida Sans"/>
             <w:color w:val="auto"/>
           </w:rPr>
-          <w:t>注意</w:t>
-        </w:r>
-      </w:ins>
-      <w:ins w:id="3" w:author="王燚" w:date="2025-03-05T17:50:00Z">
-        <w:r>
-          <w:rPr>
-            <w:rFonts w:eastAsia="Lucida Sans" w:hint="eastAsia"/>
-            <w:color w:val="auto"/>
-          </w:rPr>
-          <w:t>本实验</w:t>
-        </w:r>
-      </w:ins>
-      <w:ins w:id="4" w:author="王燚" w:date="2025-03-05T17:50:00Z">
-        <w:r>
-          <w:rPr>
-            <w:rFonts w:eastAsia="Lucida Sans" w:hint="eastAsia"/>
-            <w:color w:val="auto"/>
-          </w:rPr>
-          <w:t>仅需</w:t>
-        </w:r>
-      </w:ins>
-      <w:ins w:id="5" w:author="王燚" w:date="2025-03-05T17:50:00Z">
-        <w:r>
-          <w:rPr>
-            <w:rFonts w:eastAsia="Lucida Sans" w:hint="eastAsia"/>
-            <w:color w:val="auto"/>
-          </w:rPr>
-          <w:t>连接</w:t>
-        </w:r>
-      </w:ins>
-      <w:ins w:id="6" w:author="王燚" w:date="2025-03-05T17:50:00Z">
-        <w:r>
-          <w:rPr>
-            <w:rFonts w:eastAsia="Lucida Sans" w:hint="eastAsia"/>
-            <w:color w:val="auto"/>
-          </w:rPr>
-          <w:t>以太网口</w:t>
-        </w:r>
-      </w:ins>
-      <w:ins w:id="7" w:author="王燚" w:date="2025-03-05T17:50:00Z">
-        <w:r>
-          <w:rPr>
-            <w:rFonts w:eastAsia="Lucida Sans" w:hint="eastAsia"/>
-            <w:color w:val="auto"/>
-          </w:rPr>
-          <w:t>即可</w:t>
-        </w:r>
-      </w:ins>
-      <w:ins w:id="8" w:author="王燚" w:date="2025-03-05T17:50:00Z">
-        <w:r>
-          <w:rPr>
-            <w:rFonts w:eastAsia="Lucida Sans" w:hint="eastAsia"/>
-            <w:color w:val="auto"/>
-          </w:rPr>
-          <w:t>）</w:t>
-        </w:r>
-      </w:ins>
-      <w:r>
-        <w:rPr>
-          <w:rFonts w:ascii="Lucida Sans" w:cs="Lucida Sans" w:eastAsia="Lucida Sans" w:hAnsi="Lucida Sans"/>
+          <w:t>本实验仅需连接以太网口即可）</w:t>
+        </w:r>
+      </w:ins>
+      <w:r>
+        <w:rPr>
+          <w:rFonts w:ascii="Lucida Sans" w:hAnsi="Lucida Sans" w:eastAsia="Lucida Sans" w:cs="Lucida Sans"/>
           <w:color w:val="auto"/>
         </w:rPr>
         <w:t xml:space="preserve"> </w:t>
@@ -516,14 +479,20 @@
     </w:p>
     <w:p>
       <w:pPr>
-        <w:pStyle w:val="style4"/>
-        <w:rPr/>
-      </w:pPr>
-      <w:r>
-        <w:rPr>
-          <w:rFonts w:hint="eastAsia"/>
-        </w:rPr>
-        <w:t>2.2</w:t>
+        <w:pStyle w:val="5"/>
+      </w:pPr>
+      <w:r>
+        <w:rPr>
+          <w:rFonts w:hint="eastAsia"/>
+        </w:rPr>
+        <w:t>2.</w:t>
+      </w:r>
+      <w:r>
+        <w:rPr>
+          <w:rFonts w:hint="eastAsia"/>
+          <w:lang w:val="en-US" w:eastAsia="zh-CN"/>
+        </w:rPr>
+        <w:t>1</w:t>
       </w:r>
       <w:r>
         <w:t xml:space="preserve">.5. 实验步骤    </w:t>
@@ -531,9 +500,7 @@
     </w:p>
     <w:p>
       <w:pPr>
-        <w:pStyle w:val="style0"/>
         <w:ind w:left="24"/>
-        <w:rPr/>
       </w:pPr>
       <w:r>
         <w:t xml:space="preserve">步骤一： </w:t>
@@ -541,16 +508,14 @@
     </w:p>
     <w:p>
       <w:pPr>
-        <w:pStyle w:val="style0"/>
-        <w:ind w:left="504"/>
-        <w:rPr/>
+        <w:ind w:left="504"/>
       </w:pPr>
       <w:r>
         <w:t xml:space="preserve">连接两台 </w:t>
       </w:r>
       <w:r>
         <w:rPr>
-          <w:rFonts w:ascii="Lucida Sans" w:cs="Lucida Sans" w:eastAsia="Lucida Sans" w:hAnsi="Lucida Sans"/>
+          <w:rFonts w:ascii="Lucida Sans" w:hAnsi="Lucida Sans" w:eastAsia="Lucida Sans" w:cs="Lucida Sans"/>
         </w:rPr>
         <w:t>PC</w:t>
       </w:r>
@@ -568,7 +533,7 @@
       </w:r>
       <w:r>
         <w:rPr>
-          <w:rFonts w:ascii="Lucida Sans" w:cs="Lucida Sans" w:eastAsia="Lucida Sans" w:hAnsi="Lucida Sans"/>
+          <w:rFonts w:ascii="Lucida Sans" w:hAnsi="Lucida Sans" w:eastAsia="Lucida Sans" w:cs="Lucida Sans"/>
         </w:rPr>
         <w:t xml:space="preserve">PC </w:t>
       </w:r>
@@ -577,7 +542,7 @@
       </w:r>
       <w:r>
         <w:rPr>
-          <w:rFonts w:ascii="Lucida Sans" w:cs="Lucida Sans" w:eastAsia="Lucida Sans" w:hAnsi="Lucida Sans"/>
+          <w:rFonts w:ascii="Lucida Sans" w:hAnsi="Lucida Sans" w:eastAsia="Lucida Sans" w:cs="Lucida Sans"/>
         </w:rPr>
         <w:t xml:space="preserve">B </w:t>
       </w:r>
@@ -587,16 +552,14 @@
     </w:p>
     <w:p>
       <w:pPr>
-        <w:pStyle w:val="style0"/>
-        <w:ind w:left="504"/>
-        <w:rPr/>
+        <w:ind w:left="504"/>
       </w:pPr>
       <w:r>
         <w:t xml:space="preserve">连接两台 </w:t>
       </w:r>
       <w:r>
         <w:rPr>
-          <w:rFonts w:ascii="Lucida Sans" w:cs="Lucida Sans" w:eastAsia="Lucida Sans" w:hAnsi="Lucida Sans"/>
+          <w:rFonts w:ascii="Lucida Sans" w:hAnsi="Lucida Sans" w:eastAsia="Lucida Sans" w:cs="Lucida Sans"/>
         </w:rPr>
         <w:t>PC</w:t>
       </w:r>
@@ -605,7 +568,7 @@
       </w:r>
       <w:r>
         <w:rPr>
-          <w:rFonts w:ascii="Lucida Sans" w:cs="Lucida Sans" w:eastAsia="Lucida Sans" w:hAnsi="Lucida Sans"/>
+          <w:rFonts w:ascii="Lucida Sans" w:hAnsi="Lucida Sans" w:eastAsia="Lucida Sans" w:cs="Lucida Sans"/>
         </w:rPr>
         <w:t xml:space="preserve"> </w:t>
       </w:r>
@@ -615,9 +578,7 @@
     </w:p>
     <w:p>
       <w:pPr>
-        <w:pStyle w:val="style0"/>
         <w:ind w:left="24"/>
-        <w:rPr/>
       </w:pPr>
       <w:r>
         <w:t xml:space="preserve">步骤二： </w:t>
@@ -625,16 +586,14 @@
     </w:p>
     <w:p>
       <w:pPr>
-        <w:pStyle w:val="style0"/>
-        <w:ind w:left="504"/>
-        <w:rPr/>
+        <w:ind w:left="504"/>
       </w:pPr>
       <w:r>
         <w:t xml:space="preserve">设置网络协议。这里有两种方式，可以使用 </w:t>
       </w:r>
       <w:r>
         <w:rPr>
-          <w:rFonts w:ascii="Lucida Sans" w:cs="Lucida Sans" w:eastAsia="Lucida Sans" w:hAnsi="Lucida Sans"/>
+          <w:rFonts w:ascii="Lucida Sans" w:hAnsi="Lucida Sans" w:eastAsia="Lucida Sans" w:cs="Lucida Sans"/>
         </w:rPr>
         <w:t xml:space="preserve">TCP/IP </w:t>
       </w:r>
@@ -643,21 +602,19 @@
       </w:r>
       <w:r>
         <w:rPr>
-          <w:rFonts w:ascii="Lucida Sans" w:cs="Lucida Sans" w:eastAsia="Lucida Sans" w:hAnsi="Lucida Sans"/>
+          <w:rFonts w:ascii="Lucida Sans" w:hAnsi="Lucida Sans" w:eastAsia="Lucida Sans" w:cs="Lucida Sans"/>
         </w:rPr>
         <w:t xml:space="preserve">NWLink </w:t>
       </w:r>
     </w:p>
     <w:p>
       <w:pPr>
-        <w:pStyle w:val="style0"/>
-        <w:spacing w:after="235" w:lineRule="auto" w:line="444"/>
+        <w:spacing w:after="235" w:line="444" w:lineRule="auto"/>
         <w:ind w:left="499" w:right="1025"/>
-        <w:rPr/>
-      </w:pPr>
-      <w:r>
-        <w:rPr>
-          <w:rFonts w:ascii="Lucida Sans" w:cs="Lucida Sans" w:eastAsia="Lucida Sans" w:hAnsi="Lucida Sans"/>
+      </w:pPr>
+      <w:r>
+        <w:rPr>
+          <w:rFonts w:ascii="Lucida Sans" w:hAnsi="Lucida Sans" w:eastAsia="Lucida Sans" w:cs="Lucida Sans"/>
         </w:rPr>
         <w:t xml:space="preserve">NetBIOS </w:t>
       </w:r>
@@ -666,7 +623,7 @@
       </w:r>
       <w:r>
         <w:rPr>
-          <w:rFonts w:ascii="Lucida Sans" w:cs="Lucida Sans" w:eastAsia="Lucida Sans" w:hAnsi="Lucida Sans"/>
+          <w:rFonts w:ascii="Lucida Sans" w:hAnsi="Lucida Sans" w:eastAsia="Lucida Sans" w:cs="Lucida Sans"/>
         </w:rPr>
         <w:t xml:space="preserve">TCP/IP </w:t>
       </w:r>
@@ -675,7 +632,7 @@
       </w:r>
       <w:r>
         <w:rPr>
-          <w:rFonts w:ascii="Lucida Sans" w:cs="Lucida Sans" w:eastAsia="Lucida Sans" w:hAnsi="Lucida Sans"/>
+          <w:rFonts w:ascii="Lucida Sans" w:hAnsi="Lucida Sans" w:eastAsia="Lucida Sans" w:cs="Lucida Sans"/>
         </w:rPr>
         <w:t xml:space="preserve">PCa </w:t>
       </w:r>
@@ -684,7 +641,7 @@
       </w:r>
       <w:r>
         <w:rPr>
-          <w:rFonts w:ascii="Lucida Sans" w:cs="Lucida Sans" w:eastAsia="Lucida Sans" w:hAnsi="Lucida Sans"/>
+          <w:rFonts w:ascii="Lucida Sans" w:hAnsi="Lucida Sans" w:eastAsia="Lucida Sans" w:cs="Lucida Sans"/>
         </w:rPr>
         <w:t xml:space="preserve">IP </w:t>
       </w:r>
@@ -693,7 +650,7 @@
       </w:r>
       <w:r>
         <w:rPr>
-          <w:rFonts w:ascii="Lucida Sans" w:cs="Lucida Sans" w:eastAsia="Lucida Sans" w:hAnsi="Lucida Sans"/>
+          <w:rFonts w:ascii="Lucida Sans" w:hAnsi="Lucida Sans" w:eastAsia="Lucida Sans" w:cs="Lucida Sans"/>
         </w:rPr>
         <w:t>192.168.0.100</w:t>
       </w:r>
@@ -702,7 +659,7 @@
       </w:r>
       <w:r>
         <w:rPr>
-          <w:rFonts w:ascii="Lucida Sans" w:cs="Lucida Sans" w:eastAsia="Lucida Sans" w:hAnsi="Lucida Sans"/>
+          <w:rFonts w:ascii="Lucida Sans" w:hAnsi="Lucida Sans" w:eastAsia="Lucida Sans" w:cs="Lucida Sans"/>
         </w:rPr>
         <w:t>255.255.255.0</w:t>
       </w:r>
@@ -711,7 +668,7 @@
       </w:r>
       <w:r>
         <w:rPr>
-          <w:rFonts w:ascii="Lucida Sans" w:cs="Lucida Sans" w:eastAsia="Lucida Sans" w:hAnsi="Lucida Sans"/>
+          <w:rFonts w:ascii="Lucida Sans" w:hAnsi="Lucida Sans" w:eastAsia="Lucida Sans" w:cs="Lucida Sans"/>
         </w:rPr>
         <w:t xml:space="preserve">PCb </w:t>
       </w:r>
@@ -720,7 +677,7 @@
       </w:r>
       <w:r>
         <w:rPr>
-          <w:rFonts w:ascii="Lucida Sans" w:cs="Lucida Sans" w:eastAsia="Lucida Sans" w:hAnsi="Lucida Sans"/>
+          <w:rFonts w:ascii="Lucida Sans" w:hAnsi="Lucida Sans" w:eastAsia="Lucida Sans" w:cs="Lucida Sans"/>
         </w:rPr>
         <w:t xml:space="preserve">IP </w:t>
       </w:r>
@@ -729,7 +686,7 @@
       </w:r>
       <w:r>
         <w:rPr>
-          <w:rFonts w:ascii="Lucida Sans" w:cs="Lucida Sans" w:eastAsia="Lucida Sans" w:hAnsi="Lucida Sans"/>
+          <w:rFonts w:ascii="Lucida Sans" w:hAnsi="Lucida Sans" w:eastAsia="Lucida Sans" w:cs="Lucida Sans"/>
         </w:rPr>
         <w:t>192.168.0.101</w:t>
       </w:r>
@@ -738,7 +695,7 @@
       </w:r>
       <w:r>
         <w:rPr>
-          <w:rFonts w:ascii="Lucida Sans" w:cs="Lucida Sans" w:eastAsia="Lucida Sans" w:hAnsi="Lucida Sans"/>
+          <w:rFonts w:ascii="Lucida Sans" w:hAnsi="Lucida Sans" w:eastAsia="Lucida Sans" w:cs="Lucida Sans"/>
         </w:rPr>
         <w:t>255.255.255.0</w:t>
       </w:r>
@@ -747,7 +704,7 @@
       </w:r>
       <w:r>
         <w:rPr>
-          <w:rFonts w:ascii="Lucida Sans" w:cs="Lucida Sans" w:eastAsia="Lucida Sans" w:hAnsi="Lucida Sans"/>
+          <w:rFonts w:ascii="Lucida Sans" w:hAnsi="Lucida Sans" w:eastAsia="Lucida Sans" w:cs="Lucida Sans"/>
         </w:rPr>
         <w:t xml:space="preserve">TCP/IP </w:t>
       </w:r>
@@ -756,7 +713,7 @@
       </w:r>
       <w:r>
         <w:rPr>
-          <w:rFonts w:ascii="Lucida Sans" w:cs="Lucida Sans" w:eastAsia="Lucida Sans" w:hAnsi="Lucida Sans"/>
+          <w:rFonts w:ascii="Lucida Sans" w:hAnsi="Lucida Sans" w:eastAsia="Lucida Sans" w:cs="Lucida Sans"/>
         </w:rPr>
         <w:t xml:space="preserve">NWLink NetBIOS </w:t>
       </w:r>
@@ -765,7 +722,7 @@
       </w:r>
       <w:r>
         <w:rPr>
-          <w:rFonts w:ascii="Lucida Sans" w:cs="Lucida Sans" w:eastAsia="Lucida Sans" w:hAnsi="Lucida Sans"/>
+          <w:rFonts w:ascii="Lucida Sans" w:hAnsi="Lucida Sans" w:eastAsia="Lucida Sans" w:cs="Lucida Sans"/>
         </w:rPr>
         <w:t xml:space="preserve"> </w:t>
       </w:r>
@@ -775,8 +732,7 @@
     </w:p>
     <w:p>
       <w:pPr>
-        <w:pStyle w:val="style0"/>
-        <w:spacing w:after="235" w:lineRule="auto" w:line="444"/>
+        <w:spacing w:after="235" w:line="444" w:lineRule="auto"/>
         <w:ind w:left="499" w:right="1025"/>
         <w:rPr>
           <w:rFonts w:hint="eastAsia"/>
@@ -791,16 +747,14 @@
     </w:p>
     <w:p>
       <w:pPr>
-        <w:pStyle w:val="style0"/>
         <w:ind w:left="53"/>
-        <w:rPr/>
       </w:pPr>
       <w:r>
         <w:t>步骤三：</w:t>
       </w:r>
       <w:r>
         <w:rPr>
-          <w:rFonts w:ascii="Lucida Sans" w:cs="Lucida Sans" w:eastAsia="Lucida Sans" w:hAnsi="Lucida Sans"/>
+          <w:rFonts w:ascii="Lucida Sans" w:hAnsi="Lucida Sans" w:eastAsia="Lucida Sans" w:cs="Lucida Sans"/>
         </w:rPr>
         <w:t xml:space="preserve"> </w:t>
       </w:r>
@@ -810,7 +764,6 @@
     </w:p>
     <w:p>
       <w:pPr>
-        <w:pStyle w:val="style0"/>
         <w:numPr>
           <w:ilvl w:val="0"/>
           <w:numId w:val="2"/>
@@ -818,121 +771,40 @@
         <w:spacing w:after="21"/>
         <w:ind w:left="504"/>
         <w:rPr>
-          <w:rFonts w:eastAsia="宋体" w:hint="eastAsia"/>
-        </w:rPr>
-      </w:pPr>
-      <w:ins w:id="9" w:author="张何子争" w:date="2025-03-05T18:23:00Z">
+          <w:rFonts w:hint="eastAsia" w:eastAsia="宋体"/>
+        </w:rPr>
+      </w:pPr>
+      <w:ins w:id="3" w:author="张何子争" w:date="2025-03-05T18:23:00Z">
         <w:r>
           <w:rPr>
             <w:rFonts w:hint="eastAsia"/>
           </w:rPr>
-          <w:t>打开</w:t>
-        </w:r>
-      </w:ins>
-      <w:ins w:id="10" w:author="张何子争" w:date="2025-03-05T18:23:00Z">
+          <w:t>打开“服务”，界面，以下</w:t>
+        </w:r>
+      </w:ins>
+      <w:ins w:id="4" w:author="张何子争" w:date="2025-03-05T18:24:00Z">
         <w:r>
           <w:rPr>
             <w:rFonts w:hint="eastAsia"/>
           </w:rPr>
-          <w:t>“</w:t>
-        </w:r>
-      </w:ins>
-      <w:ins w:id="11" w:author="张何子争" w:date="2025-03-05T18:23:00Z">
-        <w:r>
-          <w:rPr>
-            <w:rFonts w:hint="eastAsia"/>
-          </w:rPr>
-          <w:t>服务</w:t>
-        </w:r>
-      </w:ins>
-      <w:ins w:id="12" w:author="张何子争" w:date="2025-03-05T18:23:00Z">
-        <w:r>
-          <w:rPr>
-            <w:rFonts w:hint="eastAsia"/>
-          </w:rPr>
-          <w:t>”</w:t>
-        </w:r>
-      </w:ins>
-      <w:ins w:id="13" w:author="张何子争" w:date="2025-03-05T18:23:00Z">
-        <w:r>
-          <w:rPr>
-            <w:rFonts w:hint="eastAsia"/>
-          </w:rPr>
-          <w:t>，</w:t>
-        </w:r>
-      </w:ins>
-      <w:ins w:id="14" w:author="张何子争" w:date="2025-03-05T18:23:00Z">
-        <w:r>
-          <w:rPr>
-            <w:rFonts w:hint="eastAsia"/>
-          </w:rPr>
-          <w:t>界面</w:t>
-        </w:r>
-      </w:ins>
-      <w:ins w:id="15" w:author="张何子争" w:date="2025-03-05T18:23:00Z">
-        <w:r>
-          <w:rPr>
-            <w:rFonts w:hint="eastAsia"/>
-          </w:rPr>
-          <w:t>，</w:t>
-        </w:r>
-      </w:ins>
-      <w:ins w:id="16" w:author="张何子争" w:date="2025-03-05T18:23:00Z">
-        <w:r>
-          <w:rPr>
-            <w:rFonts w:hint="eastAsia"/>
-          </w:rPr>
-          <w:t>以下</w:t>
-        </w:r>
-      </w:ins>
-      <w:ins w:id="17" w:author="张何子争" w:date="2025-03-05T18:24:00Z">
-        <w:r>
-          <w:rPr>
-            <w:rFonts w:hint="eastAsia"/>
-          </w:rPr>
-          <w:t>两种</w:t>
-        </w:r>
-      </w:ins>
-      <w:ins w:id="18" w:author="张何子争" w:date="2025-03-05T18:24:00Z">
-        <w:r>
-          <w:rPr>
-            <w:rFonts w:hint="eastAsia"/>
-          </w:rPr>
-          <w:t>方式</w:t>
-        </w:r>
-      </w:ins>
-      <w:ins w:id="19" w:author="张何子争" w:date="2025-03-05T18:24:00Z">
-        <w:r>
-          <w:rPr>
-            <w:rFonts w:hint="eastAsia"/>
-          </w:rPr>
-          <w:t>均可</w:t>
-        </w:r>
-      </w:ins>
-      <w:ins w:id="20" w:author="张何子争" w:date="2025-03-05T18:24:00Z">
-        <w:r>
-          <w:rPr>
-            <w:rFonts w:hint="eastAsia"/>
-          </w:rPr>
-          <w:t>：</w:t>
-        </w:r>
-      </w:ins>
-    </w:p>
-    <w:p>
-      <w:pPr>
-        <w:pStyle w:val="style0"/>
+          <w:t>两种方式均可：</w:t>
+        </w:r>
+      </w:ins>
+    </w:p>
+    <w:p>
+      <w:pPr>
         <w:spacing w:after="21"/>
         <w:ind w:left="504"/>
         <w:rPr>
-          <w:rFonts w:ascii="Arial" w:cs="Arial" w:eastAsia="Arial" w:hAnsi="Arial" w:hint="eastAsia"/>
-          <w:i w:val="false"/>
-          <w:iCs w:val="false"/>
-          <w:caps w:val="false"/>
-          <w:color w:val="4d4d4d"/>
+          <w:rFonts w:hint="eastAsia" w:ascii="Arial" w:hAnsi="Arial" w:eastAsia="Arial" w:cs="Arial"/>
+          <w:i w:val="0"/>
+          <w:iCs w:val="0"/>
+          <w:caps w:val="0"/>
+          <w:color w:val="4D4D4D"/>
           <w:spacing w:val="0"/>
           <w:sz w:val="24"/>
           <w:szCs w:val="24"/>
-          <w:shd w:val="clear" w:color="auto" w:fill="ffffff"/>
+          <w:shd w:val="clear" w:color="auto" w:fill="FFFFFF"/>
         </w:rPr>
       </w:pPr>
       <w:r>
@@ -943,89 +815,90 @@
       </w:r>
       <w:r>
         <w:rPr>
-          <w:rFonts w:ascii="Arial" w:cs="Arial" w:eastAsia="Arial" w:hAnsi="Arial"/>
-          <w:i w:val="false"/>
-          <w:iCs w:val="false"/>
-          <w:caps w:val="false"/>
-          <w:color w:val="4d4d4d"/>
+          <w:rFonts w:ascii="Arial" w:hAnsi="Arial" w:eastAsia="Arial" w:cs="Arial"/>
+          <w:i w:val="0"/>
+          <w:iCs w:val="0"/>
+          <w:caps w:val="0"/>
+          <w:color w:val="4D4D4D"/>
           <w:spacing w:val="0"/>
           <w:sz w:val="24"/>
           <w:szCs w:val="24"/>
-          <w:shd w:val="clear" w:color="auto" w:fill="ffffff"/>
+          <w:shd w:val="clear" w:color="auto" w:fill="FFFFFF"/>
         </w:rPr>
         <w:t>services.msc</w:t>
       </w:r>
       <w:r>
         <w:rPr>
-          <w:rFonts w:ascii="Arial" w:cs="Arial" w:eastAsia="Arial" w:hAnsi="Arial" w:hint="eastAsia"/>
-          <w:i w:val="false"/>
-          <w:iCs w:val="false"/>
-          <w:caps w:val="false"/>
-          <w:color w:val="4d4d4d"/>
+          <w:rFonts w:hint="eastAsia" w:ascii="Arial" w:hAnsi="Arial" w:eastAsia="Arial" w:cs="Arial"/>
+          <w:i w:val="0"/>
+          <w:iCs w:val="0"/>
+          <w:caps w:val="0"/>
+          <w:color w:val="4D4D4D"/>
           <w:spacing w:val="0"/>
           <w:sz w:val="24"/>
           <w:szCs w:val="24"/>
-          <w:shd w:val="clear" w:color="auto" w:fill="ffffff"/>
+          <w:shd w:val="clear" w:color="auto" w:fill="FFFFFF"/>
         </w:rPr>
         <w:t>，回车</w:t>
       </w:r>
     </w:p>
     <w:p>
       <w:pPr>
-        <w:pStyle w:val="style0"/>
         <w:spacing w:after="21"/>
         <w:ind w:left="504"/>
         <w:rPr>
-          <w:rFonts w:ascii="Arial" w:cs="Arial" w:eastAsia="Arial" w:hAnsi="Arial" w:hint="eastAsia"/>
-          <w:i w:val="false"/>
-          <w:iCs w:val="false"/>
-          <w:caps w:val="false"/>
-          <w:color w:val="4d4d4d"/>
+          <w:rFonts w:hint="eastAsia" w:ascii="Arial" w:hAnsi="Arial" w:eastAsia="Arial" w:cs="Arial"/>
+          <w:i w:val="0"/>
+          <w:iCs w:val="0"/>
+          <w:caps w:val="0"/>
+          <w:color w:val="4D4D4D"/>
           <w:spacing w:val="0"/>
           <w:sz w:val="24"/>
           <w:szCs w:val="24"/>
-          <w:shd w:val="clear" w:color="auto" w:fill="ffffff"/>
-        </w:rPr>
-      </w:pPr>
-      <w:ins w:id="21" w:author="刘远航" w:date="2025-03-05T22:50:00Z">
+          <w:shd w:val="clear" w:color="auto" w:fill="FFFFFF"/>
+        </w:rPr>
+      </w:pPr>
+      <w:ins w:id="5" w:author="刘远航" w:date="2025-03-05T22:50:00Z">
         <w:r>
           <w:rPr>
-            <w:rFonts w:ascii="Arial" w:cs="Arial" w:eastAsia="Arial" w:hAnsi="Arial" w:hint="eastAsia"/>
-            <w:i w:val="false"/>
-            <w:iCs w:val="false"/>
-            <w:caps w:val="false"/>
-            <w:color w:val="4d4d4d"/>
+            <w:rFonts w:hint="eastAsia" w:ascii="Arial" w:hAnsi="Arial" w:eastAsia="Arial" w:cs="Arial"/>
+            <w:i w:val="0"/>
+            <w:iCs w:val="0"/>
+            <w:caps w:val="0"/>
+            <w:color w:val="4D4D4D"/>
             <w:spacing w:val="0"/>
             <w:sz w:val="24"/>
             <w:szCs w:val="24"/>
-            <w:shd w:val="clear" w:color="auto" w:fill="ffffff"/>
+            <w:shd w:val="clear" w:color="auto" w:fill="FFFFFF"/>
           </w:rPr>
           <w:drawing>
-            <wp:inline distL="0" distT="0" distB="0" distR="0">
+            <wp:inline distT="0" distB="0" distL="0" distR="0">
               <wp:extent cx="4391025" cy="2232025"/>
               <wp:effectExtent l="0" t="0" r="9525" b="15875"/>
               <wp:docPr id="1027" name="图片 20"/>
-              <wp:cNvGraphicFramePr>
-                <a:graphicFrameLocks xmlns:a="http://schemas.openxmlformats.org/drawingml/2006/main" noChangeAspect="false" noSelect="false" noResize="false" noGrp="false"/>
-              </wp:cNvGraphicFramePr>
+              <wp:cNvGraphicFramePr/>
               <a:graphic xmlns:a="http://schemas.openxmlformats.org/drawingml/2006/main">
                 <a:graphicData uri="http://schemas.openxmlformats.org/drawingml/2006/picture">
                   <pic:pic xmlns:pic="http://schemas.openxmlformats.org/drawingml/2006/picture">
                     <pic:nvPicPr>
-                      <pic:cNvPr id="1" name="图片 20"/>
+                      <pic:cNvPr id="1027" name="图片 20"/>
                       <pic:cNvPicPr/>
                     </pic:nvPicPr>
                     <pic:blipFill>
-                      <a:blip r:embed="rId3" cstate="print"/>
-                      <a:srcRect l="0" t="0" r="0" b="0"/>
-                      <a:stretch/>
+                      <a:blip r:embed="rId10" cstate="print"/>
+                      <a:srcRect/>
+                      <a:stretch>
+                        <a:fillRect/>
+                      </a:stretch>
                     </pic:blipFill>
                     <pic:spPr>
-                      <a:xfrm rot="0">
+                      <a:xfrm>
                         <a:off x="0" y="0"/>
                         <a:ext cx="4391025" cy="2232025"/>
                       </a:xfrm>
-                      <a:prstGeom prst="rect"/>
+                      <a:prstGeom prst="rect">
+                        <a:avLst/>
+                      </a:prstGeom>
                     </pic:spPr>
                   </pic:pic>
                 </a:graphicData>
@@ -1037,91 +910,91 @@
     </w:p>
     <w:p>
       <w:pPr>
-        <w:pStyle w:val="style0"/>
         <w:spacing w:after="21"/>
         <w:ind w:left="504"/>
         <w:rPr>
-          <w:rFonts w:ascii="Arial" w:cs="Arial" w:eastAsia="Arial" w:hAnsi="Arial" w:hint="eastAsia"/>
-          <w:i w:val="false"/>
-          <w:iCs w:val="false"/>
-          <w:caps w:val="false"/>
-          <w:color w:val="4d4d4d"/>
+          <w:rFonts w:hint="eastAsia" w:ascii="Arial" w:hAnsi="Arial" w:eastAsia="Arial" w:cs="Arial"/>
+          <w:i w:val="0"/>
+          <w:iCs w:val="0"/>
+          <w:caps w:val="0"/>
+          <w:color w:val="4D4D4D"/>
           <w:spacing w:val="0"/>
           <w:sz w:val="24"/>
           <w:szCs w:val="24"/>
-          <w:shd w:val="clear" w:color="auto" w:fill="ffffff"/>
-        </w:rPr>
-      </w:pPr>
-      <w:r>
-        <w:rPr>
-          <w:rFonts w:ascii="Arial" w:cs="Arial" w:eastAsia="Arial" w:hAnsi="Arial" w:hint="eastAsia"/>
-          <w:i w:val="false"/>
-          <w:iCs w:val="false"/>
-          <w:caps w:val="false"/>
-          <w:color w:val="4d4d4d"/>
+          <w:shd w:val="clear" w:color="auto" w:fill="FFFFFF"/>
+        </w:rPr>
+      </w:pPr>
+      <w:r>
+        <w:rPr>
+          <w:rFonts w:hint="eastAsia" w:ascii="Arial" w:hAnsi="Arial" w:eastAsia="Arial" w:cs="Arial"/>
+          <w:i w:val="0"/>
+          <w:iCs w:val="0"/>
+          <w:caps w:val="0"/>
+          <w:color w:val="4D4D4D"/>
           <w:spacing w:val="0"/>
           <w:sz w:val="24"/>
           <w:szCs w:val="24"/>
-          <w:shd w:val="clear" w:color="auto" w:fill="ffffff"/>
+          <w:shd w:val="clear" w:color="auto" w:fill="FFFFFF"/>
         </w:rPr>
         <w:t>( 2 )方法2：右键任务栏，点击任务管理器，在任务管理器中找到服务</w:t>
       </w:r>
     </w:p>
     <w:p>
       <w:pPr>
-        <w:pStyle w:val="style0"/>
         <w:spacing w:after="21"/>
         <w:ind w:left="504"/>
         <w:rPr>
-          <w:rFonts w:ascii="Arial" w:cs="Arial" w:eastAsia="Arial" w:hAnsi="Arial" w:hint="eastAsia"/>
-          <w:i w:val="false"/>
-          <w:iCs w:val="false"/>
-          <w:caps w:val="false"/>
-          <w:color w:val="4d4d4d"/>
+          <w:rFonts w:hint="eastAsia" w:ascii="Arial" w:hAnsi="Arial" w:eastAsia="Arial" w:cs="Arial"/>
+          <w:i w:val="0"/>
+          <w:iCs w:val="0"/>
+          <w:caps w:val="0"/>
+          <w:color w:val="4D4D4D"/>
           <w:spacing w:val="0"/>
           <w:sz w:val="24"/>
           <w:szCs w:val="24"/>
-          <w:shd w:val="clear" w:color="auto" w:fill="ffffff"/>
-        </w:rPr>
-      </w:pPr>
-      <w:r>
-        <w:rPr>
-          <w:rFonts w:ascii="Arial" w:cs="Arial" w:eastAsia="Arial" w:hAnsi="Arial" w:hint="eastAsia"/>
-          <w:i w:val="false"/>
-          <w:iCs w:val="false"/>
-          <w:caps w:val="false"/>
-          <w:color w:val="4d4d4d"/>
+          <w:shd w:val="clear" w:color="auto" w:fill="FFFFFF"/>
+        </w:rPr>
+      </w:pPr>
+      <w:r>
+        <w:rPr>
+          <w:rFonts w:hint="eastAsia" w:ascii="Arial" w:hAnsi="Arial" w:eastAsia="Arial" w:cs="Arial"/>
+          <w:i w:val="0"/>
+          <w:iCs w:val="0"/>
+          <w:caps w:val="0"/>
+          <w:color w:val="4D4D4D"/>
           <w:spacing w:val="0"/>
           <w:sz w:val="24"/>
           <w:szCs w:val="24"/>
-          <w:shd w:val="clear" w:color="auto" w:fill="ffffff"/>
+          <w:shd w:val="clear" w:color="auto" w:fill="FFFFFF"/>
         </w:rPr>
         <w:drawing>
-          <wp:inline distL="0" distT="0" distB="0" distR="0">
+          <wp:inline distT="0" distB="0" distL="0" distR="0">
             <wp:extent cx="3507105" cy="2027555"/>
             <wp:effectExtent l="0" t="0" r="17145" b="10795"/>
             <wp:docPr id="1028" name="图片 21"/>
-            <wp:cNvGraphicFramePr>
-              <a:graphicFrameLocks xmlns:a="http://schemas.openxmlformats.org/drawingml/2006/main" noChangeAspect="false" noSelect="false" noResize="false" noGrp="false"/>
-            </wp:cNvGraphicFramePr>
+            <wp:cNvGraphicFramePr/>
             <a:graphic xmlns:a="http://schemas.openxmlformats.org/drawingml/2006/main">
               <a:graphicData uri="http://schemas.openxmlformats.org/drawingml/2006/picture">
                 <pic:pic xmlns:pic="http://schemas.openxmlformats.org/drawingml/2006/picture">
                   <pic:nvPicPr>
-                    <pic:cNvPr id="2" name="图片 21"/>
+                    <pic:cNvPr id="1028" name="图片 21"/>
                     <pic:cNvPicPr/>
                   </pic:nvPicPr>
                   <pic:blipFill>
-                    <a:blip r:embed="rId4" cstate="print"/>
+                    <a:blip r:embed="rId11" cstate="print"/>
                     <a:srcRect l="1826" t="1181" r="28759" b="20956"/>
-                    <a:stretch/>
+                    <a:stretch>
+                      <a:fillRect/>
+                    </a:stretch>
                   </pic:blipFill>
                   <pic:spPr>
-                    <a:xfrm rot="0">
+                    <a:xfrm>
                       <a:off x="0" y="0"/>
                       <a:ext cx="3507105" cy="2027555"/>
                     </a:xfrm>
-                    <a:prstGeom prst="rect"/>
+                    <a:prstGeom prst="rect">
+                      <a:avLst/>
+                    </a:prstGeom>
                   </pic:spPr>
                 </pic:pic>
               </a:graphicData>
@@ -1132,10 +1005,8 @@
     </w:p>
     <w:p>
       <w:pPr>
-        <w:pStyle w:val="style0"/>
         <w:spacing w:after="21"/>
         <w:ind w:left="504"/>
-        <w:rPr/>
       </w:pPr>
       <w:r>
         <w:rPr>
@@ -1155,15 +1026,12 @@
     </w:p>
     <w:p>
       <w:pPr>
-        <w:pStyle w:val="style0"/>
         <w:spacing w:after="21"/>
         <w:ind w:left="504"/>
-        <w:rPr/>
-      </w:pPr>
-    </w:p>
-    <w:p>
-      <w:pPr>
-        <w:pStyle w:val="style0"/>
+      </w:pPr>
+    </w:p>
+    <w:p>
+      <w:pPr>
         <w:spacing w:after="21"/>
         <w:ind w:left="504"/>
         <w:rPr>
@@ -1171,33 +1039,34 @@
         </w:rPr>
       </w:pPr>
       <w:r>
-        <w:rPr/>
         <w:drawing>
-          <wp:inline distL="0" distT="0" distB="0" distR="0">
+          <wp:inline distT="0" distB="0" distL="0" distR="0">
             <wp:extent cx="3892550" cy="3246755"/>
             <wp:effectExtent l="0" t="0" r="0" b="0"/>
             <wp:docPr id="1029" name="图片 11"/>
-            <wp:cNvGraphicFramePr>
-              <a:graphicFrameLocks xmlns:a="http://schemas.openxmlformats.org/drawingml/2006/main" noChangeAspect="false" noSelect="false" noResize="false" noGrp="false"/>
-            </wp:cNvGraphicFramePr>
+            <wp:cNvGraphicFramePr/>
             <a:graphic xmlns:a="http://schemas.openxmlformats.org/drawingml/2006/main">
               <a:graphicData uri="http://schemas.openxmlformats.org/drawingml/2006/picture">
                 <pic:pic xmlns:pic="http://schemas.openxmlformats.org/drawingml/2006/picture">
                   <pic:nvPicPr>
-                    <pic:cNvPr id="3" name="图片 11"/>
+                    <pic:cNvPr id="1029" name="图片 11"/>
                     <pic:cNvPicPr/>
                   </pic:nvPicPr>
                   <pic:blipFill>
-                    <a:blip r:embed="rId5" cstate="print"/>
+                    <a:blip r:embed="rId12" cstate="print"/>
                     <a:srcRect l="13625" t="9971" r="41646" b="23707"/>
-                    <a:stretch/>
+                    <a:stretch>
+                      <a:fillRect/>
+                    </a:stretch>
                   </pic:blipFill>
                   <pic:spPr>
-                    <a:xfrm rot="0">
+                    <a:xfrm>
                       <a:off x="0" y="0"/>
                       <a:ext cx="3892550" cy="3246755"/>
                     </a:xfrm>
-                    <a:prstGeom prst="rect"/>
+                    <a:prstGeom prst="rect">
+                      <a:avLst/>
+                    </a:prstGeom>
                     <a:ln>
                       <a:noFill/>
                     </a:ln>
@@ -1211,17 +1080,13 @@
     </w:p>
     <w:p>
       <w:pPr>
-        <w:pStyle w:val="style0"/>
         <w:spacing w:after="21"/>
         <w:ind w:left="504"/>
-        <w:rPr/>
-      </w:pPr>
-    </w:p>
-    <w:p>
-      <w:pPr>
-        <w:pStyle w:val="style0"/>
-        <w:ind w:left="504"/>
-        <w:rPr/>
+      </w:pPr>
+    </w:p>
+    <w:p>
+      <w:pPr>
+        <w:ind w:left="504"/>
       </w:pPr>
       <w:r>
         <w:t>3</w:t>
@@ -1237,7 +1102,7 @@
       </w:r>
       <w:r>
         <w:rPr>
-          <w:rFonts w:ascii="Lucida Sans" w:cs="Lucida Sans" w:eastAsia="Lucida Sans" w:hAnsi="Lucida Sans"/>
+          <w:rFonts w:ascii="Lucida Sans" w:hAnsi="Lucida Sans" w:eastAsia="Lucida Sans" w:cs="Lucida Sans"/>
         </w:rPr>
         <w:t xml:space="preserve"> </w:t>
       </w:r>
@@ -1247,9 +1112,7 @@
     </w:p>
     <w:p>
       <w:pPr>
-        <w:pStyle w:val="style0"/>
-        <w:ind w:left="504"/>
-        <w:rPr/>
+        <w:ind w:left="504"/>
       </w:pPr>
       <w:r>
         <w:rPr>
@@ -1266,20 +1129,12 @@
         </w:rPr>
         <w:t>a-完全</w:t>
       </w:r>
-      <w:ins w:id="22" w:author="秦禛涵" w:date="2025-03-08T14:25:00Z">
+      <w:ins w:id="7" w:author="秦禛涵" w:date="2025-03-08T14:25:00Z">
         <w:r>
           <w:rPr>
             <w:rFonts w:hint="eastAsia"/>
           </w:rPr>
-          <w:t>，</w:t>
-        </w:r>
-      </w:ins>
-      <w:ins w:id="23" w:author="秦禛涵" w:date="2025-03-08T14:25:00Z">
-        <w:r>
-          <w:rPr>
-            <w:rFonts w:hint="eastAsia"/>
-          </w:rPr>
-          <w:t>PCa仅为PC代号，可任意更改</w:t>
+          <w:t>，PCa仅为PC代号，可任意更改</w:t>
         </w:r>
       </w:ins>
       <w:r>
@@ -1291,39 +1146,38 @@
     </w:p>
     <w:p>
       <w:pPr>
-        <w:pStyle w:val="style0"/>
         <w:spacing w:after="21"/>
         <w:ind w:left="504"/>
-        <w:rPr/>
-      </w:pPr>
-      <w:r>
-        <w:rPr/>
+      </w:pPr>
+      <w:r>
         <w:drawing>
-          <wp:inline distL="0" distT="0" distB="0" distR="0">
+          <wp:inline distT="0" distB="0" distL="0" distR="0">
             <wp:extent cx="2188210" cy="2825115"/>
             <wp:effectExtent l="0" t="0" r="2540" b="0"/>
             <wp:docPr id="1030" name="图片 12" descr="PC07-完全 属性"/>
-            <wp:cNvGraphicFramePr>
-              <a:graphicFrameLocks xmlns:a="http://schemas.openxmlformats.org/drawingml/2006/main" noChangeAspect="false" noSelect="false" noResize="false" noGrp="false"/>
-            </wp:cNvGraphicFramePr>
+            <wp:cNvGraphicFramePr/>
             <a:graphic xmlns:a="http://schemas.openxmlformats.org/drawingml/2006/main">
               <a:graphicData uri="http://schemas.openxmlformats.org/drawingml/2006/picture">
                 <pic:pic xmlns:pic="http://schemas.openxmlformats.org/drawingml/2006/picture">
                   <pic:nvPicPr>
-                    <pic:cNvPr id="4" name="图片 12"/>
+                    <pic:cNvPr id="1030" name="图片 12" descr="PC07-完全 属性"/>
                     <pic:cNvPicPr/>
                   </pic:nvPicPr>
                   <pic:blipFill>
-                    <a:blip r:embed="rId6" cstate="print"/>
-                    <a:srcRect l="0" t="0" r="0" b="0"/>
-                    <a:stretch/>
+                    <a:blip r:embed="rId13" cstate="print"/>
+                    <a:srcRect/>
+                    <a:stretch>
+                      <a:fillRect/>
+                    </a:stretch>
                   </pic:blipFill>
                   <pic:spPr>
-                    <a:xfrm rot="0">
+                    <a:xfrm>
                       <a:off x="0" y="0"/>
                       <a:ext cx="2188210" cy="2825115"/>
                     </a:xfrm>
-                    <a:prstGeom prst="rect"/>
+                    <a:prstGeom prst="rect">
+                      <a:avLst/>
+                    </a:prstGeom>
                   </pic:spPr>
                 </pic:pic>
               </a:graphicData>
@@ -1337,18 +1191,14 @@
     </w:p>
     <w:p>
       <w:pPr>
-        <w:pStyle w:val="style0"/>
         <w:spacing w:after="21"/>
         <w:ind w:left="504"/>
-        <w:rPr/>
-      </w:pPr>
-    </w:p>
-    <w:p>
-      <w:pPr>
-        <w:pStyle w:val="style0"/>
+      </w:pPr>
+    </w:p>
+    <w:p>
+      <w:pPr>
         <w:spacing w:after="21"/>
         <w:ind w:left="504"/>
-        <w:rPr/>
       </w:pPr>
       <w:r>
         <w:rPr>
@@ -1359,7 +1209,6 @@
     </w:p>
     <w:p>
       <w:pPr>
-        <w:pStyle w:val="style0"/>
         <w:spacing w:after="21"/>
         <w:ind w:left="504"/>
         <w:rPr>
@@ -1369,39 +1218,38 @@
     </w:p>
     <w:p>
       <w:pPr>
-        <w:pStyle w:val="style0"/>
         <w:spacing w:after="21"/>
         <w:ind w:left="504"/>
-        <w:rPr/>
-      </w:pPr>
-      <w:r>
-        <w:rPr/>
+      </w:pPr>
+      <w:r>
         <w:drawing>
-          <wp:inline distL="0" distT="0" distB="0" distR="0">
+          <wp:inline distT="0" distB="0" distL="0" distR="0">
             <wp:extent cx="5676265" cy="2271395"/>
             <wp:effectExtent l="0" t="0" r="635" b="0"/>
             <wp:docPr id="1031" name="图片 6" descr="高级共享设置"/>
-            <wp:cNvGraphicFramePr>
-              <a:graphicFrameLocks xmlns:a="http://schemas.openxmlformats.org/drawingml/2006/main" noChangeAspect="false" noSelect="false" noResize="false" noGrp="false"/>
-            </wp:cNvGraphicFramePr>
+            <wp:cNvGraphicFramePr/>
             <a:graphic xmlns:a="http://schemas.openxmlformats.org/drawingml/2006/main">
               <a:graphicData uri="http://schemas.openxmlformats.org/drawingml/2006/picture">
                 <pic:pic xmlns:pic="http://schemas.openxmlformats.org/drawingml/2006/picture">
                   <pic:nvPicPr>
-                    <pic:cNvPr id="5" name="图片 6"/>
+                    <pic:cNvPr id="1031" name="图片 6" descr="高级共享设置"/>
                     <pic:cNvPicPr/>
                   </pic:nvPicPr>
                   <pic:blipFill>
-                    <a:blip r:embed="rId7" cstate="print"/>
+                    <a:blip r:embed="rId14" cstate="print"/>
                     <a:srcRect l="506" t="29782" r="8844" b="21841"/>
-                    <a:stretch/>
+                    <a:stretch>
+                      <a:fillRect/>
+                    </a:stretch>
                   </pic:blipFill>
                   <pic:spPr>
-                    <a:xfrm rot="0">
+                    <a:xfrm>
                       <a:off x="0" y="0"/>
                       <a:ext cx="5676265" cy="2271395"/>
                     </a:xfrm>
-                    <a:prstGeom prst="rect"/>
+                    <a:prstGeom prst="rect">
+                      <a:avLst/>
+                    </a:prstGeom>
                     <a:ln>
                       <a:noFill/>
                     </a:ln>
@@ -1415,15 +1263,12 @@
     </w:p>
     <w:p>
       <w:pPr>
-        <w:pStyle w:val="style0"/>
         <w:spacing w:after="21"/>
         <w:ind w:left="504"/>
-        <w:rPr/>
-      </w:pPr>
-    </w:p>
-    <w:p>
-      <w:pPr>
-        <w:pStyle w:val="style0"/>
+      </w:pPr>
+    </w:p>
+    <w:p>
+      <w:pPr>
         <w:spacing w:after="21"/>
         <w:ind w:left="504"/>
         <w:rPr>
@@ -1433,10 +1278,8 @@
     </w:p>
     <w:p>
       <w:pPr>
-        <w:pStyle w:val="style0"/>
         <w:spacing w:after="21"/>
         <w:ind w:left="504"/>
-        <w:rPr/>
       </w:pPr>
       <w:r>
         <w:rPr>
@@ -1462,39 +1305,38 @@
     </w:p>
     <w:p>
       <w:pPr>
-        <w:pStyle w:val="style0"/>
         <w:spacing w:after="21"/>
         <w:ind w:left="504"/>
-        <w:rPr/>
-      </w:pPr>
-      <w:r>
-        <w:rPr/>
+      </w:pPr>
+      <w:r>
         <w:drawing>
-          <wp:inline distL="0" distT="0" distB="0" distR="0">
+          <wp:inline distT="0" distB="0" distL="0" distR="0">
             <wp:extent cx="5685790" cy="1647825"/>
             <wp:effectExtent l="0" t="0" r="0" b="9525"/>
             <wp:docPr id="1032" name="图片 9"/>
-            <wp:cNvGraphicFramePr>
-              <a:graphicFrameLocks xmlns:a="http://schemas.openxmlformats.org/drawingml/2006/main" noChangeAspect="false" noSelect="false" noResize="false" noGrp="false"/>
-            </wp:cNvGraphicFramePr>
+            <wp:cNvGraphicFramePr/>
             <a:graphic xmlns:a="http://schemas.openxmlformats.org/drawingml/2006/main">
               <a:graphicData uri="http://schemas.openxmlformats.org/drawingml/2006/picture">
                 <pic:pic xmlns:pic="http://schemas.openxmlformats.org/drawingml/2006/picture">
                   <pic:nvPicPr>
-                    <pic:cNvPr id="6" name="图片 9"/>
+                    <pic:cNvPr id="1032" name="图片 9"/>
                     <pic:cNvPicPr/>
                   </pic:nvPicPr>
                   <pic:blipFill>
-                    <a:blip r:embed="rId8" cstate="print"/>
-                    <a:srcRect l="0" t="0" r="0" b="0"/>
-                    <a:stretch/>
+                    <a:blip r:embed="rId15" cstate="print"/>
+                    <a:srcRect/>
+                    <a:stretch>
+                      <a:fillRect/>
+                    </a:stretch>
                   </pic:blipFill>
                   <pic:spPr>
-                    <a:xfrm rot="0">
+                    <a:xfrm>
                       <a:off x="0" y="0"/>
                       <a:ext cx="5685790" cy="1647825"/>
                     </a:xfrm>
-                    <a:prstGeom prst="rect"/>
+                    <a:prstGeom prst="rect">
+                      <a:avLst/>
+                    </a:prstGeom>
                   </pic:spPr>
                 </pic:pic>
               </a:graphicData>
@@ -1504,7 +1346,7 @@
       </w:r>
       <w:r>
         <w:rPr>
-          <w:rFonts w:ascii="Lucida Sans" w:cs="Lucida Sans" w:eastAsia="Lucida Sans" w:hAnsi="Lucida Sans"/>
+          <w:rFonts w:ascii="Lucida Sans" w:hAnsi="Lucida Sans" w:eastAsia="Lucida Sans" w:cs="Lucida Sans"/>
         </w:rPr>
         <w:t xml:space="preserve"> </w:t>
       </w:r>
@@ -1514,10 +1356,8 @@
     </w:p>
     <w:p>
       <w:pPr>
-        <w:pStyle w:val="style0"/>
         <w:spacing w:after="21"/>
         <w:ind w:left="504"/>
-        <w:rPr/>
       </w:pPr>
       <w:r>
         <w:t xml:space="preserve">  </w:t>
@@ -1525,24 +1365,20 @@
     </w:p>
     <w:p>
       <w:pPr>
-        <w:pStyle w:val="style0"/>
         <w:spacing w:after="21"/>
         <w:ind w:left="504"/>
-        <w:rPr/>
-      </w:pPr>
-    </w:p>
-    <w:p>
-      <w:pPr>
-        <w:pStyle w:val="style0"/>
+      </w:pPr>
+    </w:p>
+    <w:p>
+      <w:pPr>
         <w:ind w:left="0" w:firstLine="0"/>
-        <w:rPr/>
       </w:pPr>
       <w:r>
         <w:t xml:space="preserve">   </w:t>
       </w:r>
       <w:r>
         <w:rPr>
-          <w:rFonts w:ascii="Lucida Sans" w:cs="Lucida Sans" w:eastAsia="Lucida Sans" w:hAnsi="Lucida Sans"/>
+          <w:rFonts w:ascii="Lucida Sans" w:hAnsi="Lucida Sans" w:eastAsia="Lucida Sans" w:cs="Lucida Sans"/>
         </w:rPr>
         <w:t xml:space="preserve"> </w:t>
       </w:r>
@@ -1552,17 +1388,15 @@
     </w:p>
     <w:p>
       <w:pPr>
-        <w:pStyle w:val="style0"/>
-        <w:spacing w:after="0" w:lineRule="auto" w:line="425"/>
-        <w:ind w:left="504"/>
-        <w:rPr/>
+        <w:spacing w:after="0" w:line="425" w:lineRule="auto"/>
+        <w:ind w:left="504"/>
       </w:pPr>
       <w:r>
         <w:t xml:space="preserve">随后，在 </w:t>
       </w:r>
       <w:r>
         <w:rPr>
-          <w:rFonts w:ascii="Lucida Sans" w:cs="Lucida Sans" w:eastAsia="Lucida Sans" w:hAnsi="Lucida Sans"/>
+          <w:rFonts w:ascii="Lucida Sans" w:hAnsi="Lucida Sans" w:eastAsia="Lucida Sans" w:cs="Lucida Sans"/>
         </w:rPr>
         <w:t xml:space="preserve">PCa </w:t>
       </w:r>
@@ -1571,7 +1405,7 @@
       </w:r>
       <w:r>
         <w:rPr>
-          <w:rFonts w:ascii="Lucida Sans" w:cs="Lucida Sans" w:eastAsia="Lucida Sans" w:hAnsi="Lucida Sans"/>
+          <w:rFonts w:ascii="Lucida Sans" w:hAnsi="Lucida Sans" w:eastAsia="Lucida Sans" w:cs="Lucida Sans"/>
         </w:rPr>
         <w:t xml:space="preserve">D </w:t>
       </w:r>
@@ -1580,19 +1414,19 @@
       </w:r>
       <w:r>
         <w:rPr>
-          <w:rFonts w:ascii="Lucida Sans" w:cs="Lucida Sans" w:eastAsia="Lucida Sans" w:hAnsi="Lucida Sans"/>
+          <w:rFonts w:ascii="Lucida Sans" w:hAnsi="Lucida Sans" w:eastAsia="Lucida Sans" w:cs="Lucida Sans"/>
         </w:rPr>
         <w:t>PC</w:t>
       </w:r>
       <w:r>
         <w:rPr>
-          <w:rFonts w:ascii="等线" w:cs="Lucida Sans" w:eastAsia="等线" w:hAnsi="等线" w:hint="eastAsia"/>
+          <w:rFonts w:hint="eastAsia" w:ascii="等线" w:hAnsi="等线" w:eastAsia="等线" w:cs="Lucida Sans"/>
         </w:rPr>
         <w:t>a-只读</w:t>
       </w:r>
       <w:r>
         <w:rPr>
-          <w:rFonts w:ascii="Lucida Sans" w:cs="Lucida Sans" w:eastAsia="Lucida Sans" w:hAnsi="Lucida Sans"/>
+          <w:rFonts w:ascii="Lucida Sans" w:hAnsi="Lucida Sans" w:eastAsia="Lucida Sans" w:cs="Lucida Sans"/>
         </w:rPr>
         <w:t xml:space="preserve"> </w:t>
       </w:r>
@@ -1601,13 +1435,13 @@
       </w:r>
       <w:r>
         <w:rPr>
-          <w:rFonts w:ascii="Lucida Sans" w:cs="Lucida Sans" w:eastAsia="Lucida Sans" w:hAnsi="Lucida Sans"/>
+          <w:rFonts w:ascii="Lucida Sans" w:hAnsi="Lucida Sans" w:eastAsia="Lucida Sans" w:cs="Lucida Sans"/>
         </w:rPr>
         <w:t xml:space="preserve">PCa </w:t>
       </w:r>
       <w:r>
         <w:rPr>
-          <w:rFonts w:ascii="等线" w:cs="Lucida Sans" w:eastAsia="等线" w:hAnsi="等线" w:hint="eastAsia"/>
+          <w:rFonts w:hint="eastAsia" w:ascii="等线" w:hAnsi="等线" w:eastAsia="等线" w:cs="Lucida Sans"/>
         </w:rPr>
         <w:t>-</w:t>
       </w:r>
@@ -1623,52 +1457,12 @@
       <w:r>
         <w:t>veryone,</w:t>
       </w:r>
-      <w:ins w:id="24" w:author="王燚" w:date="2025-03-05T17:52:00Z">
+      <w:ins w:id="8" w:author="王燚" w:date="2025-03-05T17:52:00Z">
         <w:r>
           <w:rPr>
             <w:rFonts w:hint="eastAsia"/>
           </w:rPr>
-          <w:t>然后</w:t>
-        </w:r>
-      </w:ins>
-      <w:ins w:id="25" w:author="王燚" w:date="2025-03-05T17:52:00Z">
-        <w:r>
-          <w:rPr>
-            <w:rFonts w:hint="eastAsia"/>
-          </w:rPr>
-          <w:t>点击</w:t>
-        </w:r>
-      </w:ins>
-      <w:ins w:id="26" w:author="王燚" w:date="2025-03-05T17:52:00Z">
-        <w:r>
-          <w:rPr>
-            <w:rFonts w:hint="eastAsia"/>
-          </w:rPr>
-          <w:t>“</w:t>
-        </w:r>
-      </w:ins>
-      <w:ins w:id="27" w:author="王燚" w:date="2025-03-05T17:52:00Z">
-        <w:r>
-          <w:rPr>
-            <w:rFonts w:hint="eastAsia"/>
-          </w:rPr>
-          <w:t>添加</w:t>
-        </w:r>
-      </w:ins>
-      <w:ins w:id="28" w:author="王燚" w:date="2025-03-05T17:52:00Z">
-        <w:r>
-          <w:rPr>
-            <w:rFonts w:hint="eastAsia"/>
-          </w:rPr>
-          <w:t>”</w:t>
-        </w:r>
-      </w:ins>
-      <w:ins w:id="29" w:author="王燚" w:date="2025-03-05T17:52:00Z">
-        <w:r>
-          <w:rPr>
-            <w:rFonts w:hint="eastAsia"/>
-          </w:rPr>
-          <w:t>，</w:t>
+          <w:t>然后点击“添加”，</w:t>
         </w:r>
       </w:ins>
       <w:r>
@@ -1680,42 +1474,42 @@
     </w:p>
     <w:p>
       <w:pPr>
-        <w:pStyle w:val="style0"/>
-        <w:spacing w:after="0" w:lineRule="auto" w:line="425"/>
+        <w:spacing w:after="0" w:line="425" w:lineRule="auto"/>
         <w:ind w:left="504"/>
         <w:jc w:val="both"/>
-        <w:rPr/>
-      </w:pPr>
-      <w:r>
-        <w:rPr>
-          <w:rFonts w:ascii="Lucida Sans" w:cs="Lucida Sans" w:eastAsia="Lucida Sans" w:hAnsi="Lucida Sans"/>
+      </w:pPr>
+      <w:r>
+        <w:rPr>
+          <w:rFonts w:ascii="Lucida Sans" w:hAnsi="Lucida Sans" w:eastAsia="Lucida Sans" w:cs="Lucida Sans"/>
         </w:rPr>
         <w:drawing>
-          <wp:inline distL="0" distT="0" distB="0" distR="0">
+          <wp:inline distT="0" distB="0" distL="0" distR="0">
             <wp:extent cx="5937250" cy="3503295"/>
             <wp:effectExtent l="0" t="0" r="6350" b="1905"/>
             <wp:docPr id="1033" name="图片 3"/>
-            <wp:cNvGraphicFramePr>
-              <a:graphicFrameLocks xmlns:a="http://schemas.openxmlformats.org/drawingml/2006/main" noChangeAspect="false" noSelect="false" noResize="false" noGrp="false"/>
-            </wp:cNvGraphicFramePr>
+            <wp:cNvGraphicFramePr/>
             <a:graphic xmlns:a="http://schemas.openxmlformats.org/drawingml/2006/main">
               <a:graphicData uri="http://schemas.openxmlformats.org/drawingml/2006/picture">
                 <pic:pic xmlns:pic="http://schemas.openxmlformats.org/drawingml/2006/picture">
                   <pic:nvPicPr>
-                    <pic:cNvPr id="7" name="图片 3"/>
+                    <pic:cNvPr id="1033" name="图片 3"/>
                     <pic:cNvPicPr/>
                   </pic:nvPicPr>
                   <pic:blipFill>
-                    <a:blip r:embed="rId9" cstate="print"/>
-                    <a:srcRect l="0" t="0" r="0" b="0"/>
-                    <a:stretch/>
+                    <a:blip r:embed="rId16" cstate="print"/>
+                    <a:srcRect/>
+                    <a:stretch>
+                      <a:fillRect/>
+                    </a:stretch>
                   </pic:blipFill>
                   <pic:spPr>
-                    <a:xfrm rot="0">
+                    <a:xfrm>
                       <a:off x="0" y="0"/>
                       <a:ext cx="5937250" cy="3503295"/>
                     </a:xfrm>
-                    <a:prstGeom prst="rect"/>
+                    <a:prstGeom prst="rect">
+                      <a:avLst/>
+                    </a:prstGeom>
                   </pic:spPr>
                 </pic:pic>
               </a:graphicData>
@@ -1725,7 +1519,7 @@
       </w:r>
       <w:r>
         <w:rPr>
-          <w:rFonts w:ascii="Lucida Sans" w:cs="Lucida Sans" w:eastAsia="Lucida Sans" w:hAnsi="Lucida Sans"/>
+          <w:rFonts w:ascii="Lucida Sans" w:hAnsi="Lucida Sans" w:eastAsia="Lucida Sans" w:cs="Lucida Sans"/>
         </w:rPr>
         <w:t xml:space="preserve"> </w:t>
       </w:r>
@@ -1738,11 +1532,9 @@
     </w:p>
     <w:p>
       <w:pPr>
-        <w:pStyle w:val="style0"/>
-        <w:spacing w:after="3" w:lineRule="auto" w:line="257"/>
+        <w:spacing w:after="3" w:line="257" w:lineRule="auto"/>
         <w:ind w:left="9" w:right="2013" w:hanging="9"/>
         <w:jc w:val="right"/>
-        <w:rPr/>
       </w:pPr>
       <w:r>
         <w:t xml:space="preserve">   </w:t>
@@ -1750,15 +1542,13 @@
     </w:p>
     <w:p>
       <w:pPr>
-        <w:pStyle w:val="style0"/>
-        <w:spacing w:after="0" w:lineRule="auto" w:line="259"/>
+        <w:spacing w:after="0" w:line="259" w:lineRule="auto"/>
         <w:ind w:left="0" w:right="2946" w:firstLine="0"/>
         <w:jc w:val="center"/>
-        <w:rPr/>
-      </w:pPr>
-      <w:r>
-        <w:rPr>
-          <w:rFonts w:ascii="Lucida Sans" w:cs="Lucida Sans" w:eastAsia="Lucida Sans" w:hAnsi="Lucida Sans"/>
+      </w:pPr>
+      <w:r>
+        <w:rPr>
+          <w:rFonts w:ascii="Lucida Sans" w:hAnsi="Lucida Sans" w:eastAsia="Lucida Sans" w:cs="Lucida Sans"/>
         </w:rPr>
         <w:t xml:space="preserve"> </w:t>
       </w:r>
@@ -1768,29 +1558,27 @@
     </w:p>
     <w:p>
       <w:pPr>
-        <w:pStyle w:val="style0"/>
-        <w:spacing w:after="0" w:lineRule="auto" w:line="420"/>
-        <w:rPr/>
+        <w:spacing w:after="0" w:line="420" w:lineRule="auto"/>
       </w:pPr>
       <w:r>
         <w:t>同理可以完成文件夹“</w:t>
       </w:r>
       <w:r>
         <w:rPr>
-          <w:rFonts w:ascii="Lucida Sans" w:cs="Lucida Sans" w:eastAsia="Lucida Sans" w:hAnsi="Lucida Sans"/>
+          <w:rFonts w:ascii="Lucida Sans" w:hAnsi="Lucida Sans" w:eastAsia="Lucida Sans" w:cs="Lucida Sans"/>
         </w:rPr>
         <w:t>PC</w:t>
       </w:r>
       <w:r>
         <w:rPr>
-          <w:rFonts w:ascii="等线" w:cs="Lucida Sans" w:eastAsia="等线" w:hAnsi="等线" w:hint="eastAsia"/>
+          <w:rFonts w:hint="eastAsia" w:ascii="等线" w:hAnsi="等线" w:eastAsia="等线" w:cs="Lucida Sans"/>
         </w:rPr>
         <w:t>-</w:t>
       </w:r>
       <w:r>
         <w:t>只读”的设置。需要注意的是，在设置权限时，应当将权限设置为</w:t>
       </w:r>
-      <w:ins w:id="30" w:author="张何子争" w:date="2025-03-05T18:27:00Z">
+      <w:ins w:id="9" w:author="张何子争" w:date="2025-03-05T18:27:00Z">
         <w:r>
           <w:rPr>
             <w:rFonts w:hint="eastAsia"/>
@@ -1798,13 +1586,13 @@
           <w:t>“</w:t>
         </w:r>
       </w:ins>
-      <w:ins w:id="31" w:author="张何子争" w:date="2025-03-05T18:27:00Z">
+      <w:ins w:id="10" w:author="张何子争" w:date="2025-03-05T18:27:00Z">
         <w:r>
           <w:rPr/>
           <w:t>读取</w:t>
         </w:r>
       </w:ins>
-      <w:ins w:id="32" w:author="张何子争" w:date="2025-03-05T18:27:00Z">
+      <w:ins w:id="11" w:author="张何子争" w:date="2025-03-05T18:27:00Z">
         <w:r>
           <w:rPr>
             <w:rFonts w:hint="eastAsia"/>
@@ -1830,39 +1618,38 @@
     </w:p>
     <w:p>
       <w:pPr>
-        <w:pStyle w:val="style0"/>
-        <w:spacing w:after="157" w:lineRule="auto" w:line="728"/>
+        <w:spacing w:after="157" w:line="728" w:lineRule="auto"/>
         <w:ind w:left="504" w:right="1578"/>
-        <w:rPr/>
-      </w:pPr>
-      <w:r>
-        <w:rPr/>
+      </w:pPr>
+      <w:r>
         <w:drawing>
-          <wp:inline distL="0" distT="0" distB="0" distR="0">
+          <wp:inline distT="0" distB="0" distL="0" distR="0">
             <wp:extent cx="5134610" cy="266700"/>
             <wp:effectExtent l="0" t="0" r="8890" b="0"/>
             <wp:docPr id="1034" name="图片 5"/>
-            <wp:cNvGraphicFramePr>
-              <a:graphicFrameLocks xmlns:a="http://schemas.openxmlformats.org/drawingml/2006/main" noChangeAspect="false" noSelect="false" noResize="false" noGrp="false"/>
-            </wp:cNvGraphicFramePr>
+            <wp:cNvGraphicFramePr/>
             <a:graphic xmlns:a="http://schemas.openxmlformats.org/drawingml/2006/main">
               <a:graphicData uri="http://schemas.openxmlformats.org/drawingml/2006/picture">
                 <pic:pic xmlns:pic="http://schemas.openxmlformats.org/drawingml/2006/picture">
                   <pic:nvPicPr>
-                    <pic:cNvPr id="8" name="图片 5"/>
+                    <pic:cNvPr id="1034" name="图片 5"/>
                     <pic:cNvPicPr/>
                   </pic:nvPicPr>
                   <pic:blipFill>
-                    <a:blip r:embed="rId10" cstate="print"/>
-                    <a:srcRect l="0" t="0" r="0" b="0"/>
-                    <a:stretch/>
+                    <a:blip r:embed="rId17" cstate="print"/>
+                    <a:srcRect/>
+                    <a:stretch>
+                      <a:fillRect/>
+                    </a:stretch>
                   </pic:blipFill>
                   <pic:spPr>
-                    <a:xfrm rot="0">
+                    <a:xfrm>
                       <a:off x="0" y="0"/>
                       <a:ext cx="5134610" cy="266700"/>
                     </a:xfrm>
-                    <a:prstGeom prst="rect"/>
+                    <a:prstGeom prst="rect">
+                      <a:avLst/>
+                    </a:prstGeom>
                   </pic:spPr>
                 </pic:pic>
               </a:graphicData>
@@ -1876,17 +1663,15 @@
     </w:p>
     <w:p>
       <w:pPr>
-        <w:pStyle w:val="style0"/>
-        <w:spacing w:after="157" w:lineRule="auto" w:line="728"/>
+        <w:spacing w:after="157" w:line="728" w:lineRule="auto"/>
         <w:ind w:left="504" w:right="1578"/>
-        <w:rPr/>
       </w:pPr>
       <w:r>
         <w:t xml:space="preserve">这样，我们就完成了两台 </w:t>
       </w:r>
       <w:r>
         <w:rPr>
-          <w:rFonts w:ascii="Lucida Sans" w:cs="Lucida Sans" w:eastAsia="Lucida Sans" w:hAnsi="Lucida Sans"/>
+          <w:rFonts w:ascii="Lucida Sans" w:hAnsi="Lucida Sans" w:eastAsia="Lucida Sans" w:cs="Lucida Sans"/>
         </w:rPr>
         <w:t xml:space="preserve">PC </w:t>
       </w:r>
@@ -1896,14 +1681,20 @@
     </w:p>
     <w:p>
       <w:pPr>
-        <w:pStyle w:val="style4"/>
-        <w:rPr/>
-      </w:pPr>
-      <w:r>
-        <w:rPr>
-          <w:rFonts w:hint="eastAsia"/>
-        </w:rPr>
-        <w:t>2.2</w:t>
+        <w:pStyle w:val="5"/>
+      </w:pPr>
+      <w:r>
+        <w:rPr>
+          <w:rFonts w:hint="eastAsia"/>
+        </w:rPr>
+        <w:t>2.</w:t>
+      </w:r>
+      <w:r>
+        <w:rPr>
+          <w:rFonts w:hint="eastAsia"/>
+          <w:lang w:val="en-US" w:eastAsia="zh-CN"/>
+        </w:rPr>
+        <w:t>1</w:t>
       </w:r>
       <w:r>
         <w:t xml:space="preserve">.6. 实验配置与命令    </w:t>
@@ -1911,17 +1702,15 @@
     </w:p>
     <w:p>
       <w:pPr>
-        <w:pStyle w:val="style0"/>
         <w:spacing w:after="301"/>
         <w:ind w:left="504"/>
-        <w:rPr/>
       </w:pPr>
       <w:r>
         <w:t>无</w:t>
       </w:r>
       <w:r>
         <w:rPr>
-          <w:rFonts w:ascii="Lucida Sans" w:cs="Lucida Sans" w:eastAsia="Lucida Sans" w:hAnsi="Lucida Sans"/>
+          <w:rFonts w:ascii="Lucida Sans" w:hAnsi="Lucida Sans" w:eastAsia="Lucida Sans" w:cs="Lucida Sans"/>
         </w:rPr>
         <w:t xml:space="preserve"> </w:t>
       </w:r>
@@ -1931,14 +1720,20 @@
     </w:p>
     <w:p>
       <w:pPr>
-        <w:pStyle w:val="style4"/>
-        <w:rPr/>
-      </w:pPr>
-      <w:r>
-        <w:rPr>
-          <w:rFonts w:hint="eastAsia"/>
-        </w:rPr>
-        <w:t>2.2</w:t>
+        <w:pStyle w:val="5"/>
+      </w:pPr>
+      <w:r>
+        <w:rPr>
+          <w:rFonts w:hint="eastAsia"/>
+        </w:rPr>
+        <w:t>2.</w:t>
+      </w:r>
+      <w:r>
+        <w:rPr>
+          <w:rFonts w:hint="eastAsia"/>
+          <w:lang w:val="en-US" w:eastAsia="zh-CN"/>
+        </w:rPr>
+        <w:t>1</w:t>
       </w:r>
       <w:r>
         <w:t xml:space="preserve">.7. 实验结果分析与总结    </w:t>
@@ -1946,16 +1741,14 @@
     </w:p>
     <w:p>
       <w:pPr>
-        <w:pStyle w:val="style0"/>
-        <w:ind w:left="504"/>
-        <w:rPr/>
+        <w:ind w:left="504"/>
       </w:pPr>
       <w:r>
         <w:t xml:space="preserve">在 </w:t>
       </w:r>
       <w:r>
         <w:rPr>
-          <w:rFonts w:ascii="Lucida Sans" w:cs="Lucida Sans" w:eastAsia="Lucida Sans" w:hAnsi="Lucida Sans"/>
+          <w:rFonts w:ascii="Lucida Sans" w:hAnsi="Lucida Sans" w:eastAsia="Lucida Sans" w:cs="Lucida Sans"/>
         </w:rPr>
         <w:t xml:space="preserve">PCa </w:t>
       </w:r>
@@ -1964,7 +1757,7 @@
       </w:r>
       <w:r>
         <w:rPr>
-          <w:rFonts w:ascii="Lucida Sans" w:cs="Lucida Sans" w:eastAsia="Lucida Sans" w:hAnsi="Lucida Sans"/>
+          <w:rFonts w:ascii="Lucida Sans" w:hAnsi="Lucida Sans" w:eastAsia="Lucida Sans" w:cs="Lucida Sans"/>
         </w:rPr>
         <w:t xml:space="preserve">PCa </w:t>
       </w:r>
@@ -1973,7 +1766,7 @@
       </w:r>
       <w:r>
         <w:rPr>
-          <w:rFonts w:ascii="Lucida Sans" w:cs="Lucida Sans" w:eastAsia="Lucida Sans" w:hAnsi="Lucida Sans"/>
+          <w:rFonts w:ascii="Lucida Sans" w:hAnsi="Lucida Sans" w:eastAsia="Lucida Sans" w:cs="Lucida Sans"/>
         </w:rPr>
         <w:t xml:space="preserve">PCa </w:t>
       </w:r>
@@ -1982,7 +1775,7 @@
       </w:r>
       <w:r>
         <w:rPr>
-          <w:rFonts w:ascii="Lucida Sans" w:cs="Lucida Sans" w:eastAsia="Lucida Sans" w:hAnsi="Lucida Sans"/>
+          <w:rFonts w:ascii="Lucida Sans" w:hAnsi="Lucida Sans" w:eastAsia="Lucida Sans" w:cs="Lucida Sans"/>
         </w:rPr>
         <w:t xml:space="preserve">PCb </w:t>
       </w:r>
@@ -1991,7 +1784,7 @@
       </w:r>
       <w:r>
         <w:rPr>
-          <w:rFonts w:ascii="Lucida Sans" w:cs="Lucida Sans" w:eastAsia="Lucida Sans" w:hAnsi="Lucida Sans"/>
+          <w:rFonts w:ascii="Lucida Sans" w:hAnsi="Lucida Sans" w:eastAsia="Lucida Sans" w:cs="Lucida Sans"/>
         </w:rPr>
         <w:t xml:space="preserve">\\ PCa </w:t>
       </w:r>
@@ -2000,7 +1793,7 @@
       </w:r>
       <w:r>
         <w:rPr>
-          <w:rFonts w:ascii="Lucida Sans" w:cs="Lucida Sans" w:eastAsia="Lucida Sans" w:hAnsi="Lucida Sans"/>
+          <w:rFonts w:ascii="Lucida Sans" w:hAnsi="Lucida Sans" w:eastAsia="Lucida Sans" w:cs="Lucida Sans"/>
         </w:rPr>
         <w:t xml:space="preserve">IP </w:t>
       </w:r>
@@ -2010,41 +1803,41 @@
     </w:p>
     <w:p>
       <w:pPr>
-        <w:pStyle w:val="style0"/>
-        <w:spacing w:lineRule="auto" w:line="380"/>
-        <w:ind w:left="504"/>
-        <w:rPr>
-          <w:ins w:id="33" w:author="张何子争" w:date="2025-03-05T18:31:00Z"/>
-        </w:rPr>
-      </w:pPr>
-      <w:r>
-        <w:rPr/>
+        <w:spacing w:line="380" w:lineRule="auto"/>
+        <w:ind w:left="504"/>
+        <w:rPr>
+          <w:ins w:id="12" w:author="张何子争" w:date="2025-03-05T18:31:00Z"/>
+        </w:rPr>
+      </w:pPr>
+      <w:r>
         <w:drawing>
-          <wp:inline distL="0" distT="0" distB="0" distR="0">
+          <wp:inline distT="0" distB="0" distL="0" distR="0">
             <wp:extent cx="6263005" cy="485775"/>
             <wp:effectExtent l="0" t="0" r="4445" b="9525"/>
             <wp:docPr id="1035" name="图片 13"/>
-            <wp:cNvGraphicFramePr>
-              <a:graphicFrameLocks xmlns:a="http://schemas.openxmlformats.org/drawingml/2006/main" noChangeAspect="false" noSelect="false" noResize="false" noGrp="false"/>
-            </wp:cNvGraphicFramePr>
+            <wp:cNvGraphicFramePr/>
             <a:graphic xmlns:a="http://schemas.openxmlformats.org/drawingml/2006/main">
               <a:graphicData uri="http://schemas.openxmlformats.org/drawingml/2006/picture">
                 <pic:pic xmlns:pic="http://schemas.openxmlformats.org/drawingml/2006/picture">
                   <pic:nvPicPr>
-                    <pic:cNvPr id="9" name="图片 13"/>
+                    <pic:cNvPr id="1035" name="图片 13"/>
                     <pic:cNvPicPr/>
                   </pic:nvPicPr>
                   <pic:blipFill>
-                    <a:blip r:embed="rId11" cstate="print"/>
-                    <a:srcRect l="0" t="0" r="0" b="0"/>
-                    <a:stretch/>
+                    <a:blip r:embed="rId18" cstate="print"/>
+                    <a:srcRect/>
+                    <a:stretch>
+                      <a:fillRect/>
+                    </a:stretch>
                   </pic:blipFill>
                   <pic:spPr>
-                    <a:xfrm rot="0">
+                    <a:xfrm>
                       <a:off x="0" y="0"/>
                       <a:ext cx="6263005" cy="485775"/>
                     </a:xfrm>
-                    <a:prstGeom prst="rect"/>
+                    <a:prstGeom prst="rect">
+                      <a:avLst/>
+                    </a:prstGeom>
                   </pic:spPr>
                 </pic:pic>
               </a:graphicData>
@@ -2058,27 +1851,24 @@
     </w:p>
     <w:p>
       <w:pPr>
-        <w:pStyle w:val="style0"/>
-        <w:spacing w:lineRule="auto" w:line="380"/>
-        <w:ind w:left="504"/>
-        <w:rPr>
-          <w:ins w:id="34" w:author="张何子争" w:date="2025-03-05T18:31:00Z"/>
-        </w:rPr>
-      </w:pPr>
-    </w:p>
-    <w:p>
-      <w:pPr>
-        <w:pStyle w:val="style0"/>
-        <w:spacing w:lineRule="auto" w:line="380"/>
-        <w:ind w:left="504"/>
-        <w:rPr/>
+        <w:spacing w:line="380" w:lineRule="auto"/>
+        <w:ind w:left="504"/>
+        <w:rPr>
+          <w:ins w:id="13" w:author="张何子争" w:date="2025-03-05T18:31:00Z"/>
+        </w:rPr>
+      </w:pPr>
+    </w:p>
+    <w:p>
+      <w:pPr>
+        <w:spacing w:line="380" w:lineRule="auto"/>
+        <w:ind w:left="504"/>
       </w:pPr>
       <w:r>
         <w:t xml:space="preserve">双击 </w:t>
       </w:r>
       <w:r>
         <w:rPr>
-          <w:rFonts w:ascii="Lucida Sans" w:cs="Lucida Sans" w:eastAsia="Lucida Sans" w:hAnsi="Lucida Sans"/>
+          <w:rFonts w:ascii="Lucida Sans" w:hAnsi="Lucida Sans" w:eastAsia="Lucida Sans" w:cs="Lucida Sans"/>
         </w:rPr>
         <w:t xml:space="preserve">PCa </w:t>
       </w:r>
@@ -2087,7 +1877,7 @@
       </w:r>
       <w:r>
         <w:rPr>
-          <w:rFonts w:ascii="Lucida Sans" w:cs="Lucida Sans" w:eastAsia="Lucida Sans" w:hAnsi="Lucida Sans"/>
+          <w:rFonts w:ascii="Lucida Sans" w:hAnsi="Lucida Sans" w:eastAsia="Lucida Sans" w:cs="Lucida Sans"/>
         </w:rPr>
         <w:t xml:space="preserve">PCa </w:t>
       </w:r>
@@ -2096,14 +1886,14 @@
       </w:r>
       <w:r>
         <w:rPr>
-          <w:rFonts w:ascii="Lucida Sans" w:cs="Lucida Sans" w:eastAsia="Lucida Sans" w:hAnsi="Lucida Sans"/>
+          <w:rFonts w:ascii="Lucida Sans" w:hAnsi="Lucida Sans" w:eastAsia="Lucida Sans" w:cs="Lucida Sans"/>
         </w:rPr>
         <w:t xml:space="preserve">PCa </w:t>
       </w:r>
       <w:r>
         <w:t>只读”文件夹</w:t>
       </w:r>
-      <w:ins w:id="35" w:author="张何子争" w:date="2025-03-05T18:33:00Z">
+      <w:ins w:id="14" w:author="张何子争" w:date="2025-03-05T18:33:00Z">
         <w:r>
           <w:rPr>
             <w:rFonts w:hint="eastAsia"/>
@@ -2111,23 +1901,15 @@
           <w:t>，</w:t>
         </w:r>
       </w:ins>
-      <w:ins w:id="36" w:author="张何子争" w:date="2025-03-05T18:32:00Z">
+      <w:ins w:id="15" w:author="张何子争" w:date="2025-03-05T18:32:00Z">
         <w:r>
           <w:rPr>
             <w:rFonts w:hint="eastAsia"/>
           </w:rPr>
-          <w:t>分别</w:t>
-        </w:r>
-      </w:ins>
-      <w:ins w:id="37" w:author="张何子争" w:date="2025-03-05T18:32:00Z">
-        <w:r>
-          <w:rPr>
-            <w:rFonts w:hint="eastAsia"/>
-          </w:rPr>
-          <w:t>验证</w:t>
-        </w:r>
-      </w:ins>
-      <w:ins w:id="38" w:author="张何子争" w:date="2025-03-05T18:34:00Z">
+          <w:t>分别验证</w:t>
+        </w:r>
+      </w:ins>
+      <w:ins w:id="16" w:author="张何子争" w:date="2025-03-05T18:34:00Z">
         <w:r>
           <w:rPr>
             <w:rFonts w:hint="eastAsia"/>
@@ -2135,7 +1917,7 @@
           <w:t>完全</w:t>
         </w:r>
       </w:ins>
-      <w:ins w:id="39" w:author="张何子争" w:date="2025-03-05T18:32:00Z">
+      <w:ins w:id="17" w:author="张何子争" w:date="2025-03-05T18:32:00Z">
         <w:r>
           <w:rPr>
             <w:rFonts w:hint="eastAsia"/>
@@ -2143,7 +1925,7 @@
           <w:t>和</w:t>
         </w:r>
       </w:ins>
-      <w:ins w:id="40" w:author="张何子争" w:date="2025-03-05T18:34:00Z">
+      <w:ins w:id="18" w:author="张何子争" w:date="2025-03-05T18:34:00Z">
         <w:r>
           <w:rPr>
             <w:rFonts w:hint="eastAsia"/>
@@ -2151,31 +1933,15 @@
           <w:t>只读</w:t>
         </w:r>
       </w:ins>
-      <w:ins w:id="41" w:author="张何子争" w:date="2025-03-05T18:33:00Z">
+      <w:ins w:id="19" w:author="张何子争" w:date="2025-03-05T18:33:00Z">
         <w:r>
           <w:rPr>
             <w:rFonts w:hint="eastAsia"/>
           </w:rPr>
-          <w:t>权限</w:t>
-        </w:r>
-      </w:ins>
-      <w:ins w:id="42" w:author="张何子争" w:date="2025-03-05T18:33:00Z">
-        <w:r>
-          <w:rPr>
-            <w:rFonts w:hint="eastAsia"/>
-          </w:rPr>
-          <w:t>。</w:t>
-        </w:r>
-      </w:ins>
-      <w:ins w:id="43" w:author="张何子争" w:date="2025-03-05T18:33:00Z">
-        <w:r>
-          <w:rPr>
-            <w:rFonts w:hint="eastAsia"/>
-          </w:rPr>
-          <w:t>能</w:t>
-        </w:r>
-      </w:ins>
-      <w:ins w:id="44" w:author="张何子争" w:date="2025-03-05T18:35:00Z">
+          <w:t>权限。能</w:t>
+        </w:r>
+      </w:ins>
+      <w:ins w:id="20" w:author="张何子争" w:date="2025-03-05T18:35:00Z">
         <w:r>
           <w:rPr>
             <w:rFonts w:hint="eastAsia"/>
@@ -2183,7 +1949,56 @@
           <w:t>远程</w:t>
         </w:r>
       </w:ins>
-      <w:ins w:id="45" w:author="张何子争" w:date="2025-03-05T18:34:00Z">
+      <w:ins w:id="21" w:author="张何子争" w:date="2025-03-05T18:34:00Z">
+        <w:r>
+          <w:rPr>
+            <w:rFonts w:hint="eastAsia"/>
+          </w:rPr>
+          <w:t>读取并</w:t>
+        </w:r>
+      </w:ins>
+      <w:ins w:id="22" w:author="张何子争" w:date="2025-03-05T18:35:00Z">
+        <w:r>
+          <w:rPr>
+            <w:rFonts w:hint="eastAsia"/>
+          </w:rPr>
+          <w:t>远程</w:t>
+        </w:r>
+      </w:ins>
+      <w:ins w:id="23" w:author="张何子争" w:date="2025-03-05T18:34:00Z">
+        <w:r>
+          <w:rPr>
+            <w:rFonts w:hint="eastAsia"/>
+          </w:rPr>
+          <w:t>修改文件表示“</w:t>
+        </w:r>
+      </w:ins>
+      <w:ins w:id="24" w:author="刘保莉" w:date="2025-03-09T10:20:00Z">
+        <w:r>
+          <w:rPr>
+            <w:rFonts w:hint="eastAsia"/>
+            <w:lang w:val="en-US" w:eastAsia="zh-CN"/>
+          </w:rPr>
+          <w:t>读取/写入</w:t>
+        </w:r>
+      </w:ins>
+      <w:ins w:id="25" w:author="张何子争" w:date="2025-03-05T18:34:00Z">
+        <w:r>
+          <w:rPr>
+            <w:rFonts w:hint="eastAsia"/>
+          </w:rPr>
+          <w:t>”权限设置成功，能</w:t>
+        </w:r>
+      </w:ins>
+      <w:ins w:id="26" w:author="张何子争" w:date="2025-03-05T18:35:00Z">
+        <w:r>
+          <w:rPr>
+            <w:rFonts w:hint="eastAsia"/>
+          </w:rPr>
+          <w:t>远程</w:t>
+        </w:r>
+      </w:ins>
+      <w:ins w:id="27" w:author="张何子争" w:date="2025-03-05T18:34:00Z">
         <w:r>
           <w:rPr>
             <w:rFonts w:hint="eastAsia"/>
@@ -2191,275 +2006,62 @@
           <w:t>读取</w:t>
         </w:r>
       </w:ins>
-      <w:ins w:id="46" w:author="张何子争" w:date="2025-03-05T18:34:00Z">
+      <w:ins w:id="28" w:author="张何子争" w:date="2025-03-05T18:35:00Z">
         <w:r>
           <w:rPr>
             <w:rFonts w:hint="eastAsia"/>
           </w:rPr>
-          <w:t>并</w:t>
-        </w:r>
-      </w:ins>
-      <w:ins w:id="47" w:author="张何子争" w:date="2025-03-05T18:35:00Z">
-        <w:r>
-          <w:rPr>
-            <w:rFonts w:hint="eastAsia"/>
-          </w:rPr>
-          <w:t>远程</w:t>
-        </w:r>
-      </w:ins>
-      <w:ins w:id="48" w:author="张何子争" w:date="2025-03-05T18:34:00Z">
-        <w:r>
-          <w:rPr>
-            <w:rFonts w:hint="eastAsia"/>
-          </w:rPr>
-          <w:t>修改</w:t>
-        </w:r>
-      </w:ins>
-      <w:ins w:id="49" w:author="张何子争" w:date="2025-03-05T18:34:00Z">
-        <w:r>
-          <w:rPr>
-            <w:rFonts w:hint="eastAsia"/>
-          </w:rPr>
-          <w:t>文件</w:t>
-        </w:r>
-      </w:ins>
-      <w:ins w:id="50" w:author="张何子争" w:date="2025-03-05T18:34:00Z">
-        <w:r>
-          <w:rPr>
-            <w:rFonts w:hint="eastAsia"/>
-          </w:rPr>
-          <w:t>表示</w:t>
-        </w:r>
-      </w:ins>
-      <w:ins w:id="51" w:author="张何子争" w:date="2025-03-05T18:34:00Z">
-        <w:r>
-          <w:rPr>
-            <w:rFonts w:hint="eastAsia"/>
-          </w:rPr>
-          <w:t>“</w:t>
-        </w:r>
-      </w:ins>
-      <w:ins w:id="52" w:author="刘保莉" w:date="2025-03-09T10:20:00Z">
-        <w:r>
-          <w:rPr>
-            <w:rFonts w:hint="eastAsia"/>
-            <w:lang w:val="en-US" w:eastAsia="zh-CN"/>
-          </w:rPr>
-          <w:t>读取</w:t>
-        </w:r>
-      </w:ins>
-      <w:ins w:id="53" w:author="刘保莉" w:date="2025-03-09T10:20:00Z">
-        <w:r>
-          <w:rPr>
-            <w:rFonts w:hint="eastAsia"/>
-            <w:lang w:val="en-US" w:eastAsia="zh-CN"/>
-          </w:rPr>
-          <w:t>/</w:t>
-        </w:r>
-      </w:ins>
-      <w:ins w:id="54" w:author="刘保莉" w:date="2025-03-09T10:20:00Z">
-        <w:r>
-          <w:rPr>
-            <w:rFonts w:hint="eastAsia"/>
-            <w:lang w:val="en-US" w:eastAsia="zh-CN"/>
-          </w:rPr>
-          <w:t>写入</w:t>
-        </w:r>
-      </w:ins>
-      <w:ins w:id="55" w:author="张何子争" w:date="2025-03-05T18:34:00Z">
-        <w:r>
-          <w:rPr>
-            <w:rFonts w:hint="eastAsia"/>
-          </w:rPr>
-          <w:t>”</w:t>
-        </w:r>
-      </w:ins>
-      <w:ins w:id="56" w:author="张何子争" w:date="2025-03-05T18:34:00Z">
-        <w:r>
-          <w:rPr>
-            <w:rFonts w:hint="eastAsia"/>
-          </w:rPr>
-          <w:t>权限</w:t>
-        </w:r>
-      </w:ins>
-      <w:ins w:id="57" w:author="张何子争" w:date="2025-03-05T18:34:00Z">
-        <w:r>
-          <w:rPr>
-            <w:rFonts w:hint="eastAsia"/>
-          </w:rPr>
-          <w:t>设置</w:t>
-        </w:r>
-      </w:ins>
-      <w:ins w:id="58" w:author="张何子争" w:date="2025-03-05T18:34:00Z">
-        <w:r>
-          <w:rPr>
-            <w:rFonts w:hint="eastAsia"/>
-          </w:rPr>
-          <w:t>成功</w:t>
-        </w:r>
-      </w:ins>
-      <w:ins w:id="59" w:author="张何子争" w:date="2025-03-05T18:34:00Z">
-        <w:r>
-          <w:rPr>
-            <w:rFonts w:hint="eastAsia"/>
-          </w:rPr>
-          <w:t>，</w:t>
-        </w:r>
-      </w:ins>
-      <w:ins w:id="60" w:author="张何子争" w:date="2025-03-05T18:34:00Z">
-        <w:r>
-          <w:rPr>
-            <w:rFonts w:hint="eastAsia"/>
-          </w:rPr>
-          <w:t>能</w:t>
-        </w:r>
-      </w:ins>
-      <w:ins w:id="61" w:author="张何子争" w:date="2025-03-05T18:35:00Z">
-        <w:r>
-          <w:rPr>
-            <w:rFonts w:hint="eastAsia"/>
-          </w:rPr>
-          <w:t>远程</w:t>
-        </w:r>
-      </w:ins>
-      <w:ins w:id="62" w:author="张何子争" w:date="2025-03-05T18:34:00Z">
-        <w:r>
-          <w:rPr>
-            <w:rFonts w:hint="eastAsia"/>
-          </w:rPr>
-          <w:t>读取</w:t>
-        </w:r>
-      </w:ins>
-      <w:ins w:id="63" w:author="张何子争" w:date="2025-03-05T18:35:00Z">
-        <w:r>
-          <w:rPr>
-            <w:rFonts w:hint="eastAsia"/>
-          </w:rPr>
-          <w:t>文件</w:t>
-        </w:r>
-      </w:ins>
-      <w:ins w:id="64" w:author="张何子争" w:date="2025-03-05T18:35:00Z">
-        <w:r>
-          <w:rPr>
-            <w:rFonts w:hint="eastAsia"/>
-          </w:rPr>
-          <w:t>但</w:t>
-        </w:r>
-      </w:ins>
-      <w:ins w:id="65" w:author="张何子争" w:date="2025-03-05T18:35:00Z">
-        <w:r>
-          <w:rPr>
-            <w:rFonts w:hint="eastAsia"/>
-          </w:rPr>
-          <w:t>无法</w:t>
-        </w:r>
-      </w:ins>
-      <w:ins w:id="66" w:author="张何子争" w:date="2025-03-05T18:35:00Z">
-        <w:r>
-          <w:rPr>
-            <w:rFonts w:hint="eastAsia"/>
-          </w:rPr>
-          <w:t>远程</w:t>
-        </w:r>
-      </w:ins>
-      <w:ins w:id="67" w:author="张何子争" w:date="2025-03-05T18:35:00Z">
-        <w:r>
-          <w:rPr>
-            <w:rFonts w:hint="eastAsia"/>
-          </w:rPr>
-          <w:t>修改</w:t>
-        </w:r>
-      </w:ins>
-      <w:ins w:id="68" w:author="张何子争" w:date="2025-03-05T18:35:00Z">
-        <w:r>
-          <w:rPr>
-            <w:rFonts w:hint="eastAsia"/>
-          </w:rPr>
-          <w:t>表示</w:t>
-        </w:r>
-      </w:ins>
-      <w:ins w:id="69" w:author="张何子争" w:date="2025-03-05T18:35:00Z">
-        <w:r>
-          <w:rPr>
-            <w:rFonts w:hint="eastAsia"/>
-          </w:rPr>
-          <w:t>“</w:t>
-        </w:r>
-      </w:ins>
-      <w:ins w:id="70" w:author="张何子争" w:date="2025-03-05T18:35:00Z">
-        <w:r>
-          <w:rPr>
-            <w:rFonts w:hint="eastAsia"/>
-          </w:rPr>
-          <w:t>只读</w:t>
-        </w:r>
-      </w:ins>
-      <w:ins w:id="71" w:author="张何子争" w:date="2025-03-05T18:35:00Z">
-        <w:r>
-          <w:rPr>
-            <w:rFonts w:hint="eastAsia"/>
-          </w:rPr>
-          <w:t>”</w:t>
-        </w:r>
-      </w:ins>
-      <w:ins w:id="72" w:author="张何子争" w:date="2025-03-05T18:35:00Z">
-        <w:r>
-          <w:rPr>
-            <w:rFonts w:hint="eastAsia"/>
-          </w:rPr>
-          <w:t>权限</w:t>
-        </w:r>
-      </w:ins>
-      <w:ins w:id="73" w:author="张何子争" w:date="2025-03-05T18:35:00Z">
-        <w:r>
-          <w:rPr>
-            <w:rFonts w:hint="eastAsia"/>
-          </w:rPr>
-          <w:t>设置</w:t>
-        </w:r>
-      </w:ins>
-      <w:ins w:id="74" w:author="张何子争" w:date="2025-03-05T18:35:00Z">
-        <w:r>
-          <w:rPr>
-            <w:rFonts w:hint="eastAsia"/>
-          </w:rPr>
-          <w:t>成功</w:t>
-        </w:r>
-      </w:ins>
-      <w:ins w:id="75" w:author="张何子争" w:date="2025-03-05T18:35:00Z">
-        <w:r>
-          <w:rPr>
-            <w:rFonts w:hint="eastAsia"/>
-          </w:rPr>
-          <w:t>。</w:t>
-        </w:r>
-      </w:ins>
-    </w:p>
-    <w:p>
-      <w:pPr>
-        <w:pStyle w:val="style3"/>
-        <w:rPr/>
-      </w:pPr>
-      <w:r>
-        <w:rPr>
-          <w:rFonts w:hint="eastAsia"/>
-        </w:rPr>
-        <w:t>2.3</w:t>
-      </w:r>
-      <w:r>
-        <w:t xml:space="preserve"> 实验 2-3 对等网络与资源共享    </w:t>
-      </w:r>
-    </w:p>
-    <w:p>
-      <w:pPr>
-        <w:pStyle w:val="style4"/>
-        <w:rPr/>
-      </w:pPr>
-      <w:r>
-        <w:rPr>
-          <w:rFonts w:hint="eastAsia"/>
-        </w:rPr>
-        <w:t>2.3</w:t>
+          <w:t>文件但无法远程修改表示“只读”权限设置成功。</w:t>
+        </w:r>
+      </w:ins>
+    </w:p>
+    <w:p>
+      <w:pPr>
+        <w:pStyle w:val="4"/>
+      </w:pPr>
+      <w:r>
+        <w:rPr>
+          <w:rFonts w:hint="eastAsia"/>
+        </w:rPr>
+        <w:t>2.</w:t>
+      </w:r>
+      <w:r>
+        <w:rPr>
+          <w:rFonts w:hint="eastAsia"/>
+          <w:lang w:val="en-US" w:eastAsia="zh-CN"/>
+        </w:rPr>
+        <w:t>2</w:t>
+      </w:r>
+      <w:r>
+        <w:t xml:space="preserve"> 实验 2-</w:t>
+      </w:r>
+      <w:r>
+        <w:rPr>
+          <w:rFonts w:hint="eastAsia"/>
+          <w:lang w:val="en-US" w:eastAsia="zh-CN"/>
+        </w:rPr>
+        <w:t>2</w:t>
+      </w:r>
+      <w:r>
+        <w:t xml:space="preserve"> 对等网络与资源共享    </w:t>
+      </w:r>
+    </w:p>
+    <w:p>
+      <w:pPr>
+        <w:pStyle w:val="5"/>
+      </w:pPr>
+      <w:r>
+        <w:rPr>
+          <w:rFonts w:hint="eastAsia"/>
+        </w:rPr>
+        <w:t>2.</w:t>
+      </w:r>
+      <w:r>
+        <w:rPr>
+          <w:rFonts w:hint="eastAsia"/>
+          <w:lang w:val="en-US" w:eastAsia="zh-CN"/>
+        </w:rPr>
+        <w:t>2</w:t>
       </w:r>
       <w:r>
         <w:t xml:space="preserve">.1. 实验内容    </w:t>
@@ -2467,17 +2069,15 @@
     </w:p>
     <w:p>
       <w:pPr>
-        <w:pStyle w:val="style0"/>
-        <w:spacing w:after="299" w:lineRule="auto" w:line="427"/>
-        <w:ind w:left="504"/>
-        <w:rPr/>
+        <w:spacing w:after="299" w:line="427" w:lineRule="auto"/>
+        <w:ind w:left="504"/>
       </w:pPr>
       <w:r>
         <w:t xml:space="preserve">多台 </w:t>
       </w:r>
       <w:r>
         <w:rPr>
-          <w:rFonts w:ascii="Lucida Sans" w:cs="Lucida Sans" w:eastAsia="Lucida Sans" w:hAnsi="Lucida Sans"/>
+          <w:rFonts w:ascii="Lucida Sans" w:hAnsi="Lucida Sans" w:eastAsia="Lucida Sans" w:cs="Lucida Sans"/>
         </w:rPr>
         <w:t xml:space="preserve">PC </w:t>
       </w:r>
@@ -2486,7 +2086,7 @@
       </w:r>
       <w:r>
         <w:rPr>
-          <w:rFonts w:ascii="Lucida Sans" w:cs="Lucida Sans" w:eastAsia="Lucida Sans" w:hAnsi="Lucida Sans"/>
+          <w:rFonts w:ascii="Lucida Sans" w:hAnsi="Lucida Sans" w:eastAsia="Lucida Sans" w:cs="Lucida Sans"/>
         </w:rPr>
         <w:t>Hub</w:t>
       </w:r>
@@ -2495,7 +2095,7 @@
       </w:r>
       <w:r>
         <w:rPr>
-          <w:rFonts w:ascii="Lucida Sans" w:cs="Lucida Sans" w:eastAsia="Lucida Sans" w:hAnsi="Lucida Sans"/>
+          <w:rFonts w:ascii="Lucida Sans" w:hAnsi="Lucida Sans" w:eastAsia="Lucida Sans" w:cs="Lucida Sans"/>
         </w:rPr>
         <w:t>Switch</w:t>
       </w:r>
@@ -2504,7 +2104,7 @@
       </w:r>
       <w:r>
         <w:rPr>
-          <w:rFonts w:ascii="Lucida Sans" w:cs="Lucida Sans" w:eastAsia="Lucida Sans" w:hAnsi="Lucida Sans"/>
+          <w:rFonts w:ascii="Lucida Sans" w:hAnsi="Lucida Sans" w:eastAsia="Lucida Sans" w:cs="Lucida Sans"/>
         </w:rPr>
         <w:t xml:space="preserve">Internet </w:t>
       </w:r>
@@ -2513,7 +2113,7 @@
       </w:r>
       <w:r>
         <w:rPr>
-          <w:rFonts w:ascii="Lucida Sans" w:cs="Lucida Sans" w:eastAsia="Lucida Sans" w:hAnsi="Lucida Sans"/>
+          <w:rFonts w:ascii="Lucida Sans" w:hAnsi="Lucida Sans" w:eastAsia="Lucida Sans" w:cs="Lucida Sans"/>
         </w:rPr>
         <w:t xml:space="preserve"> </w:t>
       </w:r>
@@ -2523,14 +2123,20 @@
     </w:p>
     <w:p>
       <w:pPr>
-        <w:pStyle w:val="style4"/>
-        <w:rPr/>
-      </w:pPr>
-      <w:r>
-        <w:rPr>
-          <w:rFonts w:hint="eastAsia"/>
-        </w:rPr>
-        <w:t>2.3</w:t>
+        <w:pStyle w:val="5"/>
+      </w:pPr>
+      <w:r>
+        <w:rPr>
+          <w:rFonts w:hint="eastAsia"/>
+        </w:rPr>
+        <w:t>2.</w:t>
+      </w:r>
+      <w:r>
+        <w:rPr>
+          <w:rFonts w:hint="eastAsia"/>
+          <w:lang w:val="en-US" w:eastAsia="zh-CN"/>
+        </w:rPr>
+        <w:t>2</w:t>
       </w:r>
       <w:r>
         <w:t xml:space="preserve">.2. 实验目的    </w:t>
@@ -2538,16 +2144,14 @@
     </w:p>
     <w:p>
       <w:pPr>
-        <w:pStyle w:val="style0"/>
-        <w:ind w:left="504"/>
-        <w:rPr/>
+        <w:ind w:left="504"/>
       </w:pPr>
       <w:r>
         <w:t xml:space="preserve">掌握通过交换机连接多台 </w:t>
       </w:r>
       <w:r>
         <w:rPr>
-          <w:rFonts w:ascii="Lucida Sans" w:cs="Lucida Sans" w:eastAsia="Lucida Sans" w:hAnsi="Lucida Sans"/>
+          <w:rFonts w:ascii="Lucida Sans" w:hAnsi="Lucida Sans" w:eastAsia="Lucida Sans" w:cs="Lucida Sans"/>
         </w:rPr>
         <w:t xml:space="preserve">PC </w:t>
       </w:r>
@@ -2557,14 +2161,12 @@
     </w:p>
     <w:p>
       <w:pPr>
-        <w:pStyle w:val="style0"/>
         <w:spacing w:after="715"/>
         <w:ind w:left="504"/>
-        <w:rPr/>
-      </w:pPr>
-      <w:r>
-        <w:rPr>
-          <w:rFonts w:ascii="Lucida Sans" w:cs="Lucida Sans" w:eastAsia="Lucida Sans" w:hAnsi="Lucida Sans"/>
+      </w:pPr>
+      <w:r>
+        <w:rPr>
+          <w:rFonts w:ascii="Lucida Sans" w:hAnsi="Lucida Sans" w:eastAsia="Lucida Sans" w:cs="Lucida Sans"/>
         </w:rPr>
         <w:t xml:space="preserve">PC </w:t>
       </w:r>
@@ -2573,7 +2175,7 @@
       </w:r>
       <w:r>
         <w:rPr>
-          <w:rFonts w:ascii="Lucida Sans" w:cs="Lucida Sans" w:eastAsia="Lucida Sans" w:hAnsi="Lucida Sans"/>
+          <w:rFonts w:ascii="Lucida Sans" w:hAnsi="Lucida Sans" w:eastAsia="Lucida Sans" w:cs="Lucida Sans"/>
         </w:rPr>
         <w:t xml:space="preserve">PC </w:t>
       </w:r>
@@ -2582,7 +2184,7 @@
       </w:r>
       <w:r>
         <w:rPr>
-          <w:rFonts w:ascii="Lucida Sans" w:cs="Lucida Sans" w:eastAsia="Lucida Sans" w:hAnsi="Lucida Sans"/>
+          <w:rFonts w:ascii="Lucida Sans" w:hAnsi="Lucida Sans" w:eastAsia="Lucida Sans" w:cs="Lucida Sans"/>
         </w:rPr>
         <w:t xml:space="preserve">PC </w:t>
       </w:r>
@@ -2592,14 +2194,20 @@
     </w:p>
     <w:p>
       <w:pPr>
-        <w:pStyle w:val="style4"/>
-        <w:rPr/>
-      </w:pPr>
-      <w:r>
-        <w:rPr>
-          <w:rFonts w:hint="eastAsia"/>
-        </w:rPr>
-        <w:t>2.3</w:t>
+        <w:pStyle w:val="5"/>
+      </w:pPr>
+      <w:r>
+        <w:rPr>
+          <w:rFonts w:hint="eastAsia"/>
+        </w:rPr>
+        <w:t>2.</w:t>
+      </w:r>
+      <w:r>
+        <w:rPr>
+          <w:rFonts w:hint="eastAsia"/>
+          <w:lang w:val="en-US" w:eastAsia="zh-CN"/>
+        </w:rPr>
+        <w:t>2</w:t>
       </w:r>
       <w:r>
         <w:t xml:space="preserve">.3. 实验拓扑图    </w:t>
@@ -2607,40 +2215,39 @@
     </w:p>
     <w:p>
       <w:pPr>
-        <w:pStyle w:val="style0"/>
-        <w:spacing w:after="514" w:lineRule="auto" w:line="259"/>
+        <w:spacing w:after="514" w:line="259" w:lineRule="auto"/>
         <w:ind w:left="0" w:right="1116" w:firstLine="0"/>
         <w:jc w:val="right"/>
-        <w:rPr/>
-      </w:pPr>
-      <w:r>
-        <w:rPr/>
+      </w:pPr>
+      <w:r>
         <w:drawing>
-          <wp:inline distL="0" distT="0" distB="0" distR="0">
+          <wp:inline distT="0" distB="0" distL="0" distR="0">
             <wp:extent cx="5267325" cy="3949700"/>
             <wp:effectExtent l="0" t="0" r="0" b="0"/>
             <wp:docPr id="1036" name="Picture 826"/>
-            <wp:cNvGraphicFramePr>
-              <a:graphicFrameLocks xmlns:a="http://schemas.openxmlformats.org/drawingml/2006/main" noChangeAspect="false" noSelect="false" noResize="false" noGrp="false"/>
-            </wp:cNvGraphicFramePr>
+            <wp:cNvGraphicFramePr/>
             <a:graphic xmlns:a="http://schemas.openxmlformats.org/drawingml/2006/main">
               <a:graphicData uri="http://schemas.openxmlformats.org/drawingml/2006/picture">
                 <pic:pic xmlns:pic="http://schemas.openxmlformats.org/drawingml/2006/picture">
                   <pic:nvPicPr>
-                    <pic:cNvPr id="10" name="Picture 826"/>
+                    <pic:cNvPr id="1036" name="Picture 826"/>
                     <pic:cNvPicPr/>
                   </pic:nvPicPr>
                   <pic:blipFill>
-                    <a:blip r:embed="rId12" cstate="print"/>
-                    <a:srcRect l="0" t="0" r="0" b="0"/>
-                    <a:stretch/>
+                    <a:blip r:embed="rId19" cstate="print"/>
+                    <a:srcRect/>
+                    <a:stretch>
+                      <a:fillRect/>
+                    </a:stretch>
                   </pic:blipFill>
                   <pic:spPr>
-                    <a:xfrm rot="0">
+                    <a:xfrm>
                       <a:off x="0" y="0"/>
                       <a:ext cx="5267325" cy="3949700"/>
                     </a:xfrm>
-                    <a:prstGeom prst="rect"/>
+                    <a:prstGeom prst="rect">
+                      <a:avLst/>
+                    </a:prstGeom>
                   </pic:spPr>
                 </pic:pic>
               </a:graphicData>
@@ -2650,7 +2257,7 @@
       </w:r>
       <w:r>
         <w:rPr>
-          <w:rFonts w:ascii="Lucida Sans" w:cs="Lucida Sans" w:eastAsia="Lucida Sans" w:hAnsi="Lucida Sans"/>
+          <w:rFonts w:ascii="Lucida Sans" w:hAnsi="Lucida Sans" w:eastAsia="Lucida Sans" w:cs="Lucida Sans"/>
         </w:rPr>
         <w:t xml:space="preserve"> </w:t>
       </w:r>
@@ -2660,14 +2267,20 @@
     </w:p>
     <w:p>
       <w:pPr>
-        <w:pStyle w:val="style4"/>
-        <w:rPr/>
-      </w:pPr>
-      <w:r>
-        <w:rPr>
-          <w:rFonts w:hint="eastAsia"/>
-        </w:rPr>
-        <w:t>2.3</w:t>
+        <w:pStyle w:val="5"/>
+      </w:pPr>
+      <w:r>
+        <w:rPr>
+          <w:rFonts w:hint="eastAsia"/>
+        </w:rPr>
+        <w:t>2.</w:t>
+      </w:r>
+      <w:r>
+        <w:rPr>
+          <w:rFonts w:hint="eastAsia"/>
+          <w:lang w:val="en-US" w:eastAsia="zh-CN"/>
+        </w:rPr>
+        <w:t>2</w:t>
       </w:r>
       <w:r>
         <w:t xml:space="preserve">.4. 实验设备    </w:t>
@@ -2675,14 +2288,12 @@
     </w:p>
     <w:p>
       <w:pPr>
-        <w:pStyle w:val="style0"/>
         <w:spacing w:after="714"/>
         <w:ind w:left="504"/>
-        <w:rPr/>
-      </w:pPr>
-      <w:r>
-        <w:rPr>
-          <w:rFonts w:ascii="Lucida Sans" w:cs="Lucida Sans" w:eastAsia="Lucida Sans" w:hAnsi="Lucida Sans"/>
+      </w:pPr>
+      <w:r>
+        <w:rPr>
+          <w:rFonts w:ascii="Lucida Sans" w:hAnsi="Lucida Sans" w:eastAsia="Lucida Sans" w:cs="Lucida Sans"/>
         </w:rPr>
         <w:t xml:space="preserve">PC </w:t>
       </w:r>
@@ -2691,7 +2302,7 @@
       </w:r>
       <w:r>
         <w:rPr>
-          <w:rFonts w:ascii="Lucida Sans" w:cs="Lucida Sans" w:eastAsia="Lucida Sans" w:hAnsi="Lucida Sans"/>
+          <w:rFonts w:ascii="Lucida Sans" w:hAnsi="Lucida Sans" w:eastAsia="Lucida Sans" w:cs="Lucida Sans"/>
         </w:rPr>
         <w:t xml:space="preserve">1 </w:t>
       </w:r>
@@ -2700,7 +2311,7 @@
       </w:r>
       <w:r>
         <w:rPr>
-          <w:rFonts w:ascii="Lucida Sans" w:cs="Lucida Sans" w:eastAsia="Lucida Sans" w:hAnsi="Lucida Sans"/>
+          <w:rFonts w:ascii="Lucida Sans" w:hAnsi="Lucida Sans" w:eastAsia="Lucida Sans" w:cs="Lucida Sans"/>
         </w:rPr>
         <w:t xml:space="preserve">4 </w:t>
       </w:r>
@@ -2709,7 +2320,7 @@
       </w:r>
       <w:r>
         <w:rPr>
-          <w:rFonts w:ascii="Lucida Sans" w:cs="Lucida Sans" w:eastAsia="Lucida Sans" w:hAnsi="Lucida Sans"/>
+          <w:rFonts w:ascii="Lucida Sans" w:hAnsi="Lucida Sans" w:eastAsia="Lucida Sans" w:cs="Lucida Sans"/>
         </w:rPr>
         <w:t xml:space="preserve"> </w:t>
       </w:r>
@@ -2719,14 +2330,20 @@
     </w:p>
     <w:p>
       <w:pPr>
-        <w:pStyle w:val="style4"/>
-        <w:rPr/>
-      </w:pPr>
-      <w:r>
-        <w:rPr>
-          <w:rFonts w:hint="eastAsia"/>
-        </w:rPr>
-        <w:t>2.3</w:t>
+        <w:pStyle w:val="5"/>
+      </w:pPr>
+      <w:r>
+        <w:rPr>
+          <w:rFonts w:hint="eastAsia"/>
+        </w:rPr>
+        <w:t>2.</w:t>
+      </w:r>
+      <w:r>
+        <w:rPr>
+          <w:rFonts w:hint="eastAsia"/>
+          <w:lang w:val="en-US" w:eastAsia="zh-CN"/>
+        </w:rPr>
+        <w:t>2</w:t>
       </w:r>
       <w:r>
         <w:t xml:space="preserve">.5. 实验步骤    </w:t>
@@ -2734,16 +2351,14 @@
     </w:p>
     <w:p>
       <w:pPr>
-        <w:pStyle w:val="style0"/>
         <w:ind w:left="53"/>
-        <w:rPr/>
       </w:pPr>
       <w:r>
         <w:t>步骤一：</w:t>
       </w:r>
       <w:r>
         <w:rPr>
-          <w:rFonts w:ascii="Lucida Sans" w:cs="Lucida Sans" w:eastAsia="Lucida Sans" w:hAnsi="Lucida Sans"/>
+          <w:rFonts w:ascii="Lucida Sans" w:hAnsi="Lucida Sans" w:eastAsia="Lucida Sans" w:cs="Lucida Sans"/>
         </w:rPr>
         <w:t xml:space="preserve"> </w:t>
       </w:r>
@@ -2753,16 +2368,14 @@
     </w:p>
     <w:p>
       <w:pPr>
-        <w:pStyle w:val="style0"/>
-        <w:ind w:left="504"/>
-        <w:rPr/>
+        <w:ind w:left="504"/>
       </w:pPr>
       <w:r>
         <w:t xml:space="preserve">使用网线连接 </w:t>
       </w:r>
       <w:r>
         <w:rPr>
-          <w:rFonts w:ascii="Lucida Sans" w:cs="Lucida Sans" w:eastAsia="Lucida Sans" w:hAnsi="Lucida Sans"/>
+          <w:rFonts w:ascii="Lucida Sans" w:hAnsi="Lucida Sans" w:eastAsia="Lucida Sans" w:cs="Lucida Sans"/>
         </w:rPr>
         <w:t xml:space="preserve">PC </w:t>
       </w:r>
@@ -2771,7 +2384,7 @@
       </w:r>
       <w:r>
         <w:rPr>
-          <w:rFonts w:ascii="Lucida Sans" w:cs="Lucida Sans" w:eastAsia="Lucida Sans" w:hAnsi="Lucida Sans"/>
+          <w:rFonts w:ascii="Lucida Sans" w:hAnsi="Lucida Sans" w:eastAsia="Lucida Sans" w:cs="Lucida Sans"/>
         </w:rPr>
         <w:t xml:space="preserve"> </w:t>
       </w:r>
@@ -2781,16 +2394,14 @@
     </w:p>
     <w:p>
       <w:pPr>
-        <w:pStyle w:val="style0"/>
-        <w:ind w:left="504"/>
-        <w:rPr/>
+        <w:ind w:left="504"/>
       </w:pPr>
       <w:r>
         <w:t xml:space="preserve">如实验拓扑图所示，使用网线，将 </w:t>
       </w:r>
       <w:r>
         <w:rPr>
-          <w:rFonts w:ascii="Lucida Sans" w:cs="Lucida Sans" w:eastAsia="Lucida Sans" w:hAnsi="Lucida Sans"/>
+          <w:rFonts w:ascii="Lucida Sans" w:hAnsi="Lucida Sans" w:eastAsia="Lucida Sans" w:cs="Lucida Sans"/>
         </w:rPr>
         <w:t xml:space="preserve">4 </w:t>
       </w:r>
@@ -2799,7 +2410,7 @@
       </w:r>
       <w:r>
         <w:rPr>
-          <w:rFonts w:ascii="Lucida Sans" w:cs="Lucida Sans" w:eastAsia="Lucida Sans" w:hAnsi="Lucida Sans"/>
+          <w:rFonts w:ascii="Lucida Sans" w:hAnsi="Lucida Sans" w:eastAsia="Lucida Sans" w:cs="Lucida Sans"/>
         </w:rPr>
         <w:t xml:space="preserve">PC </w:t>
       </w:r>
@@ -2808,7 +2419,7 @@
       </w:r>
       <w:r>
         <w:rPr>
-          <w:rFonts w:ascii="Lucida Sans" w:cs="Lucida Sans" w:eastAsia="Lucida Sans" w:hAnsi="Lucida Sans"/>
+          <w:rFonts w:ascii="Lucida Sans" w:hAnsi="Lucida Sans" w:eastAsia="Lucida Sans" w:cs="Lucida Sans"/>
         </w:rPr>
         <w:t xml:space="preserve"> </w:t>
       </w:r>
@@ -2818,37 +2429,35 @@
     </w:p>
     <w:p>
       <w:pPr>
-        <w:pStyle w:val="style0"/>
         <w:ind w:left="53"/>
-        <w:rPr/>
       </w:pPr>
       <w:r>
         <w:t>步骤二：</w:t>
       </w:r>
       <w:r>
         <w:rPr>
-          <w:rFonts w:ascii="Lucida Sans" w:cs="Lucida Sans" w:eastAsia="Lucida Sans" w:hAnsi="Lucida Sans"/>
+          <w:rFonts w:ascii="Lucida Sans" w:hAnsi="Lucida Sans" w:eastAsia="Lucida Sans" w:cs="Lucida Sans"/>
         </w:rPr>
         <w:t xml:space="preserve"> </w:t>
       </w:r>
       <w:r>
         <w:t xml:space="preserve">   </w:t>
       </w:r>
-      <w:ins w:id="76" w:author="秦禛涵" w:date="2025-03-08T14:30:00Z">
+      <w:ins w:id="29" w:author="秦禛涵" w:date="2025-03-08T14:30:00Z">
         <w:r>
           <w:rPr>
-            <w:rFonts w:ascii="Lucida Sans" w:cs="Lucida Sans" w:eastAsia="Lucida Sans" w:hAnsi="Lucida Sans"/>
+            <w:rFonts w:ascii="Lucida Sans" w:hAnsi="Lucida Sans" w:eastAsia="Lucida Sans" w:cs="Lucida Sans"/>
           </w:rPr>
           <w:t xml:space="preserve"> </w:t>
         </w:r>
       </w:ins>
-      <w:ins w:id="77" w:author="秦禛涵" w:date="2025-03-08T14:30:00Z">
+      <w:ins w:id="30" w:author="秦禛涵" w:date="2025-03-08T14:30:00Z">
         <w:r>
           <w:rPr/>
           <w:t xml:space="preserve"> </w:t>
         </w:r>
       </w:ins>
-      <w:ins w:id="78" w:author="秦禛涵" w:date="2025-03-08T14:30:00Z">
+      <w:ins w:id="31" w:author="秦禛涵" w:date="2025-03-08T14:30:00Z">
         <w:r>
           <w:rPr>
             <w:rFonts w:hint="eastAsia"/>
@@ -2856,7 +2465,7 @@
           <w:t>（只需要PCa进行操作）</w:t>
         </w:r>
       </w:ins>
-      <w:ins w:id="79" w:author="秦禛涵" w:date="2025-03-08T14:30:00Z">
+      <w:ins w:id="32" w:author="秦禛涵" w:date="2025-03-08T14:30:00Z">
         <w:r>
           <w:rPr/>
           <w:t xml:space="preserve">  </w:t>
@@ -2865,43 +2474,17 @@
     </w:p>
     <w:p>
       <w:pPr>
-        <w:pStyle w:val="style0"/>
-        <w:ind w:left="504"/>
-        <w:rPr/>
+        <w:ind w:left="504"/>
       </w:pPr>
       <w:r>
         <w:t>设置双网卡电脑</w:t>
       </w:r>
-      <w:ins w:id="80" w:author="刘远航" w:date="2025-03-05T23:04:00Z">
+      <w:ins w:id="33" w:author="刘远航" w:date="2025-03-05T23:04:00Z">
         <w:r>
           <w:rPr>
             <w:rFonts w:hint="eastAsia"/>
           </w:rPr>
-          <w:t>(</w:t>
-        </w:r>
-      </w:ins>
-      <w:ins w:id="81" w:author="刘远航" w:date="2025-03-05T23:04:00Z">
-        <w:r>
-          <w:rPr>
-            <w:rFonts w:hint="eastAsia"/>
-          </w:rPr>
-          <w:t>PC</w:t>
-        </w:r>
-      </w:ins>
-      <w:ins w:id="82" w:author="刘远航" w:date="2025-03-05T23:04:00Z">
-        <w:r>
-          <w:rPr>
-            <w:rFonts w:hint="eastAsia"/>
-          </w:rPr>
-          <w:t>a</w:t>
-        </w:r>
-      </w:ins>
-      <w:ins w:id="83" w:author="刘远航" w:date="2025-03-05T23:04:00Z">
-        <w:r>
-          <w:rPr>
-            <w:rFonts w:hint="eastAsia"/>
-          </w:rPr>
-          <w:t>)</w:t>
+          <w:t>(PCa)</w:t>
         </w:r>
       </w:ins>
       <w:r>
@@ -2909,7 +2492,7 @@
       </w:r>
       <w:r>
         <w:rPr>
-          <w:rFonts w:ascii="Lucida Sans" w:cs="Lucida Sans" w:eastAsia="Lucida Sans" w:hAnsi="Lucida Sans"/>
+          <w:rFonts w:ascii="Lucida Sans" w:hAnsi="Lucida Sans" w:eastAsia="Lucida Sans" w:cs="Lucida Sans"/>
         </w:rPr>
         <w:t xml:space="preserve"> </w:t>
       </w:r>
@@ -2919,17 +2502,15 @@
     </w:p>
     <w:p>
       <w:pPr>
-        <w:pStyle w:val="style0"/>
-        <w:spacing w:after="0" w:lineRule="auto" w:line="436"/>
-        <w:ind w:left="504"/>
-        <w:rPr/>
+        <w:spacing w:after="0" w:line="436" w:lineRule="auto"/>
+        <w:ind w:left="504"/>
       </w:pPr>
       <w:r>
         <w:t>从实验拓扑图中可以看出，</w:t>
       </w:r>
       <w:r>
         <w:rPr>
-          <w:rFonts w:ascii="Lucida Sans" w:cs="Lucida Sans" w:eastAsia="Lucida Sans" w:hAnsi="Lucida Sans"/>
+          <w:rFonts w:ascii="Lucida Sans" w:hAnsi="Lucida Sans" w:eastAsia="Lucida Sans" w:cs="Lucida Sans"/>
         </w:rPr>
         <w:t xml:space="preserve">PCa </w:t>
       </w:r>
@@ -2938,7 +2519,7 @@
       </w:r>
       <w:r>
         <w:rPr>
-          <w:rFonts w:ascii="Lucida Sans" w:cs="Lucida Sans" w:eastAsia="Lucida Sans" w:hAnsi="Lucida Sans"/>
+          <w:rFonts w:ascii="Lucida Sans" w:hAnsi="Lucida Sans" w:eastAsia="Lucida Sans" w:cs="Lucida Sans"/>
         </w:rPr>
         <w:t xml:space="preserve">Internet </w:t>
       </w:r>
@@ -2947,7 +2528,7 @@
       </w:r>
       <w:r>
         <w:rPr>
-          <w:rFonts w:ascii="Lucida Sans" w:cs="Lucida Sans" w:eastAsia="Lucida Sans" w:hAnsi="Lucida Sans"/>
+          <w:rFonts w:ascii="Lucida Sans" w:hAnsi="Lucida Sans" w:eastAsia="Lucida Sans" w:cs="Lucida Sans"/>
         </w:rPr>
         <w:t xml:space="preserve">PCa </w:t>
       </w:r>
@@ -2956,7 +2537,7 @@
       </w:r>
       <w:r>
         <w:rPr>
-          <w:rFonts w:ascii="Lucida Sans" w:cs="Lucida Sans" w:eastAsia="Lucida Sans" w:hAnsi="Lucida Sans"/>
+          <w:rFonts w:ascii="Lucida Sans" w:hAnsi="Lucida Sans" w:eastAsia="Lucida Sans" w:cs="Lucida Sans"/>
         </w:rPr>
         <w:t xml:space="preserve">Internet </w:t>
       </w:r>
@@ -2965,7 +2546,7 @@
       </w:r>
       <w:r>
         <w:rPr>
-          <w:rFonts w:ascii="Lucida Sans" w:cs="Lucida Sans" w:eastAsia="Lucida Sans" w:hAnsi="Lucida Sans"/>
+          <w:rFonts w:ascii="Lucida Sans" w:hAnsi="Lucida Sans" w:eastAsia="Lucida Sans" w:cs="Lucida Sans"/>
         </w:rPr>
         <w:t>A</w:t>
       </w:r>
@@ -2984,13 +2565,11 @@
     </w:p>
     <w:p>
       <w:pPr>
-        <w:pStyle w:val="style0"/>
-        <w:ind w:left="504"/>
-        <w:rPr/>
-      </w:pPr>
-      <w:r>
-        <w:rPr>
-          <w:rFonts w:ascii="Lucida Sans" w:cs="Lucida Sans" w:eastAsia="Lucida Sans" w:hAnsi="Lucida Sans"/>
+        <w:ind w:left="504"/>
+      </w:pPr>
+      <w:r>
+        <w:rPr>
+          <w:rFonts w:ascii="Lucida Sans" w:hAnsi="Lucida Sans" w:eastAsia="Lucida Sans" w:cs="Lucida Sans"/>
         </w:rPr>
         <w:t>1</w:t>
       </w:r>
@@ -2999,7 +2578,7 @@
       </w:r>
       <w:r>
         <w:rPr>
-          <w:rFonts w:ascii="Lucida Sans" w:cs="Lucida Sans" w:eastAsia="Lucida Sans" w:hAnsi="Lucida Sans"/>
+          <w:rFonts w:ascii="Lucida Sans" w:hAnsi="Lucida Sans" w:eastAsia="Lucida Sans" w:cs="Lucida Sans"/>
         </w:rPr>
         <w:t>B</w:t>
       </w:r>
@@ -3014,7 +2593,7 @@
       </w:r>
       <w:r>
         <w:rPr>
-          <w:rFonts w:ascii="Lucida Sans" w:cs="Lucida Sans" w:eastAsia="Lucida Sans" w:hAnsi="Lucida Sans"/>
+          <w:rFonts w:ascii="Lucida Sans" w:hAnsi="Lucida Sans" w:eastAsia="Lucida Sans" w:cs="Lucida Sans"/>
         </w:rPr>
         <w:t>2</w:t>
       </w:r>
@@ -3024,40 +2603,40 @@
     </w:p>
     <w:p>
       <w:pPr>
-        <w:pStyle w:val="style0"/>
-        <w:ind w:left="504"/>
-        <w:rPr/>
-      </w:pPr>
-      <w:r>
-        <w:rPr>
-          <w:rFonts w:ascii="Lucida Sans" w:cs="Lucida Sans" w:eastAsia="Lucida Sans" w:hAnsi="Lucida Sans"/>
+        <w:ind w:left="504"/>
+      </w:pPr>
+      <w:r>
+        <w:rPr>
+          <w:rFonts w:ascii="Lucida Sans" w:hAnsi="Lucida Sans" w:eastAsia="Lucida Sans" w:cs="Lucida Sans"/>
         </w:rPr>
         <w:drawing>
-          <wp:inline distL="0" distT="0" distB="0" distR="0">
+          <wp:inline distT="0" distB="0" distL="0" distR="0">
             <wp:extent cx="6263005" cy="3525520"/>
             <wp:effectExtent l="0" t="0" r="4445" b="0"/>
             <wp:docPr id="1037" name="图片 1"/>
-            <wp:cNvGraphicFramePr>
-              <a:graphicFrameLocks xmlns:a="http://schemas.openxmlformats.org/drawingml/2006/main" noChangeAspect="false" noSelect="false" noResize="false" noGrp="false"/>
-            </wp:cNvGraphicFramePr>
+            <wp:cNvGraphicFramePr/>
             <a:graphic xmlns:a="http://schemas.openxmlformats.org/drawingml/2006/main">
               <a:graphicData uri="http://schemas.openxmlformats.org/drawingml/2006/picture">
                 <pic:pic xmlns:pic="http://schemas.openxmlformats.org/drawingml/2006/picture">
                   <pic:nvPicPr>
-                    <pic:cNvPr id="11" name="图片 1"/>
+                    <pic:cNvPr id="1037" name="图片 1"/>
                     <pic:cNvPicPr/>
                   </pic:nvPicPr>
                   <pic:blipFill>
-                    <a:blip r:embed="rId13" cstate="print"/>
-                    <a:srcRect l="0" t="0" r="0" b="0"/>
-                    <a:stretch/>
+                    <a:blip r:embed="rId20" cstate="print"/>
+                    <a:srcRect/>
+                    <a:stretch>
+                      <a:fillRect/>
+                    </a:stretch>
                   </pic:blipFill>
                   <pic:spPr>
-                    <a:xfrm rot="0">
+                    <a:xfrm>
                       <a:off x="0" y="0"/>
                       <a:ext cx="6263005" cy="3525520"/>
                     </a:xfrm>
-                    <a:prstGeom prst="rect"/>
+                    <a:prstGeom prst="rect">
+                      <a:avLst/>
+                    </a:prstGeom>
                   </pic:spPr>
                 </pic:pic>
               </a:graphicData>
@@ -3067,7 +2646,7 @@
       </w:r>
       <w:r>
         <w:rPr>
-          <w:rFonts w:ascii="Lucida Sans" w:cs="Lucida Sans" w:eastAsia="Lucida Sans" w:hAnsi="Lucida Sans"/>
+          <w:rFonts w:ascii="Lucida Sans" w:hAnsi="Lucida Sans" w:eastAsia="Lucida Sans" w:cs="Lucida Sans"/>
         </w:rPr>
         <w:t xml:space="preserve"> </w:t>
       </w:r>
@@ -3077,9 +2656,7 @@
     </w:p>
     <w:p>
       <w:pPr>
-        <w:pStyle w:val="style0"/>
-        <w:ind w:left="504"/>
-        <w:rPr/>
+        <w:ind w:left="504"/>
       </w:pPr>
       <w:r>
         <w:t>首先</w:t>
@@ -3093,17 +2670,15 @@
     </w:p>
     <w:p>
       <w:pPr>
-        <w:pStyle w:val="style0"/>
-        <w:spacing w:after="7" w:lineRule="auto" w:line="408"/>
-        <w:ind w:left="504"/>
-        <w:rPr/>
+        <w:spacing w:after="7" w:line="408" w:lineRule="auto"/>
+        <w:ind w:left="504"/>
       </w:pPr>
       <w:r>
         <w:t xml:space="preserve">由于本地连接连接了 </w:t>
       </w:r>
       <w:r>
         <w:rPr>
-          <w:rFonts w:ascii="Lucida Sans" w:cs="Lucida Sans" w:eastAsia="Lucida Sans" w:hAnsi="Lucida Sans"/>
+          <w:rFonts w:ascii="Lucida Sans" w:hAnsi="Lucida Sans" w:eastAsia="Lucida Sans" w:cs="Lucida Sans"/>
         </w:rPr>
         <w:t>Internet</w:t>
       </w:r>
@@ -3112,7 +2687,7 @@
       </w:r>
       <w:r>
         <w:rPr>
-          <w:rFonts w:ascii="Lucida Sans" w:cs="Lucida Sans" w:eastAsia="Lucida Sans" w:hAnsi="Lucida Sans"/>
+          <w:rFonts w:ascii="Lucida Sans" w:hAnsi="Lucida Sans" w:eastAsia="Lucida Sans" w:cs="Lucida Sans"/>
         </w:rPr>
         <w:t xml:space="preserve">IP </w:t>
       </w:r>
@@ -3149,47 +2724,44 @@
     </w:p>
     <w:p>
       <w:pPr>
-        <w:pStyle w:val="style0"/>
-        <w:spacing w:after="7" w:lineRule="auto" w:line="408"/>
-        <w:ind w:left="504"/>
-        <w:rPr/>
-      </w:pPr>
-    </w:p>
-    <w:p>
-      <w:pPr>
-        <w:pStyle w:val="style0"/>
-        <w:spacing w:after="7" w:lineRule="auto" w:line="408"/>
-        <w:ind w:left="504"/>
-        <w:rPr/>
-      </w:pPr>
-      <w:r>
-        <w:rPr/>
+        <w:spacing w:after="7" w:line="408" w:lineRule="auto"/>
+        <w:ind w:left="504"/>
+      </w:pPr>
+    </w:p>
+    <w:p>
+      <w:pPr>
+        <w:spacing w:after="7" w:line="408" w:lineRule="auto"/>
+        <w:ind w:left="504"/>
+      </w:pPr>
+      <w:r>
         <w:drawing>
-          <wp:inline distL="0" distT="0" distB="0" distR="0">
-            <wp:extent cx="4010024" cy="5677535"/>
+          <wp:inline distT="0" distB="0" distL="0" distR="0">
+            <wp:extent cx="4009390" cy="5677535"/>
             <wp:effectExtent l="0" t="0" r="9525" b="0"/>
             <wp:docPr id="1038" name="图片 4"/>
-            <wp:cNvGraphicFramePr>
-              <a:graphicFrameLocks xmlns:a="http://schemas.openxmlformats.org/drawingml/2006/main" noChangeAspect="false" noSelect="false" noResize="false" noGrp="false"/>
-            </wp:cNvGraphicFramePr>
+            <wp:cNvGraphicFramePr/>
             <a:graphic xmlns:a="http://schemas.openxmlformats.org/drawingml/2006/main">
               <a:graphicData uri="http://schemas.openxmlformats.org/drawingml/2006/picture">
                 <pic:pic xmlns:pic="http://schemas.openxmlformats.org/drawingml/2006/picture">
                   <pic:nvPicPr>
-                    <pic:cNvPr id="12" name="图片 4"/>
+                    <pic:cNvPr id="1038" name="图片 4"/>
                     <pic:cNvPicPr/>
                   </pic:nvPicPr>
                   <pic:blipFill>
-                    <a:blip r:embed="rId14" cstate="print"/>
-                    <a:srcRect l="0" t="0" r="0" b="0"/>
-                    <a:stretch/>
+                    <a:blip r:embed="rId21" cstate="print"/>
+                    <a:srcRect/>
+                    <a:stretch>
+                      <a:fillRect/>
+                    </a:stretch>
                   </pic:blipFill>
                   <pic:spPr>
-                    <a:xfrm rot="0">
+                    <a:xfrm>
                       <a:off x="0" y="0"/>
                       <a:ext cx="4010024" cy="5677535"/>
                     </a:xfrm>
-                    <a:prstGeom prst="rect"/>
+                    <a:prstGeom prst="rect">
+                      <a:avLst/>
+                    </a:prstGeom>
                   </pic:spPr>
                 </pic:pic>
               </a:graphicData>
@@ -3200,11 +2772,10 @@
     </w:p>
     <w:p>
       <w:pPr>
-        <w:pStyle w:val="style0"/>
-        <w:spacing w:after="7" w:lineRule="auto" w:line="408"/>
-        <w:ind w:left="504"/>
-        <w:rPr>
-          <w:ins w:id="84" w:author="刘保莉" w:date="2025-03-09T10:46:00Z"/>
+        <w:spacing w:after="7" w:line="408" w:lineRule="auto"/>
+        <w:ind w:left="504"/>
+        <w:rPr>
+          <w:ins w:id="34" w:author="刘保莉" w:date="2025-03-09T10:46:00Z"/>
         </w:rPr>
       </w:pPr>
       <w:r>
@@ -3228,116 +2799,51 @@
     </w:p>
     <w:p>
       <w:pPr>
-        <w:pStyle w:val="style0"/>
-        <w:spacing w:after="7" w:lineRule="auto" w:line="408"/>
-        <w:ind w:left="504"/>
-        <w:rPr>
-          <w:ins w:id="85" w:author="刘保莉" w:date="2025-03-09T10:46:00Z"/>
-        </w:rPr>
-      </w:pPr>
-    </w:p>
-    <w:p>
-      <w:pPr>
-        <w:pStyle w:val="style0"/>
-        <w:spacing w:after="7" w:lineRule="auto" w:line="408"/>
-        <w:ind w:left="504"/>
-        <w:rPr>
-          <w:ins w:id="86" w:author="刘保莉" w:date="2025-03-09T10:47:00Z"/>
+        <w:spacing w:after="7" w:line="408" w:lineRule="auto"/>
+        <w:ind w:left="504"/>
+        <w:rPr>
+          <w:ins w:id="35" w:author="刘保莉" w:date="2025-03-09T10:46:00Z"/>
+        </w:rPr>
+      </w:pPr>
+    </w:p>
+    <w:p>
+      <w:pPr>
+        <w:spacing w:after="7" w:line="408" w:lineRule="auto"/>
+        <w:ind w:left="504"/>
+        <w:rPr>
+          <w:ins w:id="36" w:author="刘保莉" w:date="2025-03-09T10:47:00Z"/>
           <w:rFonts w:hint="eastAsia"/>
           <w:lang w:val="en-US" w:eastAsia="zh-CN"/>
         </w:rPr>
       </w:pPr>
-      <w:ins w:id="87" w:author="刘保莉" w:date="2025-03-09T10:46:00Z">
+      <w:ins w:id="37" w:author="刘保莉" w:date="2025-03-09T10:46:00Z">
         <w:r>
           <w:rPr>
             <w:rFonts w:hint="eastAsia"/>
             <w:lang w:val="en-US" w:eastAsia="zh-CN"/>
           </w:rPr>
-          <w:t>设置</w:t>
-        </w:r>
-      </w:ins>
-      <w:ins w:id="88" w:author="刘保莉" w:date="2025-03-09T10:46:00Z">
+          <w:t>设置之后可能会</w:t>
+        </w:r>
+      </w:ins>
+      <w:ins w:id="38" w:author="刘保莉" w:date="2025-03-09T10:47:00Z">
         <w:r>
           <w:rPr>
             <w:rFonts w:hint="eastAsia"/>
             <w:lang w:val="en-US" w:eastAsia="zh-CN"/>
           </w:rPr>
-          <w:t>之后</w:t>
-        </w:r>
-      </w:ins>
-      <w:ins w:id="89" w:author="刘保莉" w:date="2025-03-09T10:46:00Z">
+          <w:t>出现以下界面，</w:t>
+        </w:r>
+      </w:ins>
+      <w:ins w:id="39" w:author="刘保莉" w:date="2025-03-09T10:48:00Z">
         <w:r>
           <w:rPr>
             <w:rFonts w:hint="eastAsia"/>
             <w:lang w:val="en-US" w:eastAsia="zh-CN"/>
           </w:rPr>
-          <w:t>可能会</w:t>
-        </w:r>
-      </w:ins>
-      <w:ins w:id="90" w:author="刘保莉" w:date="2025-03-09T10:47:00Z">
-        <w:r>
-          <w:rPr>
-            <w:rFonts w:hint="eastAsia"/>
-            <w:lang w:val="en-US" w:eastAsia="zh-CN"/>
-          </w:rPr>
-          <w:t>出现</w:t>
-        </w:r>
-      </w:ins>
-      <w:ins w:id="91" w:author="刘保莉" w:date="2025-03-09T10:47:00Z">
-        <w:r>
-          <w:rPr>
-            <w:rFonts w:hint="eastAsia"/>
-            <w:lang w:val="en-US" w:eastAsia="zh-CN"/>
-          </w:rPr>
-          <w:t>以下</w:t>
-        </w:r>
-      </w:ins>
-      <w:ins w:id="92" w:author="刘保莉" w:date="2025-03-09T10:47:00Z">
-        <w:r>
-          <w:rPr>
-            <w:rFonts w:hint="eastAsia"/>
-            <w:lang w:val="en-US" w:eastAsia="zh-CN"/>
-          </w:rPr>
-          <w:t>界面</w:t>
-        </w:r>
-      </w:ins>
-      <w:ins w:id="93" w:author="刘保莉" w:date="2025-03-09T10:47:00Z">
-        <w:r>
-          <w:rPr>
-            <w:rFonts w:hint="eastAsia"/>
-            <w:lang w:val="en-US" w:eastAsia="zh-CN"/>
-          </w:rPr>
-          <w:t>，</w:t>
-        </w:r>
-      </w:ins>
-      <w:ins w:id="94" w:author="刘保莉" w:date="2025-03-09T10:48:00Z">
-        <w:r>
-          <w:rPr>
-            <w:rFonts w:hint="eastAsia"/>
-            <w:lang w:val="en-US" w:eastAsia="zh-CN"/>
-          </w:rPr>
-          <w:t>点击【</w:t>
-        </w:r>
-      </w:ins>
-      <w:ins w:id="95" w:author="刘保莉" w:date="2025-03-09T10:48:00Z">
-        <w:r>
-          <w:rPr>
-            <w:rFonts w:hint="eastAsia"/>
-            <w:lang w:val="en-US" w:eastAsia="zh-CN"/>
-          </w:rPr>
-          <w:t>是</w:t>
-        </w:r>
-      </w:ins>
-      <w:ins w:id="96" w:author="刘保莉" w:date="2025-03-09T10:48:00Z">
-        <w:r>
-          <w:rPr>
-            <w:rFonts w:hint="eastAsia"/>
-            <w:lang w:val="en-US" w:eastAsia="zh-CN"/>
-          </w:rPr>
-          <w:t>】</w:t>
-        </w:r>
-      </w:ins>
-      <w:ins w:id="97" w:author="刘保莉" w:date="2025-03-09T10:47:00Z">
+          <w:t>点击【是】</w:t>
+        </w:r>
+      </w:ins>
+      <w:ins w:id="40" w:author="刘保莉" w:date="2025-03-09T10:47:00Z">
         <w:r>
           <w:rPr>
             <w:rFonts w:hint="eastAsia"/>
@@ -3349,42 +2855,43 @@
     </w:p>
     <w:p>
       <w:pPr>
-        <w:pStyle w:val="style0"/>
-        <w:spacing w:after="7" w:lineRule="auto" w:line="408"/>
-        <w:ind w:left="504"/>
-        <w:rPr>
-          <w:ins w:id="98" w:author="刘保莉" w:date="2025-03-09T10:47:00Z"/>
-        </w:rPr>
-      </w:pPr>
-      <w:ins w:id="99" w:author="刘保莉" w:date="2025-03-09T10:47:00Z">
+        <w:spacing w:after="7" w:line="408" w:lineRule="auto"/>
+        <w:ind w:left="504"/>
+        <w:rPr>
+          <w:ins w:id="41" w:author="刘保莉" w:date="2025-03-09T10:47:00Z"/>
+        </w:rPr>
+      </w:pPr>
+      <w:ins w:id="42" w:author="刘保莉" w:date="2025-03-09T10:47:00Z">
         <w:r>
           <w:rPr/>
           <w:drawing>
-            <wp:inline distL="0" distT="0" distB="0" distR="0">
+            <wp:inline distT="0" distB="0" distL="0" distR="0">
               <wp:extent cx="5253355" cy="2186305"/>
               <wp:effectExtent l="0" t="0" r="4445" b="4445"/>
               <wp:docPr id="1039" name="图片 1"/>
-              <wp:cNvGraphicFramePr>
-                <a:graphicFrameLocks xmlns:a="http://schemas.openxmlformats.org/drawingml/2006/main" noChangeAspect="false" noSelect="false" noResize="false" noGrp="false"/>
-              </wp:cNvGraphicFramePr>
+              <wp:cNvGraphicFramePr/>
               <a:graphic xmlns:a="http://schemas.openxmlformats.org/drawingml/2006/main">
                 <a:graphicData uri="http://schemas.openxmlformats.org/drawingml/2006/picture">
                   <pic:pic xmlns:pic="http://schemas.openxmlformats.org/drawingml/2006/picture">
                     <pic:nvPicPr>
-                      <pic:cNvPr id="13" name="图片 1"/>
+                      <pic:cNvPr id="1039" name="图片 1"/>
                       <pic:cNvPicPr/>
                     </pic:nvPicPr>
                     <pic:blipFill>
-                      <a:blip r:embed="rId15" cstate="print"/>
-                      <a:srcRect l="0" t="0" r="0" b="0"/>
-                      <a:stretch/>
+                      <a:blip r:embed="rId22" cstate="print"/>
+                      <a:srcRect/>
+                      <a:stretch>
+                        <a:fillRect/>
+                      </a:stretch>
                     </pic:blipFill>
                     <pic:spPr>
-                      <a:xfrm rot="0">
+                      <a:xfrm>
                         <a:off x="0" y="0"/>
                         <a:ext cx="5253355" cy="2186305"/>
                       </a:xfrm>
-                      <a:prstGeom prst="rect"/>
+                      <a:prstGeom prst="rect">
+                        <a:avLst/>
+                      </a:prstGeom>
                       <a:ln>
                         <a:noFill/>
                       </a:ln>
@@ -3399,231 +2906,41 @@
     </w:p>
     <w:p>
       <w:pPr>
-        <w:pStyle w:val="style0"/>
-        <w:spacing w:after="7" w:lineRule="auto" w:line="408"/>
+        <w:spacing w:after="7" w:line="408" w:lineRule="auto"/>
         <w:ind w:left="504"/>
         <w:rPr>
           <w:rFonts w:hint="default"/>
           <w:lang w:val="en-US" w:eastAsia="zh-CN"/>
         </w:rPr>
       </w:pPr>
-      <w:ins w:id="100" w:author="刘保莉" w:date="2025-03-09T10:48:00Z">
+      <w:ins w:id="44" w:author="刘保莉" w:date="2025-03-09T10:48:00Z">
         <w:r>
           <w:rPr>
             <w:rFonts w:hint="eastAsia"/>
             <w:lang w:val="en-US" w:eastAsia="zh-CN"/>
           </w:rPr>
-          <w:t>此处</w:t>
-        </w:r>
-      </w:ins>
-      <w:ins w:id="101" w:author="刘保莉" w:date="2025-03-09T10:48:00Z">
+          <w:t>此处的LAN适配器IP地址192.168.137.1</w:t>
+        </w:r>
+      </w:ins>
+      <w:ins w:id="45" w:author="刘保莉" w:date="2025-03-09T10:49:00Z">
         <w:r>
           <w:rPr>
             <w:rFonts w:hint="eastAsia"/>
             <w:lang w:val="en-US" w:eastAsia="zh-CN"/>
           </w:rPr>
-          <w:t>的</w:t>
-        </w:r>
-      </w:ins>
-      <w:ins w:id="102" w:author="刘保莉" w:date="2025-03-09T10:48:00Z">
+          <w:t>是网关地址</w:t>
+        </w:r>
+      </w:ins>
+      <w:ins w:id="46" w:author="刘保莉" w:date="2025-03-09T10:53:00Z">
         <w:r>
           <w:rPr>
             <w:rFonts w:hint="eastAsia"/>
             <w:lang w:val="en-US" w:eastAsia="zh-CN"/>
           </w:rPr>
-          <w:t>LA</w:t>
-        </w:r>
-      </w:ins>
-      <w:ins w:id="103" w:author="刘保莉" w:date="2025-03-09T10:48:00Z">
-        <w:r>
-          <w:rPr>
-            <w:rFonts w:hint="eastAsia"/>
-            <w:lang w:val="en-US" w:eastAsia="zh-CN"/>
-          </w:rPr>
-          <w:t>N</w:t>
-        </w:r>
-      </w:ins>
-      <w:ins w:id="104" w:author="刘保莉" w:date="2025-03-09T10:48:00Z">
-        <w:r>
-          <w:rPr>
-            <w:rFonts w:hint="eastAsia"/>
-            <w:lang w:val="en-US" w:eastAsia="zh-CN"/>
-          </w:rPr>
-          <w:t>适配器IP</w:t>
-        </w:r>
-      </w:ins>
-      <w:ins w:id="105" w:author="刘保莉" w:date="2025-03-09T10:48:00Z">
-        <w:r>
-          <w:rPr>
-            <w:rFonts w:hint="eastAsia"/>
-            <w:lang w:val="en-US" w:eastAsia="zh-CN"/>
-          </w:rPr>
-          <w:t>地址</w:t>
-        </w:r>
-      </w:ins>
-      <w:ins w:id="106" w:author="刘保莉" w:date="2025-03-09T10:48:00Z">
-        <w:r>
-          <w:rPr>
-            <w:rFonts w:hint="eastAsia"/>
-            <w:lang w:val="en-US" w:eastAsia="zh-CN"/>
-          </w:rPr>
-          <w:t>1</w:t>
-        </w:r>
-      </w:ins>
-      <w:ins w:id="107" w:author="刘保莉" w:date="2025-03-09T10:48:00Z">
-        <w:r>
-          <w:rPr>
-            <w:rFonts w:hint="eastAsia"/>
-            <w:lang w:val="en-US" w:eastAsia="zh-CN"/>
-          </w:rPr>
-          <w:t>9</w:t>
-        </w:r>
-      </w:ins>
-      <w:ins w:id="108" w:author="刘保莉" w:date="2025-03-09T10:48:00Z">
-        <w:r>
-          <w:rPr>
-            <w:rFonts w:hint="eastAsia"/>
-            <w:lang w:val="en-US" w:eastAsia="zh-CN"/>
-          </w:rPr>
-          <w:t>2.</w:t>
-        </w:r>
-      </w:ins>
-      <w:ins w:id="109" w:author="刘保莉" w:date="2025-03-09T10:48:00Z">
-        <w:r>
-          <w:rPr>
-            <w:rFonts w:hint="eastAsia"/>
-            <w:lang w:val="en-US" w:eastAsia="zh-CN"/>
-          </w:rPr>
-          <w:t>1</w:t>
-        </w:r>
-      </w:ins>
-      <w:ins w:id="110" w:author="刘保莉" w:date="2025-03-09T10:48:00Z">
-        <w:r>
-          <w:rPr>
-            <w:rFonts w:hint="eastAsia"/>
-            <w:lang w:val="en-US" w:eastAsia="zh-CN"/>
-          </w:rPr>
-          <w:t>68</w:t>
-        </w:r>
-      </w:ins>
-      <w:ins w:id="111" w:author="刘保莉" w:date="2025-03-09T10:48:00Z">
-        <w:r>
-          <w:rPr>
-            <w:rFonts w:hint="eastAsia"/>
-            <w:lang w:val="en-US" w:eastAsia="zh-CN"/>
-          </w:rPr>
-          <w:t>.1</w:t>
-        </w:r>
-      </w:ins>
-      <w:ins w:id="112" w:author="刘保莉" w:date="2025-03-09T10:48:00Z">
-        <w:r>
-          <w:rPr>
-            <w:rFonts w:hint="eastAsia"/>
-            <w:lang w:val="en-US" w:eastAsia="zh-CN"/>
-          </w:rPr>
-          <w:t>3</w:t>
-        </w:r>
-      </w:ins>
-      <w:ins w:id="113" w:author="刘保莉" w:date="2025-03-09T10:48:00Z">
-        <w:r>
-          <w:rPr>
-            <w:rFonts w:hint="eastAsia"/>
-            <w:lang w:val="en-US" w:eastAsia="zh-CN"/>
-          </w:rPr>
-          <w:t>7</w:t>
-        </w:r>
-      </w:ins>
-      <w:ins w:id="114" w:author="刘保莉" w:date="2025-03-09T10:48:00Z">
-        <w:r>
-          <w:rPr>
-            <w:rFonts w:hint="eastAsia"/>
-            <w:lang w:val="en-US" w:eastAsia="zh-CN"/>
-          </w:rPr>
-          <w:t>.</w:t>
-        </w:r>
-      </w:ins>
-      <w:ins w:id="115" w:author="刘保莉" w:date="2025-03-09T10:48:00Z">
-        <w:r>
-          <w:rPr>
-            <w:rFonts w:hint="eastAsia"/>
-            <w:lang w:val="en-US" w:eastAsia="zh-CN"/>
-          </w:rPr>
-          <w:t>1</w:t>
-        </w:r>
-      </w:ins>
-      <w:ins w:id="116" w:author="刘保莉" w:date="2025-03-09T10:49:00Z">
-        <w:r>
-          <w:rPr>
-            <w:rFonts w:hint="eastAsia"/>
-            <w:lang w:val="en-US" w:eastAsia="zh-CN"/>
-          </w:rPr>
-          <w:t>是</w:t>
-        </w:r>
-      </w:ins>
-      <w:ins w:id="117" w:author="刘保莉" w:date="2025-03-09T10:49:00Z">
-        <w:r>
-          <w:rPr>
-            <w:rFonts w:hint="eastAsia"/>
-            <w:lang w:val="en-US" w:eastAsia="zh-CN"/>
-          </w:rPr>
-          <w:t>网关地址</w:t>
-        </w:r>
-      </w:ins>
-      <w:ins w:id="118" w:author="刘保莉" w:date="2025-03-09T10:53:00Z">
-        <w:r>
-          <w:rPr>
-            <w:rFonts w:hint="eastAsia"/>
-            <w:lang w:val="en-US" w:eastAsia="zh-CN"/>
-          </w:rPr>
-          <w:t>，</w:t>
-        </w:r>
-      </w:ins>
-      <w:ins w:id="119" w:author="刘保莉" w:date="2025-03-09T10:53:00Z">
-        <w:r>
-          <w:rPr>
-            <w:rFonts w:hint="eastAsia"/>
-            <w:lang w:val="en-US" w:eastAsia="zh-CN"/>
-          </w:rPr>
-          <w:t>只能</w:t>
-        </w:r>
-      </w:ins>
-      <w:ins w:id="120" w:author="刘保莉" w:date="2025-03-09T10:53:00Z">
-        <w:r>
-          <w:rPr>
-            <w:rFonts w:hint="eastAsia"/>
-            <w:lang w:val="en-US" w:eastAsia="zh-CN"/>
-          </w:rPr>
-          <w:t>通过</w:t>
-        </w:r>
-      </w:ins>
-      <w:ins w:id="121" w:author="刘保莉" w:date="2025-03-09T10:53:00Z">
-        <w:r>
-          <w:rPr>
-            <w:rFonts w:hint="eastAsia"/>
-            <w:lang w:val="en-US" w:eastAsia="zh-CN"/>
-          </w:rPr>
-          <w:t>该</w:t>
-        </w:r>
-      </w:ins>
-      <w:ins w:id="122" w:author="刘保莉" w:date="2025-03-09T10:53:00Z">
-        <w:r>
-          <w:rPr>
-            <w:rFonts w:hint="eastAsia"/>
-            <w:lang w:val="en-US" w:eastAsia="zh-CN"/>
-          </w:rPr>
-          <w:t>网关</w:t>
-        </w:r>
-      </w:ins>
-      <w:ins w:id="123" w:author="刘保莉" w:date="2025-03-09T10:53:00Z">
-        <w:r>
-          <w:rPr>
-            <w:rFonts w:hint="eastAsia"/>
-            <w:lang w:val="en-US" w:eastAsia="zh-CN"/>
-          </w:rPr>
-          <w:t>共享网络</w:t>
-        </w:r>
-      </w:ins>
-      <w:ins w:id="124" w:author="刘保莉" w:date="2025-03-09T10:50:00Z">
+          <w:t>，只能通过该网关共享网络</w:t>
+        </w:r>
+      </w:ins>
+      <w:ins w:id="47" w:author="刘保莉" w:date="2025-03-09T10:50:00Z">
         <w:r>
           <w:rPr>
             <w:rFonts w:hint="eastAsia"/>
@@ -3635,21 +2952,18 @@
     </w:p>
     <w:p>
       <w:pPr>
-        <w:pStyle w:val="style0"/>
-        <w:spacing w:after="7" w:lineRule="auto" w:line="408"/>
-        <w:ind w:left="504"/>
-        <w:rPr>
-          <w:ins w:id="125" w:author="刘保莉" w:date="2025-03-09T10:54:00Z"/>
-          <w:rFonts w:hint="eastAsia"/>
-        </w:rPr>
-      </w:pPr>
-    </w:p>
-    <w:p>
-      <w:pPr>
-        <w:pStyle w:val="style0"/>
-        <w:spacing w:after="7" w:lineRule="auto" w:line="408"/>
-        <w:ind w:left="504"/>
-        <w:rPr/>
+        <w:spacing w:after="7" w:line="408" w:lineRule="auto"/>
+        <w:ind w:left="504"/>
+        <w:rPr>
+          <w:ins w:id="48" w:author="刘保莉" w:date="2025-03-09T10:54:00Z"/>
+          <w:rFonts w:hint="eastAsia"/>
+        </w:rPr>
+      </w:pPr>
+    </w:p>
+    <w:p>
+      <w:pPr>
+        <w:spacing w:after="7" w:line="408" w:lineRule="auto"/>
+        <w:ind w:left="504"/>
       </w:pPr>
       <w:r>
         <w:rPr>
@@ -3668,7 +2982,7 @@
       </w:r>
       <w:r>
         <w:rPr>
-          <w:rFonts w:ascii="Lucida Sans" w:cs="Lucida Sans" w:eastAsia="Lucida Sans" w:hAnsi="Lucida Sans"/>
+          <w:rFonts w:ascii="Lucida Sans" w:hAnsi="Lucida Sans" w:eastAsia="Lucida Sans" w:cs="Lucida Sans"/>
         </w:rPr>
         <w:t>2</w:t>
       </w:r>
@@ -3677,54 +2991,22 @@
       </w:r>
       <w:r>
         <w:rPr>
-          <w:rFonts w:ascii="Lucida Sans" w:cs="Lucida Sans" w:eastAsia="Lucida Sans" w:hAnsi="Lucida Sans"/>
+          <w:rFonts w:ascii="Lucida Sans" w:hAnsi="Lucida Sans" w:eastAsia="Lucida Sans" w:cs="Lucida Sans"/>
         </w:rPr>
         <w:t xml:space="preserve"> </w:t>
       </w:r>
       <w:r>
         <w:t xml:space="preserve"> </w:t>
       </w:r>
-      <w:ins w:id="126" w:author="王燚" w:date="2025-03-05T17:59:00Z">
+      <w:ins w:id="49" w:author="王燚" w:date="2025-03-05T17:59:00Z">
         <w:r>
           <w:rPr>
             <w:rFonts w:hint="eastAsia"/>
           </w:rPr>
-          <w:t>（</w:t>
-        </w:r>
-      </w:ins>
-      <w:ins w:id="127" w:author="王燚" w:date="2025-03-05T17:59:00Z">
-        <w:r>
-          <w:rPr>
-            <w:rFonts w:hint="eastAsia"/>
-          </w:rPr>
-          <w:t>注意</w:t>
-        </w:r>
-      </w:ins>
-      <w:ins w:id="128" w:author="王燚" w:date="2025-03-05T17:59:00Z">
-        <w:r>
-          <w:rPr>
-            <w:rFonts w:hint="eastAsia"/>
-          </w:rPr>
-          <w:t>需要</w:t>
-        </w:r>
-      </w:ins>
-      <w:ins w:id="129" w:author="王燚" w:date="2025-03-05T17:59:00Z">
-        <w:r>
-          <w:rPr>
-            <w:rFonts w:hint="eastAsia"/>
-          </w:rPr>
-          <w:t>重新</w:t>
-        </w:r>
-      </w:ins>
-      <w:ins w:id="130" w:author="王燚" w:date="2025-03-05T17:59:00Z">
-        <w:r>
-          <w:rPr>
-            <w:rFonts w:hint="eastAsia"/>
-          </w:rPr>
-          <w:t>设置</w:t>
-        </w:r>
-      </w:ins>
-      <w:ins w:id="131" w:author="王燚" w:date="2025-03-05T18:01:00Z">
+          <w:t>（注意需要重新设置</w:t>
+        </w:r>
+      </w:ins>
+      <w:ins w:id="50" w:author="王燚" w:date="2025-03-05T18:01:00Z">
         <w:r>
           <w:rPr>
             <w:rFonts w:hint="eastAsia"/>
@@ -3732,7 +3014,7 @@
           <w:t>IP</w:t>
         </w:r>
       </w:ins>
-      <w:ins w:id="132" w:author="王燚" w:date="2025-03-05T17:59:00Z">
+      <w:ins w:id="51" w:author="王燚" w:date="2025-03-05T17:59:00Z">
         <w:r>
           <w:rPr>
             <w:rFonts w:hint="eastAsia"/>
@@ -3740,84 +3022,20 @@
           <w:t>，</w:t>
         </w:r>
       </w:ins>
-      <w:ins w:id="133" w:author="王燚" w:date="2025-03-05T18:00:00Z">
+      <w:ins w:id="52" w:author="王燚" w:date="2025-03-05T18:00:00Z">
         <w:r>
           <w:rPr>
             <w:rFonts w:hint="eastAsia"/>
           </w:rPr>
-          <w:t>系统</w:t>
-        </w:r>
-      </w:ins>
-      <w:ins w:id="134" w:author="王燚" w:date="2025-03-05T18:00:00Z">
+          <w:t>系统可能会自动</w:t>
+        </w:r>
+      </w:ins>
+      <w:ins w:id="53" w:author="王燚" w:date="2025-03-05T18:01:00Z">
         <w:r>
           <w:rPr>
             <w:rFonts w:hint="eastAsia"/>
           </w:rPr>
-          <w:t>可能</w:t>
-        </w:r>
-      </w:ins>
-      <w:ins w:id="135" w:author="王燚" w:date="2025-03-05T18:00:00Z">
-        <w:r>
-          <w:rPr>
-            <w:rFonts w:hint="eastAsia"/>
-          </w:rPr>
-          <w:t>会</w:t>
-        </w:r>
-      </w:ins>
-      <w:ins w:id="136" w:author="王燚" w:date="2025-03-05T18:00:00Z">
-        <w:r>
-          <w:rPr>
-            <w:rFonts w:hint="eastAsia"/>
-          </w:rPr>
-          <w:t>自动</w:t>
-        </w:r>
-      </w:ins>
-      <w:ins w:id="137" w:author="王燚" w:date="2025-03-05T18:01:00Z">
-        <w:r>
-          <w:rPr>
-            <w:rFonts w:hint="eastAsia"/>
-          </w:rPr>
-          <w:t>跃</w:t>
-        </w:r>
-      </w:ins>
-      <w:ins w:id="138" w:author="王燚" w:date="2025-03-05T18:01:00Z">
-        <w:r>
-          <w:rPr>
-            <w:rFonts w:hint="eastAsia"/>
-          </w:rPr>
-          <w:t>点</w:t>
-        </w:r>
-      </w:ins>
-      <w:ins w:id="139" w:author="王燚" w:date="2025-03-05T18:01:00Z">
-        <w:r>
-          <w:rPr>
-            <w:rFonts w:hint="eastAsia"/>
-          </w:rPr>
-          <w:t>导致</w:t>
-        </w:r>
-      </w:ins>
-      <w:ins w:id="140" w:author="王燚" w:date="2025-03-05T18:01:00Z">
-        <w:r>
-          <w:rPr>
-            <w:rFonts w:hint="eastAsia"/>
-          </w:rPr>
-          <w:t>IP</w:t>
-        </w:r>
-      </w:ins>
-      <w:ins w:id="141" w:author="王燚" w:date="2025-03-05T18:01:00Z">
-        <w:r>
-          <w:rPr>
-            <w:rFonts w:hint="eastAsia"/>
-          </w:rPr>
-          <w:t>更改</w:t>
-        </w:r>
-      </w:ins>
-      <w:ins w:id="142" w:author="王燚" w:date="2025-03-05T18:01:00Z">
-        <w:r>
-          <w:rPr>
-            <w:rFonts w:hint="eastAsia"/>
-          </w:rPr>
-          <w:t>）</w:t>
+          <w:t>跃点导致IP更改）</w:t>
         </w:r>
       </w:ins>
       <w:r>
@@ -3826,16 +3044,14 @@
     </w:p>
     <w:p>
       <w:pPr>
-        <w:pStyle w:val="style0"/>
-        <w:ind w:left="504"/>
-        <w:rPr/>
+        <w:ind w:left="504"/>
       </w:pPr>
       <w:r>
         <w:t xml:space="preserve">如实验拓扑图所示，将 </w:t>
       </w:r>
       <w:r>
         <w:rPr>
-          <w:rFonts w:ascii="Lucida Sans" w:cs="Lucida Sans" w:eastAsia="Lucida Sans" w:hAnsi="Lucida Sans"/>
+          <w:rFonts w:ascii="Lucida Sans" w:hAnsi="Lucida Sans" w:eastAsia="Lucida Sans" w:cs="Lucida Sans"/>
         </w:rPr>
         <w:t xml:space="preserve">PCa </w:t>
       </w:r>
@@ -3844,7 +3060,7 @@
       </w:r>
       <w:r>
         <w:rPr>
-          <w:rFonts w:ascii="Lucida Sans" w:cs="Lucida Sans" w:eastAsia="Lucida Sans" w:hAnsi="Lucida Sans"/>
+          <w:rFonts w:ascii="Lucida Sans" w:hAnsi="Lucida Sans" w:eastAsia="Lucida Sans" w:cs="Lucida Sans"/>
         </w:rPr>
         <w:t xml:space="preserve">IP </w:t>
       </w:r>
@@ -3853,7 +3069,7 @@
       </w:r>
       <w:r>
         <w:rPr>
-          <w:rFonts w:ascii="Lucida Sans" w:cs="Lucida Sans" w:eastAsia="Lucida Sans" w:hAnsi="Lucida Sans"/>
+          <w:rFonts w:ascii="Lucida Sans" w:hAnsi="Lucida Sans" w:eastAsia="Lucida Sans" w:cs="Lucida Sans"/>
         </w:rPr>
         <w:t xml:space="preserve">192.168.0.1 </w:t>
       </w:r>
@@ -3863,16 +3079,15 @@
     </w:p>
     <w:p>
       <w:pPr>
-        <w:pStyle w:val="style0"/>
-        <w:spacing w:after="205" w:lineRule="auto" w:line="265"/>
+        <w:spacing w:after="205" w:line="265" w:lineRule="auto"/>
         <w:ind w:left="499" w:right="1025"/>
         <w:rPr>
-          <w:ins w:id="143" w:author="刘保莉" w:date="2025-03-09T10:45:00Z"/>
-        </w:rPr>
-      </w:pPr>
-      <w:r>
-        <w:rPr>
-          <w:rFonts w:ascii="Lucida Sans" w:cs="Lucida Sans" w:eastAsia="Lucida Sans" w:hAnsi="Lucida Sans"/>
+          <w:ins w:id="54" w:author="刘保莉" w:date="2025-03-09T10:45:00Z"/>
+        </w:rPr>
+      </w:pPr>
+      <w:r>
+        <w:rPr>
+          <w:rFonts w:ascii="Lucida Sans" w:hAnsi="Lucida Sans" w:eastAsia="Lucida Sans" w:cs="Lucida Sans"/>
         </w:rPr>
         <w:t>255.255.255.0</w:t>
       </w:r>
@@ -3885,8 +3100,7 @@
     </w:p>
     <w:p>
       <w:pPr>
-        <w:pStyle w:val="style0"/>
-        <w:spacing w:after="205" w:lineRule="auto" w:line="265"/>
+        <w:spacing w:after="205" w:line="265" w:lineRule="auto"/>
         <w:ind w:left="499" w:right="1025"/>
         <w:rPr>
           <w:rFonts w:hint="default"/>
@@ -3896,29 +3110,27 @@
     </w:p>
     <w:p>
       <w:pPr>
-        <w:pStyle w:val="style0"/>
         <w:ind w:left="53"/>
-        <w:rPr/>
       </w:pPr>
       <w:r>
         <w:t>步骤三：</w:t>
       </w:r>
       <w:r>
         <w:rPr>
-          <w:rFonts w:ascii="Lucida Sans" w:cs="Lucida Sans" w:eastAsia="Lucida Sans" w:hAnsi="Lucida Sans"/>
+          <w:rFonts w:ascii="Lucida Sans" w:hAnsi="Lucida Sans" w:eastAsia="Lucida Sans" w:cs="Lucida Sans"/>
         </w:rPr>
         <w:t xml:space="preserve"> </w:t>
       </w:r>
       <w:r>
         <w:t xml:space="preserve">   </w:t>
       </w:r>
-      <w:ins w:id="144" w:author="秦禛涵" w:date="2025-03-08T14:33:00Z">
+      <w:ins w:id="55" w:author="秦禛涵" w:date="2025-03-08T14:33:00Z">
         <w:r>
           <w:rPr/>
           <w:t xml:space="preserve"> </w:t>
         </w:r>
       </w:ins>
-      <w:ins w:id="145" w:author="秦禛涵" w:date="2025-03-08T14:33:00Z">
+      <w:ins w:id="56" w:author="秦禛涵" w:date="2025-03-08T14:33:00Z">
         <w:r>
           <w:rPr>
             <w:rFonts w:hint="eastAsia"/>
@@ -3926,7 +3138,7 @@
           <w:t>（PCb，PCc，PCd需操作）</w:t>
         </w:r>
       </w:ins>
-      <w:ins w:id="146" w:author="秦禛涵" w:date="2025-03-08T14:33:00Z">
+      <w:ins w:id="57" w:author="秦禛涵" w:date="2025-03-08T14:33:00Z">
         <w:r>
           <w:rPr/>
           <w:t xml:space="preserve"> </w:t>
@@ -3935,16 +3147,14 @@
     </w:p>
     <w:p>
       <w:pPr>
-        <w:pStyle w:val="style0"/>
-        <w:ind w:left="504"/>
-        <w:rPr/>
+        <w:ind w:left="504"/>
       </w:pPr>
       <w:r>
         <w:t>设置单网卡电脑。</w:t>
       </w:r>
       <w:r>
         <w:rPr>
-          <w:rFonts w:ascii="Lucida Sans" w:cs="Lucida Sans" w:eastAsia="Lucida Sans" w:hAnsi="Lucida Sans"/>
+          <w:rFonts w:ascii="Lucida Sans" w:hAnsi="Lucida Sans" w:eastAsia="Lucida Sans" w:cs="Lucida Sans"/>
         </w:rPr>
         <w:t xml:space="preserve"> </w:t>
       </w:r>
@@ -3954,17 +3164,15 @@
     </w:p>
     <w:p>
       <w:pPr>
-        <w:pStyle w:val="style0"/>
-        <w:spacing w:after="208" w:lineRule="auto" w:line="265"/>
+        <w:spacing w:after="208" w:line="265" w:lineRule="auto"/>
         <w:ind w:left="499" w:right="1025"/>
-        <w:rPr/>
       </w:pPr>
       <w:r>
         <w:t xml:space="preserve">以 </w:t>
       </w:r>
       <w:r>
         <w:rPr>
-          <w:rFonts w:ascii="Lucida Sans" w:cs="Lucida Sans" w:eastAsia="Lucida Sans" w:hAnsi="Lucida Sans"/>
+          <w:rFonts w:ascii="Lucida Sans" w:hAnsi="Lucida Sans" w:eastAsia="Lucida Sans" w:cs="Lucida Sans"/>
         </w:rPr>
         <w:t xml:space="preserve">PCb </w:t>
       </w:r>
@@ -3973,7 +3181,7 @@
       </w:r>
       <w:r>
         <w:rPr>
-          <w:rFonts w:ascii="Lucida Sans" w:cs="Lucida Sans" w:eastAsia="Lucida Sans" w:hAnsi="Lucida Sans"/>
+          <w:rFonts w:ascii="Lucida Sans" w:hAnsi="Lucida Sans" w:eastAsia="Lucida Sans" w:cs="Lucida Sans"/>
         </w:rPr>
         <w:t xml:space="preserve">PCc </w:t>
       </w:r>
@@ -3982,7 +3190,7 @@
       </w:r>
       <w:r>
         <w:rPr>
-          <w:rFonts w:ascii="Lucida Sans" w:cs="Lucida Sans" w:eastAsia="Lucida Sans" w:hAnsi="Lucida Sans"/>
+          <w:rFonts w:ascii="Lucida Sans" w:hAnsi="Lucida Sans" w:eastAsia="Lucida Sans" w:cs="Lucida Sans"/>
         </w:rPr>
         <w:t xml:space="preserve">PCd </w:t>
       </w:r>
@@ -3991,7 +3199,7 @@
       </w:r>
       <w:r>
         <w:rPr>
-          <w:rFonts w:ascii="Lucida Sans" w:cs="Lucida Sans" w:eastAsia="Lucida Sans" w:hAnsi="Lucida Sans"/>
+          <w:rFonts w:ascii="Lucida Sans" w:hAnsi="Lucida Sans" w:eastAsia="Lucida Sans" w:cs="Lucida Sans"/>
         </w:rPr>
         <w:t xml:space="preserve">PCb </w:t>
       </w:r>
@@ -4000,7 +3208,7 @@
       </w:r>
       <w:r>
         <w:rPr>
-          <w:rFonts w:ascii="Lucida Sans" w:cs="Lucida Sans" w:eastAsia="Lucida Sans" w:hAnsi="Lucida Sans"/>
+          <w:rFonts w:ascii="Lucida Sans" w:hAnsi="Lucida Sans" w:eastAsia="Lucida Sans" w:cs="Lucida Sans"/>
         </w:rPr>
         <w:t xml:space="preserve"> </w:t>
       </w:r>
@@ -4010,17 +3218,15 @@
     </w:p>
     <w:p>
       <w:pPr>
-        <w:pStyle w:val="style0"/>
         <w:spacing w:after="197"/>
         <w:ind w:left="504"/>
-        <w:rPr/>
       </w:pPr>
       <w:r>
         <w:t xml:space="preserve">禁用以太网 </w:t>
       </w:r>
       <w:r>
         <w:rPr>
-          <w:rFonts w:ascii="Lucida Sans" w:cs="Lucida Sans" w:eastAsia="Lucida Sans" w:hAnsi="Lucida Sans"/>
+          <w:rFonts w:ascii="Lucida Sans" w:hAnsi="Lucida Sans" w:eastAsia="Lucida Sans" w:cs="Lucida Sans"/>
         </w:rPr>
         <w:t>A</w:t>
       </w:r>
@@ -4029,7 +3235,7 @@
       </w:r>
       <w:r>
         <w:rPr>
-          <w:rFonts w:ascii="Lucida Sans" w:cs="Lucida Sans" w:eastAsia="Lucida Sans" w:hAnsi="Lucida Sans"/>
+          <w:rFonts w:ascii="Lucida Sans" w:hAnsi="Lucida Sans" w:eastAsia="Lucida Sans" w:cs="Lucida Sans"/>
         </w:rPr>
         <w:t>2</w:t>
       </w:r>
@@ -4057,17 +3263,15 @@
     </w:p>
     <w:p>
       <w:pPr>
-        <w:pStyle w:val="style0"/>
         <w:spacing w:after="35"/>
         <w:ind w:left="504"/>
-        <w:rPr/>
       </w:pPr>
       <w:r>
         <w:t xml:space="preserve">打开【以太网 </w:t>
       </w:r>
       <w:r>
         <w:rPr>
-          <w:rFonts w:ascii="Lucida Sans" w:cs="Lucida Sans" w:eastAsia="Lucida Sans" w:hAnsi="Lucida Sans"/>
+          <w:rFonts w:ascii="Lucida Sans" w:hAnsi="Lucida Sans" w:eastAsia="Lucida Sans" w:cs="Lucida Sans"/>
         </w:rPr>
         <w:t xml:space="preserve">2 </w:t>
       </w:r>
@@ -4076,7 +3280,7 @@
       </w:r>
       <w:r>
         <w:rPr>
-          <w:rFonts w:ascii="Lucida Sans" w:cs="Lucida Sans" w:eastAsia="Lucida Sans" w:hAnsi="Lucida Sans"/>
+          <w:rFonts w:ascii="Lucida Sans" w:hAnsi="Lucida Sans" w:eastAsia="Lucida Sans" w:cs="Lucida Sans"/>
         </w:rPr>
         <w:t xml:space="preserve">IP </w:t>
       </w:r>
@@ -4086,14 +3290,12 @@
     </w:p>
     <w:p>
       <w:pPr>
-        <w:pStyle w:val="style0"/>
-        <w:spacing w:after="29" w:lineRule="auto" w:line="265"/>
+        <w:spacing w:after="29" w:line="265" w:lineRule="auto"/>
         <w:ind w:left="499" w:right="1025"/>
-        <w:rPr/>
-      </w:pPr>
-      <w:r>
-        <w:rPr>
-          <w:rFonts w:ascii="Lucida Sans" w:cs="Lucida Sans" w:eastAsia="Lucida Sans" w:hAnsi="Lucida Sans"/>
+      </w:pPr>
+      <w:r>
+        <w:rPr>
+          <w:rFonts w:ascii="Lucida Sans" w:hAnsi="Lucida Sans" w:eastAsia="Lucida Sans" w:cs="Lucida Sans"/>
         </w:rPr>
         <w:t>192.168.0.101</w:t>
       </w:r>
@@ -4102,7 +3304,7 @@
       </w:r>
       <w:r>
         <w:rPr>
-          <w:rFonts w:ascii="Lucida Sans" w:cs="Lucida Sans" w:eastAsia="Lucida Sans" w:hAnsi="Lucida Sans"/>
+          <w:rFonts w:ascii="Lucida Sans" w:hAnsi="Lucida Sans" w:eastAsia="Lucida Sans" w:cs="Lucida Sans"/>
         </w:rPr>
         <w:t>255.255.255.0</w:t>
       </w:r>
@@ -4112,14 +3314,12 @@
     </w:p>
     <w:p>
       <w:pPr>
-        <w:pStyle w:val="style0"/>
-        <w:spacing w:after="29" w:lineRule="auto" w:line="265"/>
+        <w:spacing w:after="29" w:line="265" w:lineRule="auto"/>
         <w:ind w:left="499" w:right="1025"/>
-        <w:rPr/>
-      </w:pPr>
-      <w:r>
-        <w:rPr>
-          <w:rFonts w:ascii="Lucida Sans" w:cs="Lucida Sans" w:eastAsia="Lucida Sans" w:hAnsi="Lucida Sans"/>
+      </w:pPr>
+      <w:r>
+        <w:rPr>
+          <w:rFonts w:ascii="Lucida Sans" w:hAnsi="Lucida Sans" w:eastAsia="Lucida Sans" w:cs="Lucida Sans"/>
         </w:rPr>
         <w:t xml:space="preserve">PCa </w:t>
       </w:r>
@@ -4128,7 +3328,7 @@
       </w:r>
       <w:r>
         <w:rPr>
-          <w:rFonts w:ascii="Lucida Sans" w:cs="Lucida Sans" w:eastAsia="Lucida Sans" w:hAnsi="Lucida Sans"/>
+          <w:rFonts w:ascii="Lucida Sans" w:hAnsi="Lucida Sans" w:eastAsia="Lucida Sans" w:cs="Lucida Sans"/>
         </w:rPr>
         <w:t xml:space="preserve">IP </w:t>
       </w:r>
@@ -4137,7 +3337,7 @@
       </w:r>
       <w:r>
         <w:rPr>
-          <w:rFonts w:ascii="Lucida Sans" w:cs="Lucida Sans" w:eastAsia="Lucida Sans" w:hAnsi="Lucida Sans"/>
+          <w:rFonts w:ascii="Lucida Sans" w:hAnsi="Lucida Sans" w:eastAsia="Lucida Sans" w:cs="Lucida Sans"/>
         </w:rPr>
         <w:t>192.168.0.1</w:t>
       </w:r>
@@ -4146,7 +3346,7 @@
       </w:r>
       <w:r>
         <w:rPr>
-          <w:rFonts w:ascii="Lucida Sans" w:cs="Lucida Sans" w:eastAsia="Lucida Sans" w:hAnsi="Lucida Sans"/>
+          <w:rFonts w:ascii="Lucida Sans" w:hAnsi="Lucida Sans" w:eastAsia="Lucida Sans" w:cs="Lucida Sans"/>
         </w:rPr>
         <w:t xml:space="preserve">DNS </w:t>
       </w:r>
@@ -4156,17 +3356,16 @@
     </w:p>
     <w:p>
       <w:pPr>
-        <w:pStyle w:val="style0"/>
-        <w:ind w:left="504"/>
-        <w:rPr>
-          <w:ins w:id="147" w:author="王燚" w:date="2025-03-05T18:07:00Z"/>
-          <w:rFonts w:eastAsia="宋体" w:hint="eastAsia"/>
+        <w:ind w:left="504"/>
+        <w:rPr>
+          <w:ins w:id="58" w:author="王燚" w:date="2025-03-05T18:07:00Z"/>
+          <w:rFonts w:hint="eastAsia" w:eastAsia="宋体"/>
         </w:rPr>
       </w:pPr>
       <w:r>
         <w:t xml:space="preserve">114.114.114.114。  </w:t>
       </w:r>
-      <w:ins w:id="148" w:author="王燚" w:date="2025-03-05T18:07:00Z">
+      <w:ins w:id="59" w:author="王燚" w:date="2025-03-05T18:07:00Z">
         <w:r>
           <w:rPr>
             <w:rFonts w:hint="eastAsia"/>
@@ -4177,7 +3376,6 @@
     </w:p>
     <w:p>
       <w:pPr>
-        <w:pStyle w:val="style0"/>
         <w:ind w:left="504"/>
         <w:rPr>
           <w:rFonts w:hint="eastAsia"/>
@@ -4189,44 +3387,20 @@
         </w:rPr>
         <w:t>Q：DNS</w:t>
       </w:r>
-      <w:ins w:id="149" w:author="刘远航" w:date="2025-03-05T23:22:00Z">
+      <w:ins w:id="60" w:author="刘远航" w:date="2025-03-05T23:22:00Z">
         <w:r>
           <w:rPr>
             <w:rFonts w:hint="eastAsia"/>
           </w:rPr>
-          <w:t>功能</w:t>
-        </w:r>
-      </w:ins>
-      <w:ins w:id="150" w:author="刘远航" w:date="2025-03-05T23:22:00Z">
+          <w:t>功能是什么？</w:t>
+        </w:r>
+      </w:ins>
+      <w:ins w:id="61" w:author="刘远航" w:date="2025-03-05T23:23:00Z">
         <w:r>
           <w:rPr>
             <w:rFonts w:hint="eastAsia"/>
           </w:rPr>
-          <w:t>是什么</w:t>
-        </w:r>
-      </w:ins>
-      <w:ins w:id="151" w:author="刘远航" w:date="2025-03-05T23:22:00Z">
-        <w:r>
-          <w:rPr>
-            <w:rFonts w:hint="eastAsia"/>
-          </w:rPr>
-          <w:t>？</w:t>
-        </w:r>
-      </w:ins>
-      <w:ins w:id="152" w:author="刘远航" w:date="2025-03-05T23:23:00Z">
-        <w:r>
-          <w:rPr>
-            <w:rFonts w:hint="eastAsia"/>
-          </w:rPr>
-          <w:t>为什么要</w:t>
-        </w:r>
-      </w:ins>
-      <w:ins w:id="153" w:author="刘远航" w:date="2025-03-05T23:23:00Z">
-        <w:r>
-          <w:rPr>
-            <w:rFonts w:hint="eastAsia"/>
-          </w:rPr>
-          <w:t>设置</w:t>
+          <w:t>为什么要设置</w:t>
         </w:r>
       </w:ins>
       <w:r>
@@ -4238,7 +3412,6 @@
     </w:p>
     <w:p>
       <w:pPr>
-        <w:pStyle w:val="style0"/>
         <w:ind w:left="504"/>
         <w:rPr>
           <w:rFonts w:hint="eastAsia"/>
@@ -4253,17 +3426,15 @@
     </w:p>
     <w:p>
       <w:pPr>
-        <w:pStyle w:val="style0"/>
         <w:spacing w:after="731"/>
         <w:ind w:left="504"/>
-        <w:rPr/>
       </w:pPr>
       <w:r>
         <w:t xml:space="preserve">这样，就完成了 </w:t>
       </w:r>
       <w:r>
         <w:rPr>
-          <w:rFonts w:ascii="Lucida Sans" w:cs="Lucida Sans" w:eastAsia="Lucida Sans" w:hAnsi="Lucida Sans"/>
+          <w:rFonts w:ascii="Lucida Sans" w:hAnsi="Lucida Sans" w:eastAsia="Lucida Sans" w:cs="Lucida Sans"/>
         </w:rPr>
         <w:t xml:space="preserve">PCb </w:t>
       </w:r>
@@ -4273,8 +3444,150 @@
     </w:p>
     <w:p>
       <w:pPr>
-        <w:pStyle w:val="style4"/>
-        <w:rPr/>
+        <w:pStyle w:val="5"/>
+      </w:pPr>
+      <w:r>
+        <w:rPr>
+          <w:rFonts w:hint="eastAsia"/>
+        </w:rPr>
+        <w:t>2.</w:t>
+      </w:r>
+      <w:r>
+        <w:rPr>
+          <w:rFonts w:hint="eastAsia"/>
+          <w:lang w:val="en-US" w:eastAsia="zh-CN"/>
+        </w:rPr>
+        <w:t>2</w:t>
+      </w:r>
+      <w:r>
+        <w:t xml:space="preserve">.6. 实验配置与命令    </w:t>
+      </w:r>
+    </w:p>
+    <w:p>
+      <w:pPr>
+        <w:spacing w:after="689" w:line="265" w:lineRule="auto"/>
+        <w:ind w:left="499" w:right="1025"/>
+      </w:pPr>
+      <w:r>
+        <w:rPr>
+          <w:rFonts w:ascii="Lucida Sans" w:hAnsi="Lucida Sans" w:eastAsia="Lucida Sans" w:cs="Lucida Sans"/>
+        </w:rPr>
+        <w:t xml:space="preserve">Ping </w:t>
+      </w:r>
+      <w:r>
+        <w:t>命令</w:t>
+      </w:r>
+      <w:r>
+        <w:rPr>
+          <w:rFonts w:ascii="Lucida Sans" w:hAnsi="Lucida Sans" w:eastAsia="Lucida Sans" w:cs="Lucida Sans"/>
+        </w:rPr>
+        <w:t xml:space="preserve"> </w:t>
+      </w:r>
+      <w:r>
+        <w:t xml:space="preserve">   </w:t>
+      </w:r>
+    </w:p>
+    <w:p>
+      <w:pPr>
+        <w:pStyle w:val="5"/>
+      </w:pPr>
+      <w:r>
+        <w:rPr>
+          <w:rFonts w:hint="eastAsia"/>
+        </w:rPr>
+        <w:t>2.</w:t>
+      </w:r>
+      <w:r>
+        <w:rPr>
+          <w:rFonts w:hint="eastAsia"/>
+          <w:lang w:val="en-US" w:eastAsia="zh-CN"/>
+        </w:rPr>
+        <w:t>2</w:t>
+      </w:r>
+      <w:bookmarkStart w:id="0" w:name="_GoBack"/>
+      <w:bookmarkEnd w:id="0"/>
+      <w:r>
+        <w:t xml:space="preserve">.7. 实验结果分析与总结    </w:t>
+      </w:r>
+    </w:p>
+    <w:p>
+      <w:pPr>
+        <w:ind w:left="504"/>
+      </w:pPr>
+      <w:r>
+        <w:t xml:space="preserve">在 </w:t>
+      </w:r>
+      <w:r>
+        <w:rPr>
+          <w:rFonts w:ascii="Lucida Sans" w:hAnsi="Lucida Sans" w:eastAsia="Lucida Sans" w:cs="Lucida Sans"/>
+        </w:rPr>
+        <w:t xml:space="preserve">PCb </w:t>
+      </w:r>
+      <w:r>
+        <w:t>上访问因特网，若访问成功，则证明实验已成功完成。</w:t>
+      </w:r>
+    </w:p>
+    <w:p>
+      <w:pPr>
+        <w:ind w:left="504"/>
+      </w:pPr>
+      <w:r>
+        <w:rPr>
+          <w:rFonts w:hint="eastAsia"/>
+        </w:rPr>
+        <w:t>比如可输入网址：</w:t>
+      </w:r>
+      <w:r>
+        <w:fldChar w:fldCharType="begin"/>
+      </w:r>
+      <w:r>
+        <w:instrText xml:space="preserve"> HYPERLINK "http://www.baidu.com" </w:instrText>
+      </w:r>
+      <w:r>
+        <w:fldChar w:fldCharType="separate"/>
+      </w:r>
+      <w:r>
+        <w:rPr>
+          <w:rStyle w:val="12"/>
+        </w:rPr>
+        <w:t>www.baidu.com</w:t>
+      </w:r>
+      <w:r>
+        <w:rPr>
+          <w:rStyle w:val="12"/>
+        </w:rPr>
+        <w:fldChar w:fldCharType="end"/>
+      </w:r>
+      <w:r>
+        <w:rPr>
+          <w:rFonts w:hint="eastAsia"/>
+        </w:rPr>
+        <w:t>，默认的谷歌搜索用不了。</w:t>
+      </w:r>
+      <w:r>
+        <w:rPr>
+          <w:rFonts w:ascii="Lucida Sans" w:hAnsi="Lucida Sans" w:eastAsia="Lucida Sans" w:cs="Lucida Sans"/>
+        </w:rPr>
+        <w:t xml:space="preserve"> </w:t>
+      </w:r>
+      <w:r>
+        <w:t xml:space="preserve">  </w:t>
+      </w:r>
+    </w:p>
+    <w:p>
+      <w:pPr>
+        <w:ind w:left="504"/>
+      </w:pPr>
+    </w:p>
+    <w:p>
+      <w:pPr>
+        <w:pStyle w:val="4"/>
+        <w:bidi w:val="0"/>
+        <w:ind w:left="0" w:leftChars="0" w:firstLine="0" w:firstLineChars="0"/>
+        <w:rPr>
+          <w:rFonts w:hint="eastAsia"/>
+          <w:lang w:val="en-US" w:eastAsia="zh-CN"/>
+        </w:rPr>
       </w:pPr>
       <w:r>
         <w:rPr>
@@ -4283,159 +3596,21 @@
         <w:t>2.3</w:t>
       </w:r>
       <w:r>
-        <w:t xml:space="preserve">.6. 实验配置与命令    </w:t>
-      </w:r>
-    </w:p>
-    <w:p>
-      <w:pPr>
-        <w:pStyle w:val="style0"/>
-        <w:spacing w:after="689" w:lineRule="auto" w:line="265"/>
-        <w:ind w:left="499" w:right="1025"/>
-        <w:rPr/>
-      </w:pPr>
-      <w:r>
-        <w:rPr>
-          <w:rFonts w:ascii="Lucida Sans" w:cs="Lucida Sans" w:eastAsia="Lucida Sans" w:hAnsi="Lucida Sans"/>
-        </w:rPr>
-        <w:t xml:space="preserve">Ping </w:t>
-      </w:r>
-      <w:r>
-        <w:t>命令</w:t>
-      </w:r>
-      <w:r>
-        <w:rPr>
-          <w:rFonts w:ascii="Lucida Sans" w:cs="Lucida Sans" w:eastAsia="Lucida Sans" w:hAnsi="Lucida Sans"/>
-        </w:rPr>
-        <w:t xml:space="preserve"> </w:t>
-      </w:r>
-      <w:r>
-        <w:t xml:space="preserve">   </w:t>
-      </w:r>
-    </w:p>
-    <w:p>
-      <w:pPr>
-        <w:pStyle w:val="style4"/>
-        <w:rPr/>
-      </w:pPr>
-      <w:r>
-        <w:rPr>
-          <w:rFonts w:hint="eastAsia"/>
-        </w:rPr>
-        <w:t>2.3</w:t>
-      </w:r>
-      <w:r>
-        <w:t xml:space="preserve">.7. 实验结果分析与总结    </w:t>
-      </w:r>
-    </w:p>
-    <w:p>
-      <w:pPr>
-        <w:pStyle w:val="style0"/>
-        <w:ind w:left="504"/>
-        <w:rPr/>
-      </w:pPr>
-      <w:r>
-        <w:t xml:space="preserve">在 </w:t>
-      </w:r>
-      <w:r>
-        <w:rPr>
-          <w:rFonts w:ascii="Lucida Sans" w:cs="Lucida Sans" w:eastAsia="Lucida Sans" w:hAnsi="Lucida Sans"/>
-        </w:rPr>
-        <w:t xml:space="preserve">PCb </w:t>
-      </w:r>
-      <w:r>
-        <w:t>上访问因特网，若访问成功，则证明实验已成功完成。</w:t>
-      </w:r>
-    </w:p>
-    <w:p>
-      <w:pPr>
-        <w:pStyle w:val="style0"/>
-        <w:ind w:left="504"/>
-        <w:rPr/>
-      </w:pPr>
-      <w:r>
-        <w:rPr>
-          <w:rFonts w:hint="eastAsia"/>
-        </w:rPr>
-        <w:t>比如可输入网址：</w:t>
-      </w:r>
-      <w:r>
-        <w:rPr/>
-        <w:fldChar w:fldCharType="begin"/>
-      </w:r>
-      <w:r>
-        <w:instrText xml:space="preserve"> HYPERLINK "http://www.baidu.com" </w:instrText>
-      </w:r>
-      <w:r>
-        <w:rPr/>
-        <w:fldChar w:fldCharType="separate"/>
-      </w:r>
-      <w:r>
-        <w:rPr>
-          <w:rStyle w:val="style85"/>
-        </w:rPr>
-        <w:t>www.baidu.com</w:t>
-      </w:r>
-      <w:r>
-        <w:rPr>
-          <w:rStyle w:val="style85"/>
-        </w:rPr>
-        <w:fldChar w:fldCharType="end"/>
-      </w:r>
-      <w:r>
-        <w:rPr>
-          <w:rFonts w:hint="eastAsia"/>
-        </w:rPr>
-        <w:t>，默认的谷歌搜索用不了。</w:t>
-      </w:r>
-      <w:r>
-        <w:rPr>
-          <w:rFonts w:ascii="Lucida Sans" w:cs="Lucida Sans" w:eastAsia="Lucida Sans" w:hAnsi="Lucida Sans"/>
-        </w:rPr>
-        <w:t xml:space="preserve"> </w:t>
-      </w:r>
-      <w:r>
-        <w:t xml:space="preserve">  </w:t>
-      </w:r>
-    </w:p>
-    <w:p>
-      <w:pPr>
-        <w:pStyle w:val="style0"/>
-        <w:ind w:left="504"/>
-        <w:rPr/>
-      </w:pPr>
-    </w:p>
-    <w:p>
-      <w:pPr>
-        <w:pStyle w:val="style3"/>
-        <w:bidi w:val="false"/>
-        <w:ind w:left="0" w:leftChars="0" w:firstLine="0" w:firstLineChars="0"/>
         <w:rPr>
           <w:rFonts w:hint="eastAsia"/>
           <w:lang w:val="en-US" w:eastAsia="zh-CN"/>
         </w:rPr>
-      </w:pPr>
-      <w:r>
-        <w:rPr>
-          <w:rFonts w:hint="eastAsia"/>
-        </w:rPr>
-        <w:t>2.3</w:t>
-      </w:r>
-      <w:r>
-        <w:rPr>
-          <w:rFonts w:hint="eastAsia"/>
-          <w:lang w:val="en-US" w:eastAsia="zh-CN"/>
-        </w:rPr>
         <w:t xml:space="preserve"> 验收标准</w:t>
       </w:r>
     </w:p>
     <w:p>
       <w:pPr>
-        <w:pStyle w:val="style66"/>
+        <w:pStyle w:val="7"/>
         <w:widowControl/>
-        <w:spacing w:before="68" w:beforeAutospacing="false"/>
+        <w:spacing w:before="68" w:beforeAutospacing="0"/>
         <w:ind w:left="0" w:right="0" w:firstLine="420" w:firstLineChars="0"/>
         <w:rPr>
-          <w:rFonts w:ascii="宋体" w:cs="宋体" w:eastAsia="宋体" w:hAnsi="宋体" w:hint="eastAsia"/>
+          <w:rFonts w:hint="eastAsia" w:ascii="宋体" w:hAnsi="宋体" w:eastAsia="宋体" w:cs="宋体"/>
           <w:sz w:val="24"/>
           <w:szCs w:val="24"/>
         </w:rPr>
@@ -4449,58 +3624,42 @@
       </w:r>
       <w:r>
         <w:rPr>
-          <w:rFonts w:ascii="宋体" w:cs="宋体" w:eastAsia="宋体" w:hAnsi="宋体" w:hint="eastAsia"/>
+          <w:rFonts w:hint="eastAsia" w:ascii="宋体" w:hAnsi="宋体" w:eastAsia="宋体" w:cs="宋体"/>
           <w:sz w:val="24"/>
           <w:szCs w:val="24"/>
         </w:rPr>
-        <w:t>卫生分，满分10</w:t>
-      </w:r>
-      <w:r>
-        <w:rPr>
-          <w:rFonts w:ascii="宋体" w:cs="宋体" w:eastAsia="宋体" w:hAnsi="宋体" w:hint="eastAsia"/>
+        <w:t>卫生分，满分10分</w:t>
+      </w:r>
+    </w:p>
+    <w:p>
+      <w:pPr>
+        <w:pStyle w:val="7"/>
+        <w:widowControl/>
+        <w:spacing w:before="68" w:beforeAutospacing="0"/>
+        <w:ind w:left="840" w:leftChars="0" w:right="0" w:firstLine="420" w:firstLineChars="0"/>
+        <w:rPr>
+          <w:rFonts w:hint="eastAsia" w:ascii="宋体" w:hAnsi="宋体" w:eastAsia="宋体" w:cs="宋体"/>
           <w:sz w:val="24"/>
           <w:szCs w:val="24"/>
         </w:rPr>
-        <w:t>分</w:t>
-      </w:r>
-    </w:p>
-    <w:p>
-      <w:pPr>
-        <w:pStyle w:val="style66"/>
-        <w:widowControl/>
-        <w:spacing w:before="68" w:beforeAutospacing="false"/>
-        <w:ind w:left="840" w:leftChars="0" w:right="0" w:firstLine="420" w:firstLineChars="0"/>
-        <w:rPr>
-          <w:rFonts w:ascii="宋体" w:cs="宋体" w:eastAsia="宋体" w:hAnsi="宋体" w:hint="eastAsia"/>
+      </w:pPr>
+      <w:r>
+        <w:rPr>
+          <w:rFonts w:hint="eastAsia" w:ascii="宋体" w:hAnsi="宋体" w:eastAsia="宋体" w:cs="宋体"/>
           <w:sz w:val="24"/>
           <w:szCs w:val="24"/>
         </w:rPr>
-      </w:pPr>
-      <w:r>
-        <w:rPr>
-          <w:rFonts w:ascii="宋体" w:cs="宋体" w:eastAsia="宋体" w:hAnsi="宋体" w:hint="eastAsia"/>
-          <w:sz w:val="24"/>
-          <w:szCs w:val="24"/>
-        </w:rPr>
-        <w:t>完成实验后座位干净整洁此项记10</w:t>
-      </w:r>
-      <w:r>
-        <w:rPr>
-          <w:rFonts w:ascii="宋体" w:cs="宋体" w:eastAsia="宋体" w:hAnsi="宋体" w:hint="eastAsia"/>
-          <w:sz w:val="24"/>
-          <w:szCs w:val="24"/>
-        </w:rPr>
-        <w:t>分，其他情况酌情给分</w:t>
-      </w:r>
-    </w:p>
-    <w:p>
-      <w:pPr>
-        <w:pStyle w:val="style66"/>
+        <w:t>完成实验后座位干净整洁此项记10分，其他情况酌情给分</w:t>
+      </w:r>
+    </w:p>
+    <w:p>
+      <w:pPr>
+        <w:pStyle w:val="7"/>
         <w:widowControl/>
-        <w:spacing w:before="68" w:beforeAutospacing="false"/>
+        <w:spacing w:before="68" w:beforeAutospacing="0"/>
         <w:ind w:left="0" w:leftChars="0" w:right="0" w:firstLine="420" w:firstLineChars="0"/>
         <w:rPr>
-          <w:rFonts w:cs="宋体" w:hint="eastAsia"/>
+          <w:rFonts w:hint="eastAsia" w:cs="宋体"/>
           <w:sz w:val="24"/>
           <w:szCs w:val="24"/>
           <w:lang w:val="en-US" w:eastAsia="zh-CN"/>
@@ -4508,7 +3667,7 @@
       </w:pPr>
       <w:r>
         <w:rPr>
-          <w:rFonts w:cs="宋体" w:hint="eastAsia"/>
+          <w:rFonts w:hint="eastAsia" w:cs="宋体"/>
           <w:sz w:val="24"/>
           <w:szCs w:val="24"/>
           <w:lang w:val="en-US" w:eastAsia="zh-CN"/>
@@ -4518,12 +3677,12 @@
     </w:p>
     <w:p>
       <w:pPr>
-        <w:pStyle w:val="style66"/>
+        <w:pStyle w:val="7"/>
         <w:widowControl/>
-        <w:spacing w:before="68" w:beforeAutospacing="false"/>
+        <w:spacing w:before="68" w:beforeAutospacing="0"/>
         <w:ind w:left="840" w:leftChars="0" w:right="0" w:firstLine="420" w:firstLineChars="0"/>
         <w:rPr>
-          <w:rFonts w:cs="宋体" w:hint="eastAsia"/>
+          <w:rFonts w:hint="eastAsia" w:cs="宋体"/>
           <w:sz w:val="24"/>
           <w:szCs w:val="24"/>
           <w:lang w:val="en-US" w:eastAsia="zh-CN"/>
@@ -4531,24 +3690,22 @@
       </w:pPr>
       <w:r>
         <w:rPr>
-          <w:rFonts w:cs="宋体" w:hint="eastAsia"/>
+          <w:rFonts w:hint="eastAsia" w:cs="宋体"/>
           <w:sz w:val="24"/>
           <w:szCs w:val="24"/>
           <w:lang w:val="en-US" w:eastAsia="zh-CN"/>
         </w:rPr>
         <w:t>两台电脑能ping通+20分</w:t>
       </w:r>
-      <w:bookmarkStart w:id="0" w:name="_GoBack"/>
-      <w:bookmarkEnd w:id="0"/>
-    </w:p>
-    <w:p>
-      <w:pPr>
-        <w:pStyle w:val="style66"/>
+    </w:p>
+    <w:p>
+      <w:pPr>
+        <w:pStyle w:val="7"/>
         <w:widowControl/>
-        <w:spacing w:before="68" w:beforeAutospacing="false"/>
+        <w:spacing w:before="68" w:beforeAutospacing="0"/>
         <w:ind w:left="840" w:leftChars="0" w:right="0" w:firstLine="420" w:firstLineChars="0"/>
         <w:rPr>
-          <w:rFonts w:cs="宋体" w:eastAsia="宋体" w:hint="default"/>
+          <w:rFonts w:hint="default" w:eastAsia="宋体" w:cs="宋体"/>
           <w:sz w:val="24"/>
           <w:szCs w:val="24"/>
           <w:lang w:val="en-US" w:eastAsia="zh-CN"/>
@@ -4556,14 +3713,14 @@
       </w:pPr>
       <w:r>
         <w:rPr>
-          <w:rFonts w:cs="宋体" w:hint="eastAsia"/>
+          <w:rFonts w:hint="eastAsia" w:cs="宋体"/>
           <w:sz w:val="24"/>
           <w:szCs w:val="24"/>
           <w:lang w:val="en-US" w:eastAsia="zh-CN"/>
         </w:rPr>
         <w:t>实现一台电脑能</w:t>
       </w:r>
-      <w:ins w:id="154" w:author="张何子争" w:date="2025-03-05T18:35:00Z">
+      <w:ins w:id="62" w:author="张何子争" w:date="2025-03-05T18:35:00Z">
         <w:r>
           <w:rPr>
             <w:rFonts w:hint="eastAsia"/>
@@ -4571,7 +3728,67 @@
           <w:t>远程</w:t>
         </w:r>
       </w:ins>
-      <w:ins w:id="155" w:author="张何子争" w:date="2025-03-05T18:34:00Z">
+      <w:ins w:id="63" w:author="张何子争" w:date="2025-03-05T18:34:00Z">
+        <w:r>
+          <w:rPr>
+            <w:rFonts w:hint="eastAsia"/>
+          </w:rPr>
+          <w:t>读取并</w:t>
+        </w:r>
+      </w:ins>
+      <w:ins w:id="64" w:author="张何子争" w:date="2025-03-05T18:35:00Z">
+        <w:r>
+          <w:rPr>
+            <w:rFonts w:hint="eastAsia"/>
+          </w:rPr>
+          <w:t>远程</w:t>
+        </w:r>
+      </w:ins>
+      <w:ins w:id="65" w:author="张何子争" w:date="2025-03-05T18:34:00Z">
+        <w:r>
+          <w:rPr>
+            <w:rFonts w:hint="eastAsia"/>
+          </w:rPr>
+          <w:t>修改文件</w:t>
+        </w:r>
+      </w:ins>
+      <w:r>
+        <w:rPr>
+          <w:rFonts w:hint="eastAsia"/>
+          <w:lang w:val="en-US" w:eastAsia="zh-CN"/>
+        </w:rPr>
+        <w:t>+10分</w:t>
+      </w:r>
+    </w:p>
+    <w:p>
+      <w:pPr>
+        <w:pStyle w:val="7"/>
+        <w:widowControl/>
+        <w:spacing w:before="68" w:beforeAutospacing="0"/>
+        <w:ind w:left="840" w:leftChars="0" w:right="0" w:firstLine="420" w:firstLineChars="0"/>
+        <w:rPr>
+          <w:rFonts w:hint="eastAsia"/>
+          <w:lang w:val="en-US" w:eastAsia="zh-CN"/>
+        </w:rPr>
+      </w:pPr>
+      <w:r>
+        <w:rPr>
+          <w:rFonts w:hint="eastAsia" w:cs="宋体"/>
+          <w:sz w:val="24"/>
+          <w:szCs w:val="24"/>
+          <w:lang w:val="en-US" w:eastAsia="zh-CN"/>
+        </w:rPr>
+        <w:t>实现一台电脑能</w:t>
+      </w:r>
+      <w:ins w:id="66" w:author="张何子争" w:date="2025-03-05T18:35:00Z">
+        <w:r>
+          <w:rPr>
+            <w:rFonts w:hint="eastAsia"/>
+          </w:rPr>
+          <w:t>远程</w:t>
+        </w:r>
+      </w:ins>
+      <w:ins w:id="67" w:author="张何子争" w:date="2025-03-05T18:34:00Z">
         <w:r>
           <w:rPr>
             <w:rFonts w:hint="eastAsia"/>
@@ -4579,15 +3796,14 @@
           <w:t>读取</w:t>
         </w:r>
       </w:ins>
-      <w:ins w:id="156" w:author="张何子争" w:date="2025-03-05T18:34:00Z">
-        <w:r>
-          <w:rPr>
-            <w:rFonts w:hint="eastAsia"/>
-          </w:rPr>
-          <w:t>并</w:t>
-        </w:r>
-      </w:ins>
-      <w:ins w:id="157" w:author="张何子争" w:date="2025-03-05T18:35:00Z">
+      <w:r>
+        <w:rPr>
+          <w:rFonts w:hint="eastAsia"/>
+          <w:lang w:val="en-US" w:eastAsia="zh-CN"/>
+        </w:rPr>
+        <w:t>但不能</w:t>
+      </w:r>
+      <w:ins w:id="68" w:author="张何子争" w:date="2025-03-05T18:35:00Z">
         <w:r>
           <w:rPr>
             <w:rFonts w:hint="eastAsia"/>
@@ -4595,20 +3811,12 @@
           <w:t>远程</w:t>
         </w:r>
       </w:ins>
-      <w:ins w:id="158" w:author="张何子争" w:date="2025-03-05T18:34:00Z">
+      <w:ins w:id="69" w:author="张何子争" w:date="2025-03-05T18:34:00Z">
         <w:r>
           <w:rPr>
             <w:rFonts w:hint="eastAsia"/>
           </w:rPr>
-          <w:t>修改</w:t>
-        </w:r>
-      </w:ins>
-      <w:ins w:id="159" w:author="张何子争" w:date="2025-03-05T18:34:00Z">
-        <w:r>
-          <w:rPr>
-            <w:rFonts w:hint="eastAsia"/>
-          </w:rPr>
-          <w:t>文件</w:t>
+          <w:t>修改文件</w:t>
         </w:r>
       </w:ins>
       <w:r>
@@ -4621,88 +3829,13 @@
     </w:p>
     <w:p>
       <w:pPr>
-        <w:pStyle w:val="style66"/>
-        <w:widowControl/>
-        <w:spacing w:before="68" w:beforeAutospacing="false"/>
-        <w:ind w:left="840" w:leftChars="0" w:right="0" w:firstLine="420" w:firstLineChars="0"/>
-        <w:rPr>
-          <w:rFonts w:hint="eastAsia"/>
-          <w:lang w:val="en-US" w:eastAsia="zh-CN"/>
-        </w:rPr>
-      </w:pPr>
-      <w:r>
-        <w:rPr>
-          <w:rFonts w:cs="宋体" w:hint="eastAsia"/>
-          <w:sz w:val="24"/>
-          <w:szCs w:val="24"/>
-          <w:lang w:val="en-US" w:eastAsia="zh-CN"/>
-        </w:rPr>
-        <w:t>实现一台电脑能</w:t>
-      </w:r>
-      <w:ins w:id="160" w:author="张何子争" w:date="2025-03-05T18:35:00Z">
-        <w:r>
-          <w:rPr>
-            <w:rFonts w:hint="eastAsia"/>
-          </w:rPr>
-          <w:t>远程</w:t>
-        </w:r>
-      </w:ins>
-      <w:ins w:id="161" w:author="张何子争" w:date="2025-03-05T18:34:00Z">
-        <w:r>
-          <w:rPr>
-            <w:rFonts w:hint="eastAsia"/>
-          </w:rPr>
-          <w:t>读取</w:t>
-        </w:r>
-      </w:ins>
-      <w:r>
-        <w:rPr>
-          <w:rFonts w:hint="eastAsia"/>
-          <w:lang w:val="en-US" w:eastAsia="zh-CN"/>
-        </w:rPr>
-        <w:t>但不能</w:t>
-      </w:r>
-      <w:ins w:id="162" w:author="张何子争" w:date="2025-03-05T18:35:00Z">
-        <w:r>
-          <w:rPr>
-            <w:rFonts w:hint="eastAsia"/>
-          </w:rPr>
-          <w:t>远程</w:t>
-        </w:r>
-      </w:ins>
-      <w:ins w:id="163" w:author="张何子争" w:date="2025-03-05T18:34:00Z">
-        <w:r>
-          <w:rPr>
-            <w:rFonts w:hint="eastAsia"/>
-          </w:rPr>
-          <w:t>修改</w:t>
-        </w:r>
-      </w:ins>
-      <w:ins w:id="164" w:author="张何子争" w:date="2025-03-05T18:34:00Z">
-        <w:r>
-          <w:rPr>
-            <w:rFonts w:hint="eastAsia"/>
-          </w:rPr>
-          <w:t>文件</w:t>
-        </w:r>
-      </w:ins>
-      <w:r>
-        <w:rPr>
-          <w:rFonts w:hint="eastAsia"/>
-          <w:lang w:val="en-US" w:eastAsia="zh-CN"/>
-        </w:rPr>
-        <w:t>+10分</w:t>
-      </w:r>
-    </w:p>
-    <w:p>
-      <w:pPr>
-        <w:pStyle w:val="style66"/>
+        <w:pStyle w:val="7"/>
         <w:widowControl/>
         <w:numPr>
           <w:ilvl w:val="0"/>
           <w:numId w:val="0"/>
         </w:numPr>
-        <w:spacing w:before="68" w:beforeAutospacing="false"/>
+        <w:spacing w:before="68" w:beforeAutospacing="0"/>
         <w:ind w:right="0" w:rightChars="0" w:firstLine="420" w:firstLineChars="0"/>
         <w:rPr>
           <w:rFonts w:hint="default"/>
@@ -4719,13 +3852,13 @@
     </w:p>
     <w:p>
       <w:pPr>
-        <w:pStyle w:val="style66"/>
+        <w:pStyle w:val="7"/>
         <w:widowControl/>
         <w:numPr>
           <w:ilvl w:val="0"/>
           <w:numId w:val="0"/>
         </w:numPr>
-        <w:spacing w:before="68" w:beforeAutospacing="false"/>
+        <w:spacing w:before="68" w:beforeAutospacing="0"/>
         <w:ind w:left="840" w:leftChars="0" w:right="0" w:rightChars="0" w:firstLine="420" w:firstLineChars="0"/>
         <w:rPr>
           <w:rFonts w:hint="eastAsia"/>
@@ -4742,13 +3875,13 @@
     </w:p>
     <w:p>
       <w:pPr>
-        <w:pStyle w:val="style66"/>
+        <w:pStyle w:val="7"/>
         <w:widowControl/>
         <w:numPr>
           <w:ilvl w:val="0"/>
           <w:numId w:val="0"/>
         </w:numPr>
-        <w:spacing w:before="68" w:beforeAutospacing="false"/>
+        <w:spacing w:before="68" w:beforeAutospacing="0"/>
         <w:ind w:left="840" w:leftChars="0" w:right="0" w:rightChars="0" w:firstLine="420" w:firstLineChars="0"/>
         <w:rPr>
           <w:rFonts w:hint="eastAsia"/>
@@ -4765,13 +3898,13 @@
     </w:p>
     <w:p>
       <w:pPr>
-        <w:pStyle w:val="style66"/>
+        <w:pStyle w:val="7"/>
         <w:widowControl/>
         <w:numPr>
           <w:ilvl w:val="0"/>
           <w:numId w:val="0"/>
         </w:numPr>
-        <w:spacing w:before="68" w:beforeAutospacing="false"/>
+        <w:spacing w:before="68" w:beforeAutospacing="0"/>
         <w:ind w:left="840" w:leftChars="0" w:right="0" w:rightChars="0" w:firstLine="420" w:firstLineChars="0"/>
         <w:rPr>
           <w:rFonts w:hint="eastAsia"/>
@@ -4788,67 +3921,56 @@
     </w:p>
     <w:p>
       <w:pPr>
-        <w:pStyle w:val="style94"/>
-        <w:keepNext w:val="false"/>
-        <w:keepLines w:val="false"/>
-        <w:widowControl w:val="false"/>
+        <w:pStyle w:val="9"/>
+        <w:keepNext w:val="0"/>
+        <w:keepLines w:val="0"/>
+        <w:widowControl w:val="0"/>
         <w:numPr>
           <w:ilvl w:val="0"/>
           <w:numId w:val="3"/>
         </w:numPr>
-        <w:suppressLineNumbers w:val="false"/>
-        <w:autoSpaceDE w:val="false"/>
-        <w:autoSpaceDN w:val="false"/>
-        <w:spacing w:before="68" w:beforeAutospacing="false" w:after="160" w:afterAutospacing="false" w:lineRule="auto" w:line="256"/>
+        <w:suppressLineNumbers w:val="0"/>
+        <w:autoSpaceDE w:val="0"/>
+        <w:autoSpaceDN w:val="0"/>
+        <w:spacing w:before="68" w:beforeAutospacing="0" w:after="160" w:afterAutospacing="0" w:line="256" w:lineRule="auto"/>
         <w:ind w:left="420" w:leftChars="0" w:right="0" w:firstLine="0"/>
         <w:jc w:val="left"/>
         <w:rPr>
-          <w:rFonts w:ascii="宋体" w:cs="宋体" w:eastAsia="宋体" w:hAnsi="宋体" w:hint="eastAsia"/>
+          <w:rFonts w:hint="eastAsia" w:ascii="宋体" w:hAnsi="宋体" w:eastAsia="宋体" w:cs="宋体"/>
           <w:sz w:val="24"/>
           <w:szCs w:val="24"/>
         </w:rPr>
       </w:pPr>
       <w:r>
         <w:rPr>
-          <w:rFonts w:ascii="宋体" w:cs="宋体" w:eastAsia="宋体" w:hAnsi="宋体" w:hint="eastAsia"/>
+          <w:rFonts w:hint="eastAsia" w:ascii="宋体" w:hAnsi="宋体" w:eastAsia="宋体" w:cs="宋体"/>
           <w:kern w:val="0"/>
           <w:sz w:val="24"/>
           <w:szCs w:val="24"/>
           <w:lang w:val="en-US" w:eastAsia="zh-CN"/>
         </w:rPr>
-        <w:t>个人分，满分10</w:t>
-      </w:r>
-      <w:r>
-        <w:rPr>
-          <w:rFonts w:ascii="宋体" w:cs="宋体" w:eastAsia="宋体" w:hAnsi="宋体" w:hint="eastAsia"/>
-          <w:kern w:val="0"/>
+        <w:t>个人分，满分10分</w:t>
+      </w:r>
+    </w:p>
+    <w:p>
+      <w:pPr>
+        <w:keepNext w:val="0"/>
+        <w:keepLines w:val="0"/>
+        <w:widowControl w:val="0"/>
+        <w:suppressLineNumbers w:val="0"/>
+        <w:autoSpaceDE w:val="0"/>
+        <w:autoSpaceDN w:val="0"/>
+        <w:spacing w:before="0" w:beforeAutospacing="1" w:after="160" w:afterAutospacing="0" w:line="256" w:lineRule="auto"/>
+        <w:ind w:left="840" w:leftChars="0" w:right="0" w:firstLine="420" w:firstLineChars="0"/>
+        <w:jc w:val="left"/>
+        <w:rPr>
           <w:sz w:val="24"/>
           <w:szCs w:val="24"/>
-          <w:lang w:val="en-US" w:eastAsia="zh-CN"/>
-        </w:rPr>
-        <w:t>分</w:t>
-      </w:r>
-    </w:p>
-    <w:p>
-      <w:pPr>
-        <w:pStyle w:val="style0"/>
-        <w:keepNext w:val="false"/>
-        <w:keepLines w:val="false"/>
-        <w:widowControl w:val="false"/>
-        <w:suppressLineNumbers w:val="false"/>
-        <w:autoSpaceDE w:val="false"/>
-        <w:autoSpaceDN w:val="false"/>
-        <w:spacing w:before="0" w:beforeAutospacing="true" w:after="160" w:afterAutospacing="false" w:lineRule="auto" w:line="256"/>
-        <w:ind w:left="840" w:leftChars="0" w:right="0" w:firstLine="420" w:firstLineChars="0"/>
-        <w:jc w:val="left"/>
-        <w:rPr>
-          <w:sz w:val="24"/>
-          <w:szCs w:val="24"/>
-        </w:rPr>
-      </w:pPr>
-      <w:r>
-        <w:rPr>
-          <w:rFonts w:ascii="宋体" w:cs="宋体" w:eastAsia="宋体" w:hAnsi="宋体" w:hint="eastAsia"/>
+        </w:rPr>
+      </w:pPr>
+      <w:r>
+        <w:rPr>
+          <w:rFonts w:hint="eastAsia" w:ascii="宋体" w:hAnsi="宋体" w:eastAsia="宋体" w:cs="宋体"/>
           <w:color w:val="000000"/>
           <w:kern w:val="0"/>
           <w:sz w:val="24"/>
@@ -4860,13 +3982,13 @@
     </w:p>
     <w:p>
       <w:pPr>
-        <w:pStyle w:val="style66"/>
+        <w:pStyle w:val="7"/>
         <w:widowControl/>
         <w:numPr>
           <w:ilvl w:val="0"/>
           <w:numId w:val="0"/>
         </w:numPr>
-        <w:spacing w:before="68" w:beforeAutospacing="false"/>
+        <w:spacing w:before="68" w:beforeAutospacing="0"/>
         <w:ind w:right="0" w:rightChars="0"/>
         <w:rPr>
           <w:rFonts w:hint="default"/>
@@ -4876,7 +3998,6 @@
     </w:p>
     <w:p>
       <w:pPr>
-        <w:pStyle w:val="style0"/>
         <w:ind w:left="420" w:leftChars="0" w:firstLine="420" w:firstLineChars="0"/>
         <w:rPr>
           <w:rFonts w:hint="default"/>
@@ -4886,7 +4007,6 @@
     </w:p>
     <w:p>
       <w:pPr>
-        <w:pStyle w:val="style0"/>
         <w:rPr>
           <w:rFonts w:hint="default"/>
           <w:lang w:val="en-US" w:eastAsia="zh-CN"/>
@@ -4894,10 +4014,10 @@
       </w:pPr>
     </w:p>
     <w:sectPr>
-      <w:footerReference w:type="even" r:id="rId16"/>
-      <w:footerReference w:type="default" r:id="rId17"/>
-      <w:footerReference w:type="first" r:id="rId18"/>
-      <w:pgSz w:w="11906" w:h="16838" w:orient="portrait"/>
+      <w:footerReference r:id="rId7" w:type="first"/>
+      <w:footerReference r:id="rId5" w:type="default"/>
+      <w:footerReference r:id="rId6" w:type="even"/>
+      <w:pgSz w:w="11906" w:h="16838"/>
       <w:pgMar w:top="1457" w:right="286" w:bottom="1695" w:left="1757" w:header="720" w:footer="966" w:gutter="0"/>
       <w:cols w:space="720" w:num="1"/>
     </w:sectPr>
@@ -4905,75 +4025,96 @@
 </w:document>
 </file>
 
+<file path=word/endnotes.xml><?xml version="1.0" encoding="utf-8"?>
+<w:endnotes xmlns:wpc="http://schemas.microsoft.com/office/word/2010/wordprocessingCanvas" xmlns:mc="http://schemas.openxmlformats.org/markup-compatibility/2006" xmlns:o="urn:schemas-microsoft-com:office:office" xmlns:r="http://schemas.openxmlformats.org/officeDocument/2006/relationships" xmlns:m="http://schemas.openxmlformats.org/officeDocument/2006/math" xmlns:v="urn:schemas-microsoft-com:vml" xmlns:wp14="http://schemas.microsoft.com/office/word/2010/wordprocessingDrawing" xmlns:wp="http://schemas.openxmlformats.org/drawingml/2006/wordprocessingDrawing" xmlns:w="http://schemas.openxmlformats.org/wordprocessingml/2006/main" xmlns:w14="http://schemas.microsoft.com/office/word/2010/wordml" xmlns:w15="http://schemas.microsoft.com/office/word/2012/wordml" xmlns:w10="urn:schemas-microsoft-com:office:word" xmlns:wpg="http://schemas.microsoft.com/office/word/2010/wordprocessingGroup" xmlns:wpi="http://schemas.microsoft.com/office/word/2010/wordprocessingInk" xmlns:wne="http://schemas.microsoft.com/office/word/2006/wordml" xmlns:wps="http://schemas.microsoft.com/office/word/2010/wordprocessingShape" xmlns:wpsCustomData="http://www.wps.cn/officeDocument/2013/wpsCustomData" mc:Ignorable="w14 w15 wp14">
+  <w:endnote w:type="separator" w:id="0">
+    <w:p>
+      <w:pPr>
+        <w:spacing w:line="240" w:lineRule="auto"/>
+      </w:pPr>
+      <w:r>
+        <w:separator/>
+      </w:r>
+    </w:p>
+  </w:endnote>
+  <w:endnote w:type="continuationSeparator" w:id="1">
+    <w:p>
+      <w:pPr>
+        <w:spacing w:line="240" w:lineRule="auto"/>
+      </w:pPr>
+      <w:r>
+        <w:continuationSeparator/>
+      </w:r>
+    </w:p>
+  </w:endnote>
+</w:endnotes>
+</file>
+
 <file path=word/footer1.xml><?xml version="1.0" encoding="utf-8"?>
-<w:ftr xmlns:w="http://schemas.openxmlformats.org/wordprocessingml/2006/main" xmlns:wp="http://schemas.openxmlformats.org/drawingml/2006/wordprocessingDrawing" xmlns:r="http://schemas.openxmlformats.org/officeDocument/2006/relationships" xmlns:v="urn:schemas-microsoft-com:vml" xmlns:w10="urn:schemas-microsoft-com:office:word" xmlns:o="urn:schemas-microsoft-com:office:office" xmlns:wp14="http://schemas.microsoft.com/office/word/2010/wordprocessingDrawing" xmlns:w14="http://schemas.microsoft.com/office/word/2010/wordml" xmlns:mc="http://schemas.openxmlformats.org/markup-compatibility/2006" xmlns:m="http://schemas.openxmlformats.org/officeDocument/2006/math" xmlns:wps="http://schemas.microsoft.com/office/word/2010/wordprocessingShape" xmlns:wpg="http://schemas.microsoft.com/office/word/2010/wordprocessingGroup" xmlns:wpi="http://schemas.microsoft.com/office/word/2010/wordprocessingInk" xmlns:wpc="http://schemas.microsoft.com/office/word/2010/wordprocessingCanvas" xmlns:wpsCustomData="http://www.wps.cn/officeDocument/2013/wpsCustomData" mc:Ignorable="w14 wp14">
+<w:ftr xmlns:wpc="http://schemas.microsoft.com/office/word/2010/wordprocessingCanvas" xmlns:mc="http://schemas.openxmlformats.org/markup-compatibility/2006" xmlns:o="urn:schemas-microsoft-com:office:office" xmlns:r="http://schemas.openxmlformats.org/officeDocument/2006/relationships" xmlns:m="http://schemas.openxmlformats.org/officeDocument/2006/math" xmlns:v="urn:schemas-microsoft-com:vml" xmlns:wp14="http://schemas.microsoft.com/office/word/2010/wordprocessingDrawing" xmlns:wp="http://schemas.openxmlformats.org/drawingml/2006/wordprocessingDrawing" xmlns:w10="urn:schemas-microsoft-com:office:word" xmlns:w="http://schemas.openxmlformats.org/wordprocessingml/2006/main" xmlns:w14="http://schemas.microsoft.com/office/word/2010/wordml" xmlns:w15="http://schemas.microsoft.com/office/word/2012/wordml" xmlns:wpg="http://schemas.microsoft.com/office/word/2010/wordprocessingGroup" xmlns:wpi="http://schemas.microsoft.com/office/word/2010/wordprocessingInk" xmlns:wne="http://schemas.microsoft.com/office/word/2006/wordml" xmlns:wps="http://schemas.microsoft.com/office/word/2010/wordprocessingShape" xmlns:wpsCustomData="http://www.wps.cn/officeDocument/2013/wpsCustomData" mc:Ignorable="w14 w15 wp14">
   <w:p>
     <w:pPr>
-      <w:pStyle w:val="style0"/>
       <w:tabs>
-        <w:tab w:val="center" w:leader="none" w:pos="523"/>
-        <w:tab w:val="center" w:leader="none" w:pos="8305"/>
+        <w:tab w:val="center" w:pos="523"/>
+        <w:tab w:val="center" w:pos="8305"/>
       </w:tabs>
-      <w:spacing w:after="0" w:lineRule="auto" w:line="259"/>
+      <w:spacing w:after="0" w:line="259" w:lineRule="auto"/>
       <w:ind w:left="0" w:firstLine="0"/>
-      <w:rPr/>
     </w:pPr>
     <w:r>
       <w:rPr>
-        <w:rFonts w:ascii="Calibri" w:cs="Calibri" w:eastAsia="Calibri" w:hAnsi="Calibri"/>
+        <w:rFonts w:ascii="Calibri" w:hAnsi="Calibri" w:eastAsia="Calibri" w:cs="Calibri"/>
         <w:sz w:val="22"/>
       </w:rPr>
       <w:t xml:space="preserve">   </w:t>
     </w:r>
     <w:r>
       <w:rPr>
-        <w:rFonts w:ascii="Calibri" w:cs="Calibri" w:eastAsia="Calibri" w:hAnsi="Calibri"/>
+        <w:rFonts w:ascii="Calibri" w:hAnsi="Calibri" w:eastAsia="Calibri" w:cs="Calibri"/>
         <w:sz w:val="22"/>
       </w:rPr>
       <w:tab/>
     </w:r>
     <w:r>
       <w:rPr>
-        <w:rFonts w:ascii="Lucida Sans" w:cs="Lucida Sans" w:eastAsia="Lucida Sans" w:hAnsi="Lucida Sans"/>
+        <w:rFonts w:ascii="Lucida Sans" w:hAnsi="Lucida Sans" w:eastAsia="Lucida Sans" w:cs="Lucida Sans"/>
         <w:sz w:val="18"/>
       </w:rPr>
       <w:t xml:space="preserve">    </w:t>
     </w:r>
     <w:r>
       <w:rPr>
-        <w:rFonts w:ascii="Lucida Sans" w:cs="Lucida Sans" w:eastAsia="Lucida Sans" w:hAnsi="Lucida Sans"/>
+        <w:rFonts w:ascii="Lucida Sans" w:hAnsi="Lucida Sans" w:eastAsia="Lucida Sans" w:cs="Lucida Sans"/>
         <w:sz w:val="18"/>
       </w:rPr>
       <w:tab/>
     </w:r>
     <w:r>
-      <w:rPr/>
       <w:fldChar w:fldCharType="begin"/>
     </w:r>
     <w:r>
       <w:instrText xml:space="preserve"> PAGE   \* MERGEFORMAT </w:instrText>
     </w:r>
     <w:r>
-      <w:rPr/>
       <w:fldChar w:fldCharType="separate"/>
     </w:r>
     <w:r>
       <w:rPr>
-        <w:rFonts w:ascii="Lucida Sans" w:cs="Lucida Sans" w:eastAsia="Lucida Sans" w:hAnsi="Lucida Sans"/>
+        <w:rFonts w:ascii="Lucida Sans" w:hAnsi="Lucida Sans" w:eastAsia="Lucida Sans" w:cs="Lucida Sans"/>
         <w:sz w:val="18"/>
       </w:rPr>
       <w:t>1</w:t>
     </w:r>
     <w:r>
       <w:rPr>
-        <w:rFonts w:ascii="Lucida Sans" w:cs="Lucida Sans" w:eastAsia="Lucida Sans" w:hAnsi="Lucida Sans"/>
+        <w:rFonts w:ascii="Lucida Sans" w:hAnsi="Lucida Sans" w:eastAsia="Lucida Sans" w:cs="Lucida Sans"/>
         <w:sz w:val="18"/>
       </w:rPr>
       <w:fldChar w:fldCharType="end"/>
     </w:r>
     <w:r>
       <w:rPr>
-        <w:rFonts w:ascii="Lucida Sans" w:cs="Lucida Sans" w:eastAsia="Lucida Sans" w:hAnsi="Lucida Sans"/>
+        <w:rFonts w:ascii="Lucida Sans" w:hAnsi="Lucida Sans" w:eastAsia="Lucida Sans" w:cs="Lucida Sans"/>
         <w:sz w:val="18"/>
       </w:rPr>
       <w:t xml:space="preserve"> </w:t>
@@ -4986,74 +4127,70 @@
 </file>
 
 <file path=word/footer2.xml><?xml version="1.0" encoding="utf-8"?>
-<w:ftr xmlns:w="http://schemas.openxmlformats.org/wordprocessingml/2006/main" xmlns:wp="http://schemas.openxmlformats.org/drawingml/2006/wordprocessingDrawing" xmlns:r="http://schemas.openxmlformats.org/officeDocument/2006/relationships" xmlns:v="urn:schemas-microsoft-com:vml" xmlns:w10="urn:schemas-microsoft-com:office:word" xmlns:o="urn:schemas-microsoft-com:office:office" xmlns:wp14="http://schemas.microsoft.com/office/word/2010/wordprocessingDrawing" xmlns:w14="http://schemas.microsoft.com/office/word/2010/wordml" xmlns:mc="http://schemas.openxmlformats.org/markup-compatibility/2006" xmlns:m="http://schemas.openxmlformats.org/officeDocument/2006/math" xmlns:wps="http://schemas.microsoft.com/office/word/2010/wordprocessingShape" xmlns:wpg="http://schemas.microsoft.com/office/word/2010/wordprocessingGroup" xmlns:wpi="http://schemas.microsoft.com/office/word/2010/wordprocessingInk" xmlns:wpc="http://schemas.microsoft.com/office/word/2010/wordprocessingCanvas" xmlns:wpsCustomData="http://www.wps.cn/officeDocument/2013/wpsCustomData" mc:Ignorable="w14 wp14">
+<w:ftr xmlns:wpc="http://schemas.microsoft.com/office/word/2010/wordprocessingCanvas" xmlns:mc="http://schemas.openxmlformats.org/markup-compatibility/2006" xmlns:o="urn:schemas-microsoft-com:office:office" xmlns:r="http://schemas.openxmlformats.org/officeDocument/2006/relationships" xmlns:m="http://schemas.openxmlformats.org/officeDocument/2006/math" xmlns:v="urn:schemas-microsoft-com:vml" xmlns:wp14="http://schemas.microsoft.com/office/word/2010/wordprocessingDrawing" xmlns:wp="http://schemas.openxmlformats.org/drawingml/2006/wordprocessingDrawing" xmlns:w10="urn:schemas-microsoft-com:office:word" xmlns:w="http://schemas.openxmlformats.org/wordprocessingml/2006/main" xmlns:w14="http://schemas.microsoft.com/office/word/2010/wordml" xmlns:w15="http://schemas.microsoft.com/office/word/2012/wordml" xmlns:wpg="http://schemas.microsoft.com/office/word/2010/wordprocessingGroup" xmlns:wpi="http://schemas.microsoft.com/office/word/2010/wordprocessingInk" xmlns:wne="http://schemas.microsoft.com/office/word/2006/wordml" xmlns:wps="http://schemas.microsoft.com/office/word/2010/wordprocessingShape" xmlns:wpsCustomData="http://www.wps.cn/officeDocument/2013/wpsCustomData" mc:Ignorable="w14 w15 wp14">
   <w:p>
     <w:pPr>
-      <w:pStyle w:val="style0"/>
       <w:tabs>
-        <w:tab w:val="center" w:leader="none" w:pos="523"/>
-        <w:tab w:val="center" w:leader="none" w:pos="8305"/>
+        <w:tab w:val="center" w:pos="523"/>
+        <w:tab w:val="center" w:pos="8305"/>
       </w:tabs>
-      <w:spacing w:after="0" w:lineRule="auto" w:line="259"/>
+      <w:spacing w:after="0" w:line="259" w:lineRule="auto"/>
       <w:ind w:left="0" w:firstLine="0"/>
-      <w:rPr/>
     </w:pPr>
     <w:r>
       <w:rPr>
-        <w:rFonts w:ascii="Calibri" w:cs="Calibri" w:eastAsia="Calibri" w:hAnsi="Calibri"/>
+        <w:rFonts w:ascii="Calibri" w:hAnsi="Calibri" w:eastAsia="Calibri" w:cs="Calibri"/>
         <w:sz w:val="22"/>
       </w:rPr>
       <w:t xml:space="preserve">   </w:t>
     </w:r>
     <w:r>
       <w:rPr>
-        <w:rFonts w:ascii="Calibri" w:cs="Calibri" w:eastAsia="Calibri" w:hAnsi="Calibri"/>
+        <w:rFonts w:ascii="Calibri" w:hAnsi="Calibri" w:eastAsia="Calibri" w:cs="Calibri"/>
         <w:sz w:val="22"/>
       </w:rPr>
       <w:tab/>
     </w:r>
     <w:r>
       <w:rPr>
-        <w:rFonts w:ascii="Lucida Sans" w:cs="Lucida Sans" w:eastAsia="Lucida Sans" w:hAnsi="Lucida Sans"/>
+        <w:rFonts w:ascii="Lucida Sans" w:hAnsi="Lucida Sans" w:eastAsia="Lucida Sans" w:cs="Lucida Sans"/>
         <w:sz w:val="18"/>
       </w:rPr>
       <w:t xml:space="preserve">    </w:t>
     </w:r>
     <w:r>
       <w:rPr>
-        <w:rFonts w:ascii="Lucida Sans" w:cs="Lucida Sans" w:eastAsia="Lucida Sans" w:hAnsi="Lucida Sans"/>
+        <w:rFonts w:ascii="Lucida Sans" w:hAnsi="Lucida Sans" w:eastAsia="Lucida Sans" w:cs="Lucida Sans"/>
         <w:sz w:val="18"/>
       </w:rPr>
       <w:tab/>
     </w:r>
     <w:r>
-      <w:rPr/>
       <w:fldChar w:fldCharType="begin"/>
     </w:r>
     <w:r>
       <w:instrText xml:space="preserve"> PAGE   \* MERGEFORMAT </w:instrText>
     </w:r>
     <w:r>
-      <w:rPr/>
       <w:fldChar w:fldCharType="separate"/>
     </w:r>
     <w:r>
       <w:rPr>
-        <w:rFonts w:ascii="Lucida Sans" w:cs="Lucida Sans" w:eastAsia="Lucida Sans" w:hAnsi="Lucida Sans"/>
+        <w:rFonts w:ascii="Lucida Sans" w:hAnsi="Lucida Sans" w:eastAsia="Lucida Sans" w:cs="Lucida Sans"/>
         <w:sz w:val="18"/>
       </w:rPr>
       <w:t>1</w:t>
     </w:r>
     <w:r>
       <w:rPr>
-        <w:rFonts w:ascii="Lucida Sans" w:cs="Lucida Sans" w:eastAsia="Lucida Sans" w:hAnsi="Lucida Sans"/>
+        <w:rFonts w:ascii="Lucida Sans" w:hAnsi="Lucida Sans" w:eastAsia="Lucida Sans" w:cs="Lucida Sans"/>
         <w:sz w:val="18"/>
       </w:rPr>
       <w:fldChar w:fldCharType="end"/>
     </w:r>
     <w:r>
       <w:rPr>
-        <w:rFonts w:ascii="Lucida Sans" w:cs="Lucida Sans" w:eastAsia="Lucida Sans" w:hAnsi="Lucida Sans"/>
+        <w:rFonts w:ascii="Lucida Sans" w:hAnsi="Lucida Sans" w:eastAsia="Lucida Sans" w:cs="Lucida Sans"/>
         <w:sz w:val="18"/>
       </w:rPr>
       <w:t xml:space="preserve"> </w:t>
@@ -5066,74 +4203,70 @@
 </file>
 
 <file path=word/footer3.xml><?xml version="1.0" encoding="utf-8"?>
-<w:ftr xmlns:w="http://schemas.openxmlformats.org/wordprocessingml/2006/main" xmlns:wp="http://schemas.openxmlformats.org/drawingml/2006/wordprocessingDrawing" xmlns:r="http://schemas.openxmlformats.org/officeDocument/2006/relationships" xmlns:v="urn:schemas-microsoft-com:vml" xmlns:w10="urn:schemas-microsoft-com:office:word" xmlns:o="urn:schemas-microsoft-com:office:office" xmlns:wp14="http://schemas.microsoft.com/office/word/2010/wordprocessingDrawing" xmlns:w14="http://schemas.microsoft.com/office/word/2010/wordml" xmlns:mc="http://schemas.openxmlformats.org/markup-compatibility/2006" xmlns:m="http://schemas.openxmlformats.org/officeDocument/2006/math" xmlns:wps="http://schemas.microsoft.com/office/word/2010/wordprocessingShape" xmlns:wpg="http://schemas.microsoft.com/office/word/2010/wordprocessingGroup" xmlns:wpi="http://schemas.microsoft.com/office/word/2010/wordprocessingInk" xmlns:wpc="http://schemas.microsoft.com/office/word/2010/wordprocessingCanvas" xmlns:wpsCustomData="http://www.wps.cn/officeDocument/2013/wpsCustomData" mc:Ignorable="w14 wp14">
+<w:ftr xmlns:wpc="http://schemas.microsoft.com/office/word/2010/wordprocessingCanvas" xmlns:mc="http://schemas.openxmlformats.org/markup-compatibility/2006" xmlns:o="urn:schemas-microsoft-com:office:office" xmlns:r="http://schemas.openxmlformats.org/officeDocument/2006/relationships" xmlns:m="http://schemas.openxmlformats.org/officeDocument/2006/math" xmlns:v="urn:schemas-microsoft-com:vml" xmlns:wp14="http://schemas.microsoft.com/office/word/2010/wordprocessingDrawing" xmlns:wp="http://schemas.openxmlformats.org/drawingml/2006/wordprocessingDrawing" xmlns:w10="urn:schemas-microsoft-com:office:word" xmlns:w="http://schemas.openxmlformats.org/wordprocessingml/2006/main" xmlns:w14="http://schemas.microsoft.com/office/word/2010/wordml" xmlns:w15="http://schemas.microsoft.com/office/word/2012/wordml" xmlns:wpg="http://schemas.microsoft.com/office/word/2010/wordprocessingGroup" xmlns:wpi="http://schemas.microsoft.com/office/word/2010/wordprocessingInk" xmlns:wne="http://schemas.microsoft.com/office/word/2006/wordml" xmlns:wps="http://schemas.microsoft.com/office/word/2010/wordprocessingShape" xmlns:wpsCustomData="http://www.wps.cn/officeDocument/2013/wpsCustomData" mc:Ignorable="w14 w15 wp14">
   <w:p>
     <w:pPr>
-      <w:pStyle w:val="style0"/>
       <w:tabs>
-        <w:tab w:val="center" w:leader="none" w:pos="523"/>
-        <w:tab w:val="center" w:leader="none" w:pos="8305"/>
+        <w:tab w:val="center" w:pos="523"/>
+        <w:tab w:val="center" w:pos="8305"/>
       </w:tabs>
-      <w:spacing w:after="0" w:lineRule="auto" w:line="259"/>
+      <w:spacing w:after="0" w:line="259" w:lineRule="auto"/>
       <w:ind w:left="0" w:firstLine="0"/>
-      <w:rPr/>
     </w:pPr>
     <w:r>
       <w:rPr>
-        <w:rFonts w:ascii="Calibri" w:cs="Calibri" w:eastAsia="Calibri" w:hAnsi="Calibri"/>
+        <w:rFonts w:ascii="Calibri" w:hAnsi="Calibri" w:eastAsia="Calibri" w:cs="Calibri"/>
         <w:sz w:val="22"/>
       </w:rPr>
       <w:t xml:space="preserve">   </w:t>
     </w:r>
     <w:r>
       <w:rPr>
-        <w:rFonts w:ascii="Calibri" w:cs="Calibri" w:eastAsia="Calibri" w:hAnsi="Calibri"/>
+        <w:rFonts w:ascii="Calibri" w:hAnsi="Calibri" w:eastAsia="Calibri" w:cs="Calibri"/>
         <w:sz w:val="22"/>
       </w:rPr>
       <w:tab/>
     </w:r>
     <w:r>
       <w:rPr>
-        <w:rFonts w:ascii="Lucida Sans" w:cs="Lucida Sans" w:eastAsia="Lucida Sans" w:hAnsi="Lucida Sans"/>
+        <w:rFonts w:ascii="Lucida Sans" w:hAnsi="Lucida Sans" w:eastAsia="Lucida Sans" w:cs="Lucida Sans"/>
         <w:sz w:val="18"/>
       </w:rPr>
       <w:t xml:space="preserve">    </w:t>
     </w:r>
     <w:r>
       <w:rPr>
-        <w:rFonts w:ascii="Lucida Sans" w:cs="Lucida Sans" w:eastAsia="Lucida Sans" w:hAnsi="Lucida Sans"/>
+        <w:rFonts w:ascii="Lucida Sans" w:hAnsi="Lucida Sans" w:eastAsia="Lucida Sans" w:cs="Lucida Sans"/>
         <w:sz w:val="18"/>
       </w:rPr>
       <w:tab/>
     </w:r>
     <w:r>
-      <w:rPr/>
       <w:fldChar w:fldCharType="begin"/>
     </w:r>
     <w:r>
       <w:instrText xml:space="preserve"> PAGE   \* MERGEFORMAT </w:instrText>
     </w:r>
     <w:r>
-      <w:rPr/>
       <w:fldChar w:fldCharType="separate"/>
     </w:r>
     <w:r>
       <w:rPr>
-        <w:rFonts w:ascii="Lucida Sans" w:cs="Lucida Sans" w:eastAsia="Lucida Sans" w:hAnsi="Lucida Sans"/>
+        <w:rFonts w:ascii="Lucida Sans" w:hAnsi="Lucida Sans" w:eastAsia="Lucida Sans" w:cs="Lucida Sans"/>
         <w:sz w:val="18"/>
       </w:rPr>
       <w:t>1</w:t>
     </w:r>
     <w:r>
       <w:rPr>
-        <w:rFonts w:ascii="Lucida Sans" w:cs="Lucida Sans" w:eastAsia="Lucida Sans" w:hAnsi="Lucida Sans"/>
+        <w:rFonts w:ascii="Lucida Sans" w:hAnsi="Lucida Sans" w:eastAsia="Lucida Sans" w:cs="Lucida Sans"/>
         <w:sz w:val="18"/>
       </w:rPr>
       <w:fldChar w:fldCharType="end"/>
     </w:r>
     <w:r>
       <w:rPr>
-        <w:rFonts w:ascii="Lucida Sans" w:cs="Lucida Sans" w:eastAsia="Lucida Sans" w:hAnsi="Lucida Sans"/>
+        <w:rFonts w:ascii="Lucida Sans" w:hAnsi="Lucida Sans" w:eastAsia="Lucida Sans" w:cs="Lucida Sans"/>
         <w:sz w:val="18"/>
       </w:rPr>
       <w:t xml:space="preserve"> </w:t>
@@ -5145,13 +4278,38 @@
 </w:ftr>
 </file>
 
+<file path=word/footnotes.xml><?xml version="1.0" encoding="utf-8"?>
+<w:footnotes xmlns:wpc="http://schemas.microsoft.com/office/word/2010/wordprocessingCanvas" xmlns:mc="http://schemas.openxmlformats.org/markup-compatibility/2006" xmlns:o="urn:schemas-microsoft-com:office:office" xmlns:r="http://schemas.openxmlformats.org/officeDocument/2006/relationships" xmlns:m="http://schemas.openxmlformats.org/officeDocument/2006/math" xmlns:v="urn:schemas-microsoft-com:vml" xmlns:wp14="http://schemas.microsoft.com/office/word/2010/wordprocessingDrawing" xmlns:wp="http://schemas.openxmlformats.org/drawingml/2006/wordprocessingDrawing" xmlns:w="http://schemas.openxmlformats.org/wordprocessingml/2006/main" xmlns:w14="http://schemas.microsoft.com/office/word/2010/wordml" xmlns:w15="http://schemas.microsoft.com/office/word/2012/wordml" xmlns:w10="urn:schemas-microsoft-com:office:word" xmlns:wpg="http://schemas.microsoft.com/office/word/2010/wordprocessingGroup" xmlns:wpi="http://schemas.microsoft.com/office/word/2010/wordprocessingInk" xmlns:wne="http://schemas.microsoft.com/office/word/2006/wordml" xmlns:wps="http://schemas.microsoft.com/office/word/2010/wordprocessingShape" xmlns:wpsCustomData="http://www.wps.cn/officeDocument/2013/wpsCustomData" mc:Ignorable="w14 w15 wp14">
+  <w:footnote w:type="separator" w:id="0">
+    <w:p>
+      <w:pPr>
+        <w:spacing w:before="0" w:after="0" w:line="270" w:lineRule="auto"/>
+      </w:pPr>
+      <w:r>
+        <w:separator/>
+      </w:r>
+    </w:p>
+  </w:footnote>
+  <w:footnote w:type="continuationSeparator" w:id="1">
+    <w:p>
+      <w:pPr>
+        <w:spacing w:before="0" w:after="0" w:line="270" w:lineRule="auto"/>
+      </w:pPr>
+      <w:r>
+        <w:continuationSeparator/>
+      </w:r>
+    </w:p>
+  </w:footnote>
+</w:footnotes>
+</file>
+
 <file path=word/numbering.xml><?xml version="1.0" encoding="utf-8"?>
-<w:numbering xmlns:wpc="http://schemas.microsoft.com/office/word/2010/wordprocessingCanvas" xmlns:mc="http://schemas.openxmlformats.org/markup-compatibility/2006" xmlns:o="urn:schemas-microsoft-com:office:office" xmlns:r="http://schemas.openxmlformats.org/package/2006/relationships" xmlns:m="http://schemas.openxmlformats.org/officeDocument/2006/math" xmlns:v="urn:schemas-microsoft-com:vml" xmlns:wp14="http://schemas.microsoft.com/office/word/2010/wordprocessingDrawing" xmlns:wp="http://schemas.openxmlformats.org/drawingml/2006/wordprocessingDrawing" xmlns:w10="urn:schemas-microsoft-com:office:word" xmlns:w="http://schemas.openxmlformats.org/wordprocessingml/2006/main" xmlns:w14="http://schemas.microsoft.com/office/word/2010/wordml" xmlns:wpg="http://schemas.microsoft.com/office/word/2010/wordprocessingGroup" xmlns:wpi="http://schemas.microsoft.com/office/word/2010/wordprocessingInk" xmlns:wne="http://schemas.microsoft.com/office/word/2006/wordml" xmlns:wps="http://schemas.microsoft.com/office/word/2010/wordprocessingShape" mc:Ignorable="w14 wp14">
+<w:numbering xmlns:wpc="http://schemas.microsoft.com/office/word/2010/wordprocessingCanvas" xmlns:mc="http://schemas.openxmlformats.org/markup-compatibility/2006" xmlns:o="urn:schemas-microsoft-com:office:office" xmlns:r="http://schemas.openxmlformats.org/officeDocument/2006/relationships" xmlns:m="http://schemas.openxmlformats.org/officeDocument/2006/math" xmlns:v="urn:schemas-microsoft-com:vml" xmlns:wp14="http://schemas.microsoft.com/office/word/2010/wordprocessingDrawing" xmlns:wp="http://schemas.openxmlformats.org/drawingml/2006/wordprocessingDrawing" xmlns:w10="urn:schemas-microsoft-com:office:word" xmlns:w="http://schemas.openxmlformats.org/wordprocessingml/2006/main" xmlns:w14="http://schemas.microsoft.com/office/word/2010/wordml" xmlns:wpg="http://schemas.microsoft.com/office/word/2010/wordprocessingGroup" xmlns:wpi="http://schemas.microsoft.com/office/word/2010/wordprocessingInk" xmlns:wne="http://schemas.microsoft.com/office/word/2006/wordml" xmlns:wps="http://schemas.microsoft.com/office/word/2010/wordprocessingShape" xmlns:wpsCustomData="http://www.wps.cn/officeDocument/2013/wpsCustomData" mc:Ignorable="w14 wp14">
   <w:abstractNum w:abstractNumId="0">
     <w:nsid w:val="00000000"/>
     <w:multiLevelType w:val="multilevel"/>
-    <w:tmpl w:val="06F35ACB"/>
-    <w:lvl w:ilvl="0">
+    <w:tmpl w:val="00000000"/>
+    <w:lvl w:ilvl="0" w:tentative="0">
       <w:start w:val="3"/>
       <w:numFmt w:val="decimal"/>
       <w:suff w:val="nothing"/>
@@ -5161,101 +4319,101 @@
         <w:ind w:left="0" w:firstLine="0"/>
       </w:pPr>
       <w:rPr>
-        <w:rFonts w:ascii="Times New Roman" w:cs="Times New Roman" w:hAnsi="Times New Roman" w:hint="default"/>
+        <w:rFonts w:hint="default" w:ascii="Times New Roman" w:hAnsi="Times New Roman" w:cs="Times New Roman"/>
       </w:rPr>
     </w:lvl>
-    <w:lvl w:ilvl="1">
+    <w:lvl w:ilvl="1" w:tentative="0">
       <w:start w:val="1"/>
       <w:numFmt w:val="decimal"/>
       <w:lvlText w:val="%2."/>
       <w:lvlJc w:val="left"/>
       <w:pPr>
         <w:tabs>
-          <w:tab w:val="left" w:leader="none" w:pos="1440"/>
+          <w:tab w:val="left" w:pos="1440"/>
         </w:tabs>
         <w:ind w:left="1440" w:firstLine="65176"/>
       </w:pPr>
     </w:lvl>
-    <w:lvl w:ilvl="2">
+    <w:lvl w:ilvl="2" w:tentative="0">
       <w:start w:val="1"/>
       <w:numFmt w:val="decimal"/>
       <w:lvlText w:val="%3."/>
       <w:lvlJc w:val="left"/>
       <w:pPr>
         <w:tabs>
-          <w:tab w:val="left" w:leader="none" w:pos="2160"/>
+          <w:tab w:val="left" w:pos="2160"/>
         </w:tabs>
         <w:ind w:left="2160" w:firstLine="65176"/>
       </w:pPr>
     </w:lvl>
-    <w:lvl w:ilvl="3">
+    <w:lvl w:ilvl="3" w:tentative="0">
       <w:start w:val="1"/>
       <w:numFmt w:val="decimal"/>
       <w:lvlText w:val="%4."/>
       <w:lvlJc w:val="left"/>
       <w:pPr>
         <w:tabs>
-          <w:tab w:val="left" w:leader="none" w:pos="2880"/>
+          <w:tab w:val="left" w:pos="2880"/>
         </w:tabs>
         <w:ind w:left="2880" w:firstLine="65176"/>
       </w:pPr>
     </w:lvl>
-    <w:lvl w:ilvl="4">
+    <w:lvl w:ilvl="4" w:tentative="0">
       <w:start w:val="1"/>
       <w:numFmt w:val="decimal"/>
       <w:lvlText w:val="%5."/>
       <w:lvlJc w:val="left"/>
       <w:pPr>
         <w:tabs>
-          <w:tab w:val="left" w:leader="none" w:pos="3600"/>
+          <w:tab w:val="left" w:pos="3600"/>
         </w:tabs>
         <w:ind w:left="3600" w:firstLine="65176"/>
       </w:pPr>
     </w:lvl>
-    <w:lvl w:ilvl="5">
+    <w:lvl w:ilvl="5" w:tentative="0">
       <w:start w:val="1"/>
       <w:numFmt w:val="decimal"/>
       <w:lvlText w:val="%6."/>
       <w:lvlJc w:val="left"/>
       <w:pPr>
         <w:tabs>
-          <w:tab w:val="left" w:leader="none" w:pos="4320"/>
+          <w:tab w:val="left" w:pos="4320"/>
         </w:tabs>
         <w:ind w:left="4320" w:firstLine="65176"/>
       </w:pPr>
     </w:lvl>
-    <w:lvl w:ilvl="6">
+    <w:lvl w:ilvl="6" w:tentative="0">
       <w:start w:val="1"/>
       <w:numFmt w:val="decimal"/>
       <w:lvlText w:val="%7."/>
       <w:lvlJc w:val="left"/>
       <w:pPr>
         <w:tabs>
-          <w:tab w:val="left" w:leader="none" w:pos="5040"/>
+          <w:tab w:val="left" w:pos="5040"/>
         </w:tabs>
         <w:ind w:left="5040" w:firstLine="65176"/>
       </w:pPr>
     </w:lvl>
-    <w:lvl w:ilvl="7">
+    <w:lvl w:ilvl="7" w:tentative="0">
       <w:start w:val="1"/>
       <w:numFmt w:val="decimal"/>
       <w:lvlText w:val="%8."/>
       <w:lvlJc w:val="left"/>
       <w:pPr>
         <w:tabs>
-          <w:tab w:val="left" w:leader="none" w:pos="5760"/>
+          <w:tab w:val="left" w:pos="5760"/>
         </w:tabs>
         <w:ind w:left="5760" w:firstLine="65176"/>
       </w:pPr>
     </w:lvl>
-    <w:lvl w:ilvl="8">
+    <w:lvl w:ilvl="8" w:tentative="0">
       <w:start w:val="1"/>
       <w:numFmt w:val="decimal"/>
       <w:lvlText w:val="%9."/>
       <w:lvlJc w:val="left"/>
       <w:pPr>
         <w:tabs>
-          <w:tab w:val="left" w:leader="none" w:pos="6480"/>
+          <w:tab w:val="left" w:pos="6480"/>
         </w:tabs>
         <w:ind w:left="6480" w:firstLine="65176"/>
       </w:pPr>
@@ -5264,154 +4422,153 @@
   <w:abstractNum w:abstractNumId="1">
     <w:nsid w:val="00000001"/>
     <w:multiLevelType w:val="multilevel"/>
-    <w:tmpl w:val="3B0D1351"/>
-    <w:lvl w:ilvl="0">
+    <w:tmpl w:val="00000001"/>
+    <w:lvl w:ilvl="0" w:tentative="0">
       <w:start w:val="1"/>
       <w:numFmt w:val="bullet"/>
       <w:lvlText w:val=""/>
       <w:lvlJc w:val="left"/>
       <w:pPr>
         <w:tabs>
-          <w:tab w:val="left" w:leader="none" w:pos="1440"/>
+          <w:tab w:val="left" w:pos="1440"/>
         </w:tabs>
         <w:ind w:left="1440" w:hanging="420"/>
       </w:pPr>
       <w:rPr>
-        <w:rFonts w:ascii="Wingdings" w:hAnsi="Wingdings" w:hint="default"/>
+        <w:rFonts w:hint="default" w:ascii="Wingdings" w:hAnsi="Wingdings"/>
       </w:rPr>
     </w:lvl>
-    <w:lvl w:ilvl="1">
+    <w:lvl w:ilvl="1" w:tentative="0">
       <w:start w:val="1"/>
       <w:numFmt w:val="bullet"/>
       <w:lvlText w:val=""/>
       <w:lvlJc w:val="left"/>
       <w:pPr>
         <w:tabs>
-          <w:tab w:val="left" w:leader="none" w:pos="1380"/>
+          <w:tab w:val="left" w:pos="1380"/>
         </w:tabs>
         <w:ind w:left="1380" w:hanging="420"/>
       </w:pPr>
       <w:rPr>
-        <w:rFonts w:ascii="Marlett" w:hAnsi="Marlett" w:hint="default"/>
+        <w:rFonts w:hint="default" w:ascii="Marlett" w:hAnsi="Marlett"/>
       </w:rPr>
     </w:lvl>
-    <w:lvl w:ilvl="2">
+    <w:lvl w:ilvl="2" w:tentative="0">
       <w:start w:val="1"/>
       <w:numFmt w:val="bullet"/>
       <w:lvlText w:val=""/>
       <w:lvlJc w:val="left"/>
       <w:pPr>
         <w:tabs>
-          <w:tab w:val="left" w:leader="none" w:pos="1800"/>
+          <w:tab w:val="left" w:pos="1800"/>
         </w:tabs>
         <w:ind w:left="1800" w:hanging="420"/>
       </w:pPr>
       <w:rPr>
-        <w:rFonts w:ascii="Marlett" w:hAnsi="Marlett" w:hint="default"/>
+        <w:rFonts w:hint="default" w:ascii="Marlett" w:hAnsi="Marlett"/>
       </w:rPr>
     </w:lvl>
-    <w:lvl w:ilvl="3">
+    <w:lvl w:ilvl="3" w:tentative="0">
       <w:start w:val="1"/>
       <w:numFmt w:val="bullet"/>
       <w:lvlText w:val=""/>
       <w:lvlJc w:val="left"/>
       <w:pPr>
         <w:tabs>
-          <w:tab w:val="left" w:leader="none" w:pos="2220"/>
+          <w:tab w:val="left" w:pos="2220"/>
         </w:tabs>
         <w:ind w:left="2220" w:hanging="420"/>
       </w:pPr>
       <w:rPr>
-        <w:rFonts w:ascii="Marlett" w:hAnsi="Marlett" w:hint="default"/>
+        <w:rFonts w:hint="default" w:ascii="Marlett" w:hAnsi="Marlett"/>
       </w:rPr>
     </w:lvl>
-    <w:lvl w:ilvl="4">
+    <w:lvl w:ilvl="4" w:tentative="0">
       <w:start w:val="1"/>
       <w:numFmt w:val="bullet"/>
       <w:lvlText w:val=""/>
       <w:lvlJc w:val="left"/>
       <w:pPr>
         <w:tabs>
-          <w:tab w:val="left" w:leader="none" w:pos="2640"/>
+          <w:tab w:val="left" w:pos="2640"/>
         </w:tabs>
         <w:ind w:left="2640" w:hanging="420"/>
       </w:pPr>
       <w:rPr>
-        <w:rFonts w:ascii="Marlett" w:hAnsi="Marlett" w:hint="default"/>
+        <w:rFonts w:hint="default" w:ascii="Marlett" w:hAnsi="Marlett"/>
       </w:rPr>
     </w:lvl>
-    <w:lvl w:ilvl="5">
+    <w:lvl w:ilvl="5" w:tentative="0">
       <w:start w:val="1"/>
       <w:numFmt w:val="bullet"/>
       <w:lvlText w:val=""/>
       <w:lvlJc w:val="left"/>
       <w:pPr>
         <w:tabs>
-          <w:tab w:val="left" w:leader="none" w:pos="3060"/>
+          <w:tab w:val="left" w:pos="3060"/>
         </w:tabs>
         <w:ind w:left="3060" w:hanging="420"/>
       </w:pPr>
       <w:rPr>
-        <w:rFonts w:ascii="Marlett" w:hAnsi="Marlett" w:hint="default"/>
+        <w:rFonts w:hint="default" w:ascii="Marlett" w:hAnsi="Marlett"/>
       </w:rPr>
     </w:lvl>
-    <w:lvl w:ilvl="6">
+    <w:lvl w:ilvl="6" w:tentative="0">
       <w:start w:val="1"/>
       <w:numFmt w:val="bullet"/>
       <w:lvlText w:val=""/>
       <w:lvlJc w:val="left"/>
       <w:pPr>
         <w:tabs>
-          <w:tab w:val="left" w:leader="none" w:pos="3480"/>
+          <w:tab w:val="left" w:pos="3480"/>
         </w:tabs>
         <w:ind w:left="3480" w:hanging="420"/>
       </w:pPr>
       <w:rPr>
-        <w:rFonts w:ascii="Marlett" w:hAnsi="Marlett" w:hint="default"/>
+        <w:rFonts w:hint="default" w:ascii="Marlett" w:hAnsi="Marlett"/>
       </w:rPr>
     </w:lvl>
-    <w:lvl w:ilvl="7">
+    <w:lvl w:ilvl="7" w:tentative="0">
       <w:start w:val="1"/>
       <w:numFmt w:val="bullet"/>
       <w:lvlText w:val=""/>
       <w:lvlJc w:val="left"/>
       <w:pPr>
         <w:tabs>
-          <w:tab w:val="left" w:leader="none" w:pos="3900"/>
+          <w:tab w:val="left" w:pos="3900"/>
         </w:tabs>
         <w:ind w:left="3900" w:hanging="420"/>
       </w:pPr>
       <w:rPr>
-        <w:rFonts w:ascii="Marlett" w:hAnsi="Marlett" w:hint="default"/>
+        <w:rFonts w:hint="default" w:ascii="Marlett" w:hAnsi="Marlett"/>
       </w:rPr>
     </w:lvl>
-    <w:lvl w:ilvl="8">
+    <w:lvl w:ilvl="8" w:tentative="0">
       <w:start w:val="1"/>
       <w:numFmt w:val="bullet"/>
       <w:lvlText w:val=""/>
       <w:lvlJc w:val="left"/>
       <w:pPr>
         <w:tabs>
-          <w:tab w:val="left" w:leader="none" w:pos="4320"/>
+          <w:tab w:val="left" w:pos="4320"/>
         </w:tabs>
         <w:ind w:left="4320" w:hanging="420"/>
       </w:pPr>
       <w:rPr>
-        <w:rFonts w:ascii="Marlett" w:hAnsi="Marlett" w:hint="default"/>
+        <w:rFonts w:hint="default" w:ascii="Marlett" w:hAnsi="Marlett"/>
       </w:rPr>
     </w:lvl>
   </w:abstractNum>
   <w:abstractNum w:abstractNumId="2">
     <w:nsid w:val="00000002"/>
     <w:multiLevelType w:val="singleLevel"/>
-    <w:tmpl w:val="6FFCC2A8"/>
-    <w:lvl w:ilvl="0">
+    <w:tmpl w:val="00000002"/>
+    <w:lvl w:ilvl="0" w:tentative="0">
       <w:start w:val="1"/>
       <w:numFmt w:val="decimal"/>
       <w:suff w:val="nothing"/>
       <w:lvlText w:val="%1、"/>
       <w:lvlJc w:val="left"/>
-      <w:pPr/>
     </w:lvl>
   </w:abstractNum>
   <w:num w:numId="1">
@@ -5426,87 +4583,354 @@
 </w:numbering>
 </file>
 
+<file path=word/people.xml><?xml version="1.0" encoding="utf-8"?>
+<w15:people xmlns:wpc="http://schemas.microsoft.com/office/word/2010/wordprocessingCanvas" xmlns:mc="http://schemas.openxmlformats.org/markup-compatibility/2006" xmlns:o="urn:schemas-microsoft-com:office:office" xmlns:r="http://schemas.openxmlformats.org/officeDocument/2006/relationships" xmlns:m="http://schemas.openxmlformats.org/officeDocument/2006/math" xmlns:v="urn:schemas-microsoft-com:vml" xmlns:wp14="http://schemas.microsoft.com/office/word/2010/wordprocessingDrawing" xmlns:wp="http://schemas.openxmlformats.org/drawingml/2006/wordprocessingDrawing" xmlns:w="http://schemas.openxmlformats.org/wordprocessingml/2006/main" xmlns:w14="http://schemas.microsoft.com/office/word/2010/wordml" xmlns:w15="http://schemas.microsoft.com/office/word/2012/wordml" xmlns:w10="urn:schemas-microsoft-com:office:word" xmlns:wpg="http://schemas.microsoft.com/office/word/2010/wordprocessingGroup" xmlns:wpi="http://schemas.microsoft.com/office/word/2010/wordprocessingInk" xmlns:wne="http://schemas.microsoft.com/office/word/2006/wordml" xmlns:wps="http://schemas.microsoft.com/office/word/2010/wordprocessingShape" xmlns:wpsCustomData="http://www.wps.cn/officeDocument/2013/wpsCustomData" mc:Ignorable="w14 w15 wp14">
+  <w15:person w15:author="王燚">
+    <w15:presenceInfo w15:providerId="None" w15:userId="王燚"/>
+  </w15:person>
+  <w15:person w15:author="张何子争">
+    <w15:presenceInfo w15:providerId="None" w15:userId="张何子争"/>
+  </w15:person>
+  <w15:person w15:author="刘远航">
+    <w15:presenceInfo w15:providerId="None" w15:userId="刘远航"/>
+  </w15:person>
+  <w15:person w15:author="秦禛涵">
+    <w15:presenceInfo w15:providerId="None" w15:userId="秦禛涵"/>
+  </w15:person>
+  <w15:person w15:author="刘保莉">
+    <w15:presenceInfo w15:providerId="None" w15:userId="刘保莉"/>
+  </w15:person>
+</w15:people>
+</file>
+
 <file path=word/styles.xml><?xml version="1.0" encoding="utf-8"?>
-<w:styles xmlns:mc="http://schemas.openxmlformats.org/markup-compatibility/2006" xmlns:w="http://schemas.openxmlformats.org/wordprocessingml/2006/main" xmlns:w14="http://schemas.microsoft.com/office/word/2010/wordml" mc:Ignorable="w14">
+<w:styles xmlns:mc="http://schemas.openxmlformats.org/markup-compatibility/2006" xmlns:o="urn:schemas-microsoft-com:office:office" xmlns:r="http://schemas.openxmlformats.org/officeDocument/2006/relationships" xmlns:m="http://schemas.openxmlformats.org/officeDocument/2006/math" xmlns:v="urn:schemas-microsoft-com:vml" xmlns:w="http://schemas.openxmlformats.org/wordprocessingml/2006/main" xmlns:w14="http://schemas.microsoft.com/office/word/2010/wordml" xmlns:w10="urn:schemas-microsoft-com:office:word" xmlns:sl="http://schemas.openxmlformats.org/schemaLibrary/2006/main" xmlns:wpsCustomData="http://www.wps.cn/officeDocument/2013/wpsCustomData" mc:Ignorable="w14">
   <w:docDefaults>
     <w:rPrDefault>
       <w:rPr>
-        <w:rFonts w:ascii="Times New Roman" w:cs="Times New Roman" w:eastAsia="宋体" w:hAnsi="Times New Roman"/>
+        <w:rFonts w:ascii="Times New Roman" w:hAnsi="Times New Roman" w:eastAsia="宋体" w:cs="Times New Roman"/>
       </w:rPr>
     </w:rPrDefault>
-    <w:pPrDefault>
-      <w:pPr/>
-    </w:pPrDefault>
+    <w:pPrDefault/>
   </w:docDefaults>
-  <w:style w:type="paragraph" w:default="1" w:styleId="style0">
+  <w:latentStyles w:count="260" w:defQFormat="0" w:defUnhideWhenUsed="1" w:defSemiHidden="1" w:defUIPriority="99" w:defLockedState="0">
+    <w:lsdException w:qFormat="1" w:unhideWhenUsed="0" w:uiPriority="0" w:semiHidden="0" w:name="Normal"/>
+    <w:lsdException w:qFormat="1" w:unhideWhenUsed="0" w:uiPriority="9" w:semiHidden="0" w:name="heading 1"/>
+    <w:lsdException w:qFormat="1" w:unhideWhenUsed="0" w:uiPriority="9" w:semiHidden="0" w:name="heading 2"/>
+    <w:lsdException w:qFormat="1" w:unhideWhenUsed="0" w:uiPriority="9" w:semiHidden="0" w:name="heading 3"/>
+    <w:lsdException w:qFormat="1" w:unhideWhenUsed="0" w:uiPriority="9" w:semiHidden="0" w:name="heading 4"/>
+    <w:lsdException w:qFormat="1" w:uiPriority="0" w:name="heading 5"/>
+    <w:lsdException w:qFormat="1" w:uiPriority="0" w:name="heading 6"/>
+    <w:lsdException w:qFormat="1" w:uiPriority="0" w:name="heading 7"/>
+    <w:lsdException w:qFormat="1" w:uiPriority="0" w:name="heading 8"/>
+    <w:lsdException w:qFormat="1" w:uiPriority="0" w:name="heading 9"/>
+    <w:lsdException w:unhideWhenUsed="0" w:uiPriority="0" w:semiHidden="0" w:name="index 1"/>
+    <w:lsdException w:unhideWhenUsed="0" w:uiPriority="0" w:semiHidden="0" w:name="index 2"/>
+    <w:lsdException w:unhideWhenUsed="0" w:uiPriority="0" w:semiHidden="0" w:name="index 3"/>
+    <w:lsdException w:unhideWhenUsed="0" w:uiPriority="0" w:semiHidden="0" w:name="index 4"/>
+    <w:lsdException w:unhideWhenUsed="0" w:uiPriority="0" w:semiHidden="0" w:name="index 5"/>
+    <w:lsdException w:unhideWhenUsed="0" w:uiPriority="0" w:semiHidden="0" w:name="index 6"/>
+    <w:lsdException w:unhideWhenUsed="0" w:uiPriority="0" w:semiHidden="0" w:name="index 7"/>
+    <w:lsdException w:unhideWhenUsed="0" w:uiPriority="0" w:semiHidden="0" w:name="index 8"/>
+    <w:lsdException w:unhideWhenUsed="0" w:uiPriority="0" w:semiHidden="0" w:name="index 9"/>
+    <w:lsdException w:unhideWhenUsed="0" w:uiPriority="0" w:semiHidden="0" w:name="toc 1"/>
+    <w:lsdException w:unhideWhenUsed="0" w:uiPriority="0" w:semiHidden="0" w:name="toc 2"/>
+    <w:lsdException w:unhideWhenUsed="0" w:uiPriority="0" w:semiHidden="0" w:name="toc 3"/>
+    <w:lsdException w:unhideWhenUsed="0" w:uiPriority="0" w:semiHidden="0" w:name="toc 4"/>
+    <w:lsdException w:unhideWhenUsed="0" w:uiPriority="0" w:semiHidden="0" w:name="toc 5"/>
+    <w:lsdException w:unhideWhenUsed="0" w:uiPriority="0" w:semiHidden="0" w:name="toc 6"/>
+    <w:lsdException w:unhideWhenUsed="0" w:uiPriority="0" w:semiHidden="0" w:name="toc 7"/>
+    <w:lsdException w:unhideWhenUsed="0" w:uiPriority="0" w:semiHidden="0" w:name="toc 8"/>
+    <w:lsdException w:unhideWhenUsed="0" w:uiPriority="0" w:semiHidden="0" w:name="toc 9"/>
+    <w:lsdException w:unhideWhenUsed="0" w:uiPriority="0" w:semiHidden="0" w:name="Normal Indent"/>
+    <w:lsdException w:unhideWhenUsed="0" w:uiPriority="0" w:semiHidden="0" w:name="footnote text"/>
+    <w:lsdException w:qFormat="1" w:unhideWhenUsed="0" w:uiPriority="99" w:semiHidden="0" w:name="annotation text"/>
+    <w:lsdException w:qFormat="1" w:unhideWhenUsed="0" w:uiPriority="99" w:semiHidden="0" w:name="header"/>
+    <w:lsdException w:unhideWhenUsed="0" w:uiPriority="0" w:semiHidden="0" w:name="footer"/>
+    <w:lsdException w:unhideWhenUsed="0" w:uiPriority="0" w:semiHidden="0" w:name="index heading"/>
+    <w:lsdException w:qFormat="1" w:uiPriority="0" w:name="caption"/>
+    <w:lsdException w:unhideWhenUsed="0" w:uiPriority="0" w:semiHidden="0" w:name="table of figures"/>
+    <w:lsdException w:unhideWhenUsed="0" w:uiPriority="0" w:semiHidden="0" w:name="envelope address"/>
+    <w:lsdException w:unhideWhenUsed="0" w:uiPriority="0" w:semiHidden="0" w:name="envelope return"/>
+    <w:lsdException w:unhideWhenUsed="0" w:uiPriority="0" w:semiHidden="0" w:name="footnote reference"/>
+    <w:lsdException w:unhideWhenUsed="0" w:uiPriority="0" w:semiHidden="0" w:name="annotation reference"/>
+    <w:lsdException w:unhideWhenUsed="0" w:uiPriority="0" w:semiHidden="0" w:name="line number"/>
+    <w:lsdException w:unhideWhenUsed="0" w:uiPriority="0" w:semiHidden="0" w:name="page number"/>
+    <w:lsdException w:unhideWhenUsed="0" w:uiPriority="0" w:semiHidden="0" w:name="endnote reference"/>
+    <w:lsdException w:unhideWhenUsed="0" w:uiPriority="0" w:semiHidden="0" w:name="endnote text"/>
+    <w:lsdException w:unhideWhenUsed="0" w:uiPriority="0" w:semiHidden="0" w:name="table of authorities"/>
+    <w:lsdException w:unhideWhenUsed="0" w:uiPriority="0" w:semiHidden="0" w:name="macro"/>
+    <w:lsdException w:unhideWhenUsed="0" w:uiPriority="0" w:semiHidden="0" w:name="toa heading"/>
+    <w:lsdException w:unhideWhenUsed="0" w:uiPriority="0" w:semiHidden="0" w:name="List"/>
+    <w:lsdException w:unhideWhenUsed="0" w:uiPriority="0" w:semiHidden="0" w:name="List Bullet"/>
+    <w:lsdException w:unhideWhenUsed="0" w:uiPriority="0" w:semiHidden="0" w:name="List Number"/>
+    <w:lsdException w:unhideWhenUsed="0" w:uiPriority="0" w:semiHidden="0" w:name="List 2"/>
+    <w:lsdException w:unhideWhenUsed="0" w:uiPriority="0" w:semiHidden="0" w:name="List 3"/>
+    <w:lsdException w:unhideWhenUsed="0" w:uiPriority="0" w:semiHidden="0" w:name="List 4"/>
+    <w:lsdException w:unhideWhenUsed="0" w:uiPriority="0" w:semiHidden="0" w:name="List 5"/>
+    <w:lsdException w:unhideWhenUsed="0" w:uiPriority="0" w:semiHidden="0" w:name="List Bullet 2"/>
+    <w:lsdException w:unhideWhenUsed="0" w:uiPriority="0" w:semiHidden="0" w:name="List Bullet 3"/>
+    <w:lsdException w:unhideWhenUsed="0" w:uiPriority="0" w:semiHidden="0" w:name="List Bullet 4"/>
+    <w:lsdException w:unhideWhenUsed="0" w:uiPriority="0" w:semiHidden="0" w:name="List Bullet 5"/>
+    <w:lsdException w:unhideWhenUsed="0" w:uiPriority="0" w:semiHidden="0" w:name="List Number 2"/>
+    <w:lsdException w:unhideWhenUsed="0" w:uiPriority="0" w:semiHidden="0" w:name="List Number 3"/>
+    <w:lsdException w:unhideWhenUsed="0" w:uiPriority="0" w:semiHidden="0" w:name="List Number 4"/>
+    <w:lsdException w:unhideWhenUsed="0" w:uiPriority="0" w:semiHidden="0" w:name="List Number 5"/>
+    <w:lsdException w:qFormat="1" w:unhideWhenUsed="0" w:uiPriority="0" w:semiHidden="0" w:name="Title"/>
+    <w:lsdException w:unhideWhenUsed="0" w:uiPriority="0" w:semiHidden="0" w:name="Closing"/>
+    <w:lsdException w:unhideWhenUsed="0" w:uiPriority="0" w:semiHidden="0" w:name="Signature"/>
+    <w:lsdException w:qFormat="1" w:unhideWhenUsed="0" w:uiPriority="1" w:semiHidden="0" w:name="Default Paragraph Font"/>
+    <w:lsdException w:unhideWhenUsed="0" w:uiPriority="99" w:semiHidden="0" w:name="Body Text"/>
+    <w:lsdException w:unhideWhenUsed="0" w:uiPriority="0" w:semiHidden="0" w:name="Body Text Indent"/>
+    <w:lsdException w:unhideWhenUsed="0" w:uiPriority="0" w:semiHidden="0" w:name="List Continue"/>
+    <w:lsdException w:unhideWhenUsed="0" w:uiPriority="0" w:semiHidden="0" w:name="List Continue 2"/>
+    <w:lsdException w:unhideWhenUsed="0" w:uiPriority="0" w:semiHidden="0" w:name="List Continue 3"/>
+    <w:lsdException w:unhideWhenUsed="0" w:uiPriority="0" w:semiHidden="0" w:name="List Continue 4"/>
+    <w:lsdException w:unhideWhenUsed="0" w:uiPriority="0" w:semiHidden="0" w:name="List Continue 5"/>
+    <w:lsdException w:unhideWhenUsed="0" w:uiPriority="0" w:semiHidden="0" w:name="Message Header"/>
+    <w:lsdException w:qFormat="1" w:unhideWhenUsed="0" w:uiPriority="0" w:semiHidden="0" w:name="Subtitle"/>
+    <w:lsdException w:unhideWhenUsed="0" w:uiPriority="0" w:semiHidden="0" w:name="Salutation"/>
+    <w:lsdException w:unhideWhenUsed="0" w:uiPriority="0" w:semiHidden="0" w:name="Date"/>
+    <w:lsdException w:unhideWhenUsed="0" w:uiPriority="0" w:semiHidden="0" w:name="Body Text First Indent"/>
+    <w:lsdException w:unhideWhenUsed="0" w:uiPriority="0" w:semiHidden="0" w:name="Body Text First Indent 2"/>
+    <w:lsdException w:unhideWhenUsed="0" w:uiPriority="0" w:semiHidden="0" w:name="Note Heading"/>
+    <w:lsdException w:unhideWhenUsed="0" w:uiPriority="0" w:semiHidden="0" w:name="Body Text 2"/>
+    <w:lsdException w:unhideWhenUsed="0" w:uiPriority="0" w:semiHidden="0" w:name="Body Text 3"/>
+    <w:lsdException w:unhideWhenUsed="0" w:uiPriority="0" w:semiHidden="0" w:name="Body Text Indent 2"/>
+    <w:lsdException w:unhideWhenUsed="0" w:uiPriority="0" w:semiHidden="0" w:name="Body Text Indent 3"/>
+    <w:lsdException w:unhideWhenUsed="0" w:uiPriority="0" w:semiHidden="0" w:name="Block Text"/>
+    <w:lsdException w:qFormat="1" w:unhideWhenUsed="0" w:uiPriority="99" w:semiHidden="0" w:name="Hyperlink"/>
+    <w:lsdException w:unhideWhenUsed="0" w:uiPriority="0" w:semiHidden="0" w:name="FollowedHyperlink"/>
+    <w:lsdException w:qFormat="1" w:unhideWhenUsed="0" w:uiPriority="0" w:semiHidden="0" w:name="Strong"/>
+    <w:lsdException w:qFormat="1" w:unhideWhenUsed="0" w:uiPriority="0" w:semiHidden="0" w:name="Emphasis"/>
+    <w:lsdException w:unhideWhenUsed="0" w:uiPriority="0" w:semiHidden="0" w:name="Document Map"/>
+    <w:lsdException w:unhideWhenUsed="0" w:uiPriority="0" w:semiHidden="0" w:name="Plain Text"/>
+    <w:lsdException w:unhideWhenUsed="0" w:uiPriority="0" w:semiHidden="0" w:name="E-mail Signature"/>
+    <w:lsdException w:unhideWhenUsed="0" w:uiPriority="99" w:semiHidden="0" w:name="Normal (Web)"/>
+    <w:lsdException w:unhideWhenUsed="0" w:uiPriority="0" w:semiHidden="0" w:name="HTML Acronym"/>
+    <w:lsdException w:unhideWhenUsed="0" w:uiPriority="0" w:semiHidden="0" w:name="HTML Address"/>
+    <w:lsdException w:unhideWhenUsed="0" w:uiPriority="0" w:semiHidden="0" w:name="HTML Cite"/>
+    <w:lsdException w:unhideWhenUsed="0" w:uiPriority="0" w:semiHidden="0" w:name="HTML Code"/>
+    <w:lsdException w:unhideWhenUsed="0" w:uiPriority="0" w:semiHidden="0" w:name="HTML Definition"/>
+    <w:lsdException w:unhideWhenUsed="0" w:uiPriority="0" w:semiHidden="0" w:name="HTML Keyboard"/>
+    <w:lsdException w:unhideWhenUsed="0" w:uiPriority="0" w:semiHidden="0" w:name="HTML Preformatted"/>
+    <w:lsdException w:unhideWhenUsed="0" w:uiPriority="0" w:semiHidden="0" w:name="HTML Sample"/>
+    <w:lsdException w:unhideWhenUsed="0" w:uiPriority="0" w:semiHidden="0" w:name="HTML Typewriter"/>
+    <w:lsdException w:unhideWhenUsed="0" w:uiPriority="0" w:semiHidden="0" w:name="HTML Variable"/>
+    <w:lsdException w:qFormat="1" w:unhideWhenUsed="0" w:uiPriority="99" w:semiHidden="0" w:name="Normal Table"/>
+    <w:lsdException w:unhideWhenUsed="0" w:uiPriority="0" w:semiHidden="0" w:name="annotation subject"/>
+    <w:lsdException w:unhideWhenUsed="0" w:uiPriority="0" w:semiHidden="0" w:name="Table Simple 1"/>
+    <w:lsdException w:unhideWhenUsed="0" w:uiPriority="0" w:semiHidden="0" w:name="Table Simple 2"/>
+    <w:lsdException w:unhideWhenUsed="0" w:uiPriority="0" w:semiHidden="0" w:name="Table Simple 3"/>
+    <w:lsdException w:unhideWhenUsed="0" w:uiPriority="0" w:semiHidden="0" w:name="Table Classic 1"/>
+    <w:lsdException w:unhideWhenUsed="0" w:uiPriority="0" w:semiHidden="0" w:name="Table Classic 2"/>
+    <w:lsdException w:unhideWhenUsed="0" w:uiPriority="0" w:semiHidden="0" w:name="Table Classic 3"/>
+    <w:lsdException w:unhideWhenUsed="0" w:uiPriority="0" w:semiHidden="0" w:name="Table Classic 4"/>
+    <w:lsdException w:unhideWhenUsed="0" w:uiPriority="0" w:semiHidden="0" w:name="Table Colorful 1"/>
+    <w:lsdException w:unhideWhenUsed="0" w:uiPriority="0" w:semiHidden="0" w:name="Table Colorful 2"/>
+    <w:lsdException w:unhideWhenUsed="0" w:uiPriority="0" w:semiHidden="0" w:name="Table Colorful 3"/>
+    <w:lsdException w:unhideWhenUsed="0" w:uiPriority="0" w:semiHidden="0" w:name="Table Columns 1"/>
+    <w:lsdException w:unhideWhenUsed="0" w:uiPriority="0" w:semiHidden="0" w:name="Table Columns 2"/>
+    <w:lsdException w:unhideWhenUsed="0" w:uiPriority="0" w:semiHidden="0" w:name="Table Columns 3"/>
+    <w:lsdException w:unhideWhenUsed="0" w:uiPriority="0" w:semiHidden="0" w:name="Table Columns 4"/>
+    <w:lsdException w:unhideWhenUsed="0" w:uiPriority="0" w:semiHidden="0" w:name="Table Columns 5"/>
+    <w:lsdException w:unhideWhenUsed="0" w:uiPriority="0" w:semiHidden="0" w:name="Table Grid 1"/>
+    <w:lsdException w:unhideWhenUsed="0" w:uiPriority="0" w:semiHidden="0" w:name="Table Grid 2"/>
+    <w:lsdException w:unhideWhenUsed="0" w:uiPriority="0" w:semiHidden="0" w:name="Table Grid 3"/>
+    <w:lsdException w:unhideWhenUsed="0" w:uiPriority="0" w:semiHidden="0" w:name="Table Grid 4"/>
+    <w:lsdException w:unhideWhenUsed="0" w:uiPriority="0" w:semiHidden="0" w:name="Table Grid 5"/>
+    <w:lsdException w:unhideWhenUsed="0" w:uiPriority="0" w:semiHidden="0" w:name="Table Grid 6"/>
+    <w:lsdException w:unhideWhenUsed="0" w:uiPriority="0" w:semiHidden="0" w:name="Table Grid 7"/>
+    <w:lsdException w:unhideWhenUsed="0" w:uiPriority="0" w:semiHidden="0" w:name="Table Grid 8"/>
+    <w:lsdException w:unhideWhenUsed="0" w:uiPriority="0" w:semiHidden="0" w:name="Table List 1"/>
+    <w:lsdException w:unhideWhenUsed="0" w:uiPriority="0" w:semiHidden="0" w:name="Table List 2"/>
+    <w:lsdException w:unhideWhenUsed="0" w:uiPriority="0" w:semiHidden="0" w:name="Table List 3"/>
+    <w:lsdException w:unhideWhenUsed="0" w:uiPriority="0" w:semiHidden="0" w:name="Table List 4"/>
+    <w:lsdException w:unhideWhenUsed="0" w:uiPriority="0" w:semiHidden="0" w:name="Table List 5"/>
+    <w:lsdException w:unhideWhenUsed="0" w:uiPriority="0" w:semiHidden="0" w:name="Table List 6"/>
+    <w:lsdException w:unhideWhenUsed="0" w:uiPriority="0" w:semiHidden="0" w:name="Table List 7"/>
+    <w:lsdException w:unhideWhenUsed="0" w:uiPriority="0" w:semiHidden="0" w:name="Table List 8"/>
+    <w:lsdException w:unhideWhenUsed="0" w:uiPriority="0" w:semiHidden="0" w:name="Table 3D effects 1"/>
+    <w:lsdException w:unhideWhenUsed="0" w:uiPriority="0" w:semiHidden="0" w:name="Table 3D effects 2"/>
+    <w:lsdException w:unhideWhenUsed="0" w:uiPriority="0" w:semiHidden="0" w:name="Table 3D effects 3"/>
+    <w:lsdException w:unhideWhenUsed="0" w:uiPriority="0" w:semiHidden="0" w:name="Table Contemporary"/>
+    <w:lsdException w:unhideWhenUsed="0" w:uiPriority="0" w:semiHidden="0" w:name="Table Elegant"/>
+    <w:lsdException w:unhideWhenUsed="0" w:uiPriority="0" w:semiHidden="0" w:name="Table Professional"/>
+    <w:lsdException w:unhideWhenUsed="0" w:uiPriority="0" w:semiHidden="0" w:name="Table Subtle 1"/>
+    <w:lsdException w:unhideWhenUsed="0" w:uiPriority="0" w:semiHidden="0" w:name="Table Subtle 2"/>
+    <w:lsdException w:unhideWhenUsed="0" w:uiPriority="0" w:semiHidden="0" w:name="Table Web 1"/>
+    <w:lsdException w:unhideWhenUsed="0" w:uiPriority="0" w:semiHidden="0" w:name="Table Web 2"/>
+    <w:lsdException w:unhideWhenUsed="0" w:uiPriority="0" w:semiHidden="0" w:name="Table Web 3"/>
+    <w:lsdException w:unhideWhenUsed="0" w:uiPriority="0" w:semiHidden="0" w:name="Balloon Text"/>
+    <w:lsdException w:unhideWhenUsed="0" w:uiPriority="0" w:semiHidden="0" w:name="Table Grid"/>
+    <w:lsdException w:unhideWhenUsed="0" w:uiPriority="0" w:semiHidden="0" w:name="Table Theme"/>
+    <w:lsdException w:unhideWhenUsed="0" w:uiPriority="60" w:semiHidden="0" w:name="Light Shading"/>
+    <w:lsdException w:unhideWhenUsed="0" w:uiPriority="61" w:semiHidden="0" w:name="Light List"/>
+    <w:lsdException w:unhideWhenUsed="0" w:uiPriority="62" w:semiHidden="0" w:name="Light Grid"/>
+    <w:lsdException w:unhideWhenUsed="0" w:uiPriority="63" w:semiHidden="0" w:name="Medium Shading 1"/>
+    <w:lsdException w:unhideWhenUsed="0" w:uiPriority="64" w:semiHidden="0" w:name="Medium Shading 2"/>
+    <w:lsdException w:unhideWhenUsed="0" w:uiPriority="65" w:semiHidden="0" w:name="Medium List 1"/>
+    <w:lsdException w:unhideWhenUsed="0" w:uiPriority="66" w:semiHidden="0" w:name="Medium List 2"/>
+    <w:lsdException w:unhideWhenUsed="0" w:uiPriority="67" w:semiHidden="0" w:name="Medium Grid 1"/>
+    <w:lsdException w:unhideWhenUsed="0" w:uiPriority="68" w:semiHidden="0" w:name="Medium Grid 2"/>
+    <w:lsdException w:unhideWhenUsed="0" w:uiPriority="69" w:semiHidden="0" w:name="Medium Grid 3"/>
+    <w:lsdException w:unhideWhenUsed="0" w:uiPriority="70" w:semiHidden="0" w:name="Dark List"/>
+    <w:lsdException w:unhideWhenUsed="0" w:uiPriority="71" w:semiHidden="0" w:name="Colorful Shading"/>
+    <w:lsdException w:unhideWhenUsed="0" w:uiPriority="72" w:semiHidden="0" w:name="Colorful List"/>
+    <w:lsdException w:unhideWhenUsed="0" w:uiPriority="73" w:semiHidden="0" w:name="Colorful Grid"/>
+    <w:lsdException w:unhideWhenUsed="0" w:uiPriority="60" w:semiHidden="0" w:name="Light Shading Accent 1"/>
+    <w:lsdException w:unhideWhenUsed="0" w:uiPriority="61" w:semiHidden="0" w:name="Light List Accent 1"/>
+    <w:lsdException w:unhideWhenUsed="0" w:uiPriority="62" w:semiHidden="0" w:name="Light Grid Accent 1"/>
+    <w:lsdException w:unhideWhenUsed="0" w:uiPriority="63" w:semiHidden="0" w:name="Medium Shading 1 Accent 1"/>
+    <w:lsdException w:unhideWhenUsed="0" w:uiPriority="64" w:semiHidden="0" w:name="Medium Shading 2 Accent 1"/>
+    <w:lsdException w:unhideWhenUsed="0" w:uiPriority="65" w:semiHidden="0" w:name="Medium List 1 Accent 1"/>
+    <w:lsdException w:unhideWhenUsed="0" w:uiPriority="66" w:semiHidden="0" w:name="Medium List 2 Accent 1"/>
+    <w:lsdException w:unhideWhenUsed="0" w:uiPriority="67" w:semiHidden="0" w:name="Medium Grid 1 Accent 1"/>
+    <w:lsdException w:unhideWhenUsed="0" w:uiPriority="68" w:semiHidden="0" w:name="Medium Grid 2 Accent 1"/>
+    <w:lsdException w:unhideWhenUsed="0" w:uiPriority="69" w:semiHidden="0" w:name="Medium Grid 3 Accent 1"/>
+    <w:lsdException w:unhideWhenUsed="0" w:uiPriority="70" w:semiHidden="0" w:name="Dark List Accent 1"/>
+    <w:lsdException w:unhideWhenUsed="0" w:uiPriority="71" w:semiHidden="0" w:name="Colorful Shading Accent 1"/>
+    <w:lsdException w:unhideWhenUsed="0" w:uiPriority="72" w:semiHidden="0" w:name="Colorful List Accent 1"/>
+    <w:lsdException w:unhideWhenUsed="0" w:uiPriority="73" w:semiHidden="0" w:name="Colorful Grid Accent 1"/>
+    <w:lsdException w:unhideWhenUsed="0" w:uiPriority="60" w:semiHidden="0" w:name="Light Shading Accent 2"/>
+    <w:lsdException w:unhideWhenUsed="0" w:uiPriority="61" w:semiHidden="0" w:name="Light List Accent 2"/>
+    <w:lsdException w:unhideWhenUsed="0" w:uiPriority="62" w:semiHidden="0" w:name="Light Grid Accent 2"/>
+    <w:lsdException w:unhideWhenUsed="0" w:uiPriority="63" w:semiHidden="0" w:name="Medium Shading 1 Accent 2"/>
+    <w:lsdException w:unhideWhenUsed="0" w:uiPriority="64" w:semiHidden="0" w:name="Medium Shading 2 Accent 2"/>
+    <w:lsdException w:unhideWhenUsed="0" w:uiPriority="65" w:semiHidden="0" w:name="Medium List 1 Accent 2"/>
+    <w:lsdException w:unhideWhenUsed="0" w:uiPriority="66" w:semiHidden="0" w:name="Medium List 2 Accent 2"/>
+    <w:lsdException w:unhideWhenUsed="0" w:uiPriority="67" w:semiHidden="0" w:name="Medium Grid 1 Accent 2"/>
+    <w:lsdException w:unhideWhenUsed="0" w:uiPriority="68" w:semiHidden="0" w:name="Medium Grid 2 Accent 2"/>
+    <w:lsdException w:unhideWhenUsed="0" w:uiPriority="69" w:semiHidden="0" w:name="Medium Grid 3 Accent 2"/>
+    <w:lsdException w:unhideWhenUsed="0" w:uiPriority="70" w:semiHidden="0" w:name="Dark List Accent 2"/>
+    <w:lsdException w:unhideWhenUsed="0" w:uiPriority="71" w:semiHidden="0" w:name="Colorful Shading Accent 2"/>
+    <w:lsdException w:unhideWhenUsed="0" w:uiPriority="72" w:semiHidden="0" w:name="Colorful List Accent 2"/>
+    <w:lsdException w:unhideWhenUsed="0" w:uiPriority="73" w:semiHidden="0" w:name="Colorful Grid Accent 2"/>
+    <w:lsdException w:unhideWhenUsed="0" w:uiPriority="60" w:semiHidden="0" w:name="Light Shading Accent 3"/>
+    <w:lsdException w:unhideWhenUsed="0" w:uiPriority="61" w:semiHidden="0" w:name="Light List Accent 3"/>
+    <w:lsdException w:unhideWhenUsed="0" w:uiPriority="62" w:semiHidden="0" w:name="Light Grid Accent 3"/>
+    <w:lsdException w:unhideWhenUsed="0" w:uiPriority="63" w:semiHidden="0" w:name="Medium Shading 1 Accent 3"/>
+    <w:lsdException w:unhideWhenUsed="0" w:uiPriority="64" w:semiHidden="0" w:name="Medium Shading 2 Accent 3"/>
+    <w:lsdException w:unhideWhenUsed="0" w:uiPriority="65" w:semiHidden="0" w:name="Medium List 1 Accent 3"/>
+    <w:lsdException w:unhideWhenUsed="0" w:uiPriority="66" w:semiHidden="0" w:name="Medium List 2 Accent 3"/>
+    <w:lsdException w:unhideWhenUsed="0" w:uiPriority="67" w:semiHidden="0" w:name="Medium Grid 1 Accent 3"/>
+    <w:lsdException w:unhideWhenUsed="0" w:uiPriority="68" w:semiHidden="0" w:name="Medium Grid 2 Accent 3"/>
+    <w:lsdException w:unhideWhenUsed="0" w:uiPriority="69" w:semiHidden="0" w:name="Medium Grid 3 Accent 3"/>
+    <w:lsdException w:unhideWhenUsed="0" w:uiPriority="70" w:semiHidden="0" w:name="Dark List Accent 3"/>
+    <w:lsdException w:unhideWhenUsed="0" w:uiPriority="71" w:semiHidden="0" w:name="Colorful Shading Accent 3"/>
+    <w:lsdException w:unhideWhenUsed="0" w:uiPriority="72" w:semiHidden="0" w:name="Colorful List Accent 3"/>
+    <w:lsdException w:unhideWhenUsed="0" w:uiPriority="73" w:semiHidden="0" w:name="Colorful Grid Accent 3"/>
+    <w:lsdException w:unhideWhenUsed="0" w:uiPriority="60" w:semiHidden="0" w:name="Light Shading Accent 4"/>
+    <w:lsdException w:unhideWhenUsed="0" w:uiPriority="61" w:semiHidden="0" w:name="Light List Accent 4"/>
+    <w:lsdException w:unhideWhenUsed="0" w:uiPriority="62" w:semiHidden="0" w:name="Light Grid Accent 4"/>
+    <w:lsdException w:unhideWhenUsed="0" w:uiPriority="63" w:semiHidden="0" w:name="Medium Shading 1 Accent 4"/>
+    <w:lsdException w:unhideWhenUsed="0" w:uiPriority="64" w:semiHidden="0" w:name="Medium Shading 2 Accent 4"/>
+    <w:lsdException w:unhideWhenUsed="0" w:uiPriority="65" w:semiHidden="0" w:name="Medium List 1 Accent 4"/>
+    <w:lsdException w:unhideWhenUsed="0" w:uiPriority="66" w:semiHidden="0" w:name="Medium List 2 Accent 4"/>
+    <w:lsdException w:unhideWhenUsed="0" w:uiPriority="67" w:semiHidden="0" w:name="Medium Grid 1 Accent 4"/>
+    <w:lsdException w:unhideWhenUsed="0" w:uiPriority="68" w:semiHidden="0" w:name="Medium Grid 2 Accent 4"/>
+    <w:lsdException w:unhideWhenUsed="0" w:uiPriority="69" w:semiHidden="0" w:name="Medium Grid 3 Accent 4"/>
+    <w:lsdException w:unhideWhenUsed="0" w:uiPriority="70" w:semiHidden="0" w:name="Dark List Accent 4"/>
+    <w:lsdException w:unhideWhenUsed="0" w:uiPriority="71" w:semiHidden="0" w:name="Colorful Shading Accent 4"/>
+    <w:lsdException w:unhideWhenUsed="0" w:uiPriority="72" w:semiHidden="0" w:name="Colorful List Accent 4"/>
+    <w:lsdException w:unhideWhenUsed="0" w:uiPriority="73" w:semiHidden="0" w:name="Colorful Grid Accent 4"/>
+    <w:lsdException w:unhideWhenUsed="0" w:uiPriority="60" w:semiHidden="0" w:name="Light Shading Accent 5"/>
+    <w:lsdException w:unhideWhenUsed="0" w:uiPriority="61" w:semiHidden="0" w:name="Light List Accent 5"/>
+    <w:lsdException w:unhideWhenUsed="0" w:uiPriority="62" w:semiHidden="0" w:name="Light Grid Accent 5"/>
+    <w:lsdException w:unhideWhenUsed="0" w:uiPriority="63" w:semiHidden="0" w:name="Medium Shading 1 Accent 5"/>
+    <w:lsdException w:unhideWhenUsed="0" w:uiPriority="64" w:semiHidden="0" w:name="Medium Shading 2 Accent 5"/>
+    <w:lsdException w:unhideWhenUsed="0" w:uiPriority="65" w:semiHidden="0" w:name="Medium List 1 Accent 5"/>
+    <w:lsdException w:unhideWhenUsed="0" w:uiPriority="66" w:semiHidden="0" w:name="Medium List 2 Accent 5"/>
+    <w:lsdException w:unhideWhenUsed="0" w:uiPriority="67" w:semiHidden="0" w:name="Medium Grid 1 Accent 5"/>
+    <w:lsdException w:unhideWhenUsed="0" w:uiPriority="68" w:semiHidden="0" w:name="Medium Grid 2 Accent 5"/>
+    <w:lsdException w:unhideWhenUsed="0" w:uiPriority="69" w:semiHidden="0" w:name="Medium Grid 3 Accent 5"/>
+    <w:lsdException w:unhideWhenUsed="0" w:uiPriority="70" w:semiHidden="0" w:name="Dark List Accent 5"/>
+    <w:lsdException w:unhideWhenUsed="0" w:uiPriority="71" w:semiHidden="0" w:name="Colorful Shading Accent 5"/>
+    <w:lsdException w:unhideWhenUsed="0" w:uiPriority="72" w:semiHidden="0" w:name="Colorful List Accent 5"/>
+    <w:lsdException w:unhideWhenUsed="0" w:uiPriority="73" w:semiHidden="0" w:name="Colorful Grid Accent 5"/>
+    <w:lsdException w:unhideWhenUsed="0" w:uiPriority="60" w:semiHidden="0" w:name="Light Shading Accent 6"/>
+    <w:lsdException w:unhideWhenUsed="0" w:uiPriority="61" w:semiHidden="0" w:name="Light List Accent 6"/>
+    <w:lsdException w:unhideWhenUsed="0" w:uiPriority="62" w:semiHidden="0" w:name="Light Grid Accent 6"/>
+    <w:lsdException w:unhideWhenUsed="0" w:uiPriority="63" w:semiHidden="0" w:name="Medium Shading 1 Accent 6"/>
+    <w:lsdException w:unhideWhenUsed="0" w:uiPriority="64" w:semiHidden="0" w:name="Medium Shading 2 Accent 6"/>
+    <w:lsdException w:unhideWhenUsed="0" w:uiPriority="65" w:semiHidden="0" w:name="Medium List 1 Accent 6"/>
+    <w:lsdException w:unhideWhenUsed="0" w:uiPriority="66" w:semiHidden="0" w:name="Medium List 2 Accent 6"/>
+    <w:lsdException w:unhideWhenUsed="0" w:uiPriority="67" w:semiHidden="0" w:name="Medium Grid 1 Accent 6"/>
+    <w:lsdException w:unhideWhenUsed="0" w:uiPriority="68" w:semiHidden="0" w:name="Medium Grid 2 Accent 6"/>
+    <w:lsdException w:unhideWhenUsed="0" w:uiPriority="69" w:semiHidden="0" w:name="Medium Grid 3 Accent 6"/>
+    <w:lsdException w:unhideWhenUsed="0" w:uiPriority="70" w:semiHidden="0" w:name="Dark List Accent 6"/>
+    <w:lsdException w:unhideWhenUsed="0" w:uiPriority="71" w:semiHidden="0" w:name="Colorful Shading Accent 6"/>
+    <w:lsdException w:unhideWhenUsed="0" w:uiPriority="72" w:semiHidden="0" w:name="Colorful List Accent 6"/>
+    <w:lsdException w:unhideWhenUsed="0" w:uiPriority="73" w:semiHidden="0" w:name="Colorful Grid Accent 6"/>
+  </w:latentStyles>
+  <w:style w:type="paragraph" w:default="1" w:styleId="1">
     <w:name w:val="Normal"/>
-    <w:next w:val="style0"/>
     <w:qFormat/>
     <w:uiPriority w:val="0"/>
     <w:pPr>
-      <w:spacing w:after="219" w:lineRule="auto" w:line="270"/>
+      <w:spacing w:after="219" w:line="270" w:lineRule="auto"/>
       <w:ind w:left="514" w:hanging="10"/>
     </w:pPr>
     <w:rPr>
-      <w:rFonts w:ascii="宋体" w:cs="宋体" w:eastAsia="宋体" w:hAnsi="宋体"/>
+      <w:rFonts w:ascii="宋体" w:hAnsi="宋体" w:eastAsia="宋体" w:cs="宋体"/>
       <w:color w:val="000000"/>
       <w:kern w:val="2"/>
       <w:sz w:val="24"/>
       <w:szCs w:val="22"/>
-      <w:lang w:val="en-US" w:bidi="ar-SA" w:eastAsia="zh-CN"/>
+      <w:lang w:val="en-US" w:eastAsia="zh-CN" w:bidi="ar-SA"/>
     </w:rPr>
   </w:style>
-  <w:style w:type="paragraph" w:styleId="style1">
+  <w:style w:type="paragraph" w:styleId="2">
     <w:name w:val="heading 1"/>
-    <w:basedOn w:val="style0"/>
-    <w:next w:val="style0"/>
-    <w:link w:val="style4098"/>
+    <w:basedOn w:val="1"/>
+    <w:next w:val="1"/>
+    <w:link w:val="14"/>
     <w:qFormat/>
     <w:uiPriority w:val="9"/>
     <w:pPr>
       <w:keepNext/>
       <w:keepLines/>
-      <w:spacing w:after="431" w:lineRule="auto" w:line="259"/>
+      <w:spacing w:after="431" w:line="259" w:lineRule="auto"/>
       <w:ind w:left="250"/>
       <w:outlineLvl w:val="0"/>
     </w:pPr>
     <w:rPr>
-      <w:rFonts w:ascii="Lucida Sans" w:cs="Lucida Sans" w:eastAsia="Lucida Sans" w:hAnsi="Lucida Sans"/>
+      <w:rFonts w:ascii="Lucida Sans" w:hAnsi="Lucida Sans" w:eastAsia="Lucida Sans" w:cs="Lucida Sans"/>
       <w:sz w:val="32"/>
     </w:rPr>
   </w:style>
-  <w:style w:type="paragraph" w:styleId="style2">
+  <w:style w:type="paragraph" w:styleId="3">
     <w:name w:val="heading 2"/>
-    <w:next w:val="style0"/>
-    <w:link w:val="style4097"/>
+    <w:next w:val="1"/>
+    <w:link w:val="13"/>
     <w:qFormat/>
     <w:uiPriority w:val="9"/>
     <w:pPr>
       <w:keepNext/>
       <w:keepLines/>
-      <w:spacing w:after="380" w:lineRule="auto" w:line="265"/>
+      <w:spacing w:after="380" w:line="265" w:lineRule="auto"/>
       <w:ind w:left="490" w:hanging="10"/>
       <w:outlineLvl w:val="1"/>
     </w:pPr>
     <w:rPr>
-      <w:rFonts w:ascii="黑体" w:cs="黑体" w:eastAsia="黑体" w:hAnsi="黑体"/>
+      <w:rFonts w:ascii="黑体" w:hAnsi="黑体" w:eastAsia="黑体" w:cs="黑体"/>
       <w:color w:val="000000"/>
       <w:kern w:val="2"/>
       <w:sz w:val="28"/>
       <w:szCs w:val="22"/>
-      <w:lang w:val="en-US" w:bidi="ar-SA" w:eastAsia="zh-CN"/>
+      <w:lang w:val="en-US" w:eastAsia="zh-CN" w:bidi="ar-SA"/>
     </w:rPr>
   </w:style>
-  <w:style w:type="paragraph" w:styleId="style3">
+  <w:style w:type="paragraph" w:styleId="4">
     <w:name w:val="heading 3"/>
-    <w:basedOn w:val="style0"/>
-    <w:next w:val="style0"/>
+    <w:basedOn w:val="1"/>
+    <w:next w:val="1"/>
     <w:qFormat/>
     <w:uiPriority w:val="9"/>
     <w:pPr>
       <w:keepNext/>
       <w:keepLines/>
-      <w:spacing w:before="260" w:after="260" w:lineRule="auto" w:line="413"/>
+      <w:spacing w:before="260" w:after="260" w:line="413" w:lineRule="auto"/>
       <w:outlineLvl w:val="2"/>
     </w:pPr>
     <w:rPr>
@@ -5514,37 +4938,33 @@
       <w:sz w:val="32"/>
     </w:rPr>
   </w:style>
-  <w:style w:type="paragraph" w:styleId="style4">
+  <w:style w:type="paragraph" w:styleId="5">
     <w:name w:val="heading 4"/>
-    <w:basedOn w:val="style0"/>
-    <w:next w:val="style0"/>
+    <w:basedOn w:val="1"/>
+    <w:next w:val="1"/>
     <w:qFormat/>
     <w:uiPriority w:val="9"/>
     <w:pPr>
       <w:keepNext/>
       <w:keepLines/>
-      <w:spacing w:before="280" w:after="290" w:lineRule="auto" w:line="372"/>
+      <w:spacing w:before="280" w:after="290" w:line="372" w:lineRule="auto"/>
       <w:outlineLvl w:val="3"/>
     </w:pPr>
     <w:rPr>
-      <w:rFonts w:ascii="Arial" w:eastAsia="黑体" w:hAnsi="Arial"/>
+      <w:rFonts w:ascii="Arial" w:hAnsi="Arial" w:eastAsia="黑体"/>
       <w:b/>
       <w:sz w:val="28"/>
     </w:rPr>
   </w:style>
-  <w:style w:type="character" w:default="1" w:styleId="style65">
+  <w:style w:type="character" w:default="1" w:styleId="11">
     <w:name w:val="Default Paragraph Font"/>
-    <w:next w:val="style65"/>
     <w:qFormat/>
     <w:uiPriority w:val="1"/>
   </w:style>
-  <w:style w:type="table" w:default="1" w:styleId="style105">
+  <w:style w:type="table" w:default="1" w:styleId="10">
     <w:name w:val="Normal Table"/>
-    <w:next w:val="style105"/>
     <w:qFormat/>
     <w:uiPriority w:val="99"/>
-    <w:pPr/>
-    <w:rPr/>
     <w:tblPr>
       <w:tblCellMar>
         <w:top w:w="0" w:type="dxa"/>
@@ -5553,61 +4973,54 @@
         <w:right w:w="108" w:type="dxa"/>
       </w:tblCellMar>
     </w:tblPr>
-    <w:tcPr>
-      <w:tcBorders/>
-    </w:tcPr>
   </w:style>
-  <w:style w:type="paragraph" w:styleId="style30">
+  <w:style w:type="paragraph" w:styleId="6">
     <w:name w:val="annotation text"/>
-    <w:basedOn w:val="style0"/>
-    <w:next w:val="style30"/>
+    <w:basedOn w:val="1"/>
     <w:qFormat/>
     <w:uiPriority w:val="99"/>
     <w:pPr>
       <w:jc w:val="left"/>
     </w:pPr>
-    <w:rPr/>
   </w:style>
-  <w:style w:type="paragraph" w:styleId="style66">
+  <w:style w:type="paragraph" w:styleId="7">
     <w:name w:val="Body Text"/>
-    <w:basedOn w:val="style0"/>
-    <w:next w:val="style66"/>
+    <w:basedOn w:val="1"/>
     <w:uiPriority w:val="99"/>
     <w:pPr>
-      <w:keepNext w:val="false"/>
-      <w:keepLines w:val="false"/>
-      <w:widowControl w:val="false"/>
-      <w:suppressLineNumbers w:val="false"/>
-      <w:autoSpaceDE w:val="false"/>
-      <w:autoSpaceDN w:val="false"/>
-      <w:spacing w:after="160" w:afterAutospacing="false" w:lineRule="auto" w:line="256"/>
+      <w:keepNext w:val="0"/>
+      <w:keepLines w:val="0"/>
+      <w:widowControl w:val="0"/>
+      <w:suppressLineNumbers w:val="0"/>
+      <w:autoSpaceDE w:val="0"/>
+      <w:autoSpaceDN w:val="0"/>
+      <w:spacing w:after="160" w:afterAutospacing="0" w:line="256" w:lineRule="auto"/>
       <w:jc w:val="left"/>
     </w:pPr>
     <w:rPr>
-      <w:rFonts w:ascii="宋体" w:cs="宋体" w:eastAsia="宋体" w:hAnsi="宋体" w:hint="eastAsia"/>
+      <w:rFonts w:hint="eastAsia" w:ascii="宋体" w:hAnsi="宋体" w:eastAsia="宋体" w:cs="宋体"/>
       <w:kern w:val="0"/>
       <w:sz w:val="24"/>
       <w:szCs w:val="24"/>
       <w:lang w:val="en-US" w:eastAsia="zh-CN"/>
     </w:rPr>
   </w:style>
-  <w:style w:type="paragraph" w:styleId="style31">
+  <w:style w:type="paragraph" w:styleId="8">
     <w:name w:val="header"/>
-    <w:basedOn w:val="style0"/>
-    <w:next w:val="style31"/>
-    <w:link w:val="style4099"/>
+    <w:basedOn w:val="1"/>
+    <w:link w:val="15"/>
     <w:qFormat/>
     <w:uiPriority w:val="99"/>
     <w:pPr>
       <w:pBdr>
-        <w:bottom w:val="single" w:sz="6" w:space="1" w:color="auto"/>
+        <w:bottom w:val="single" w:color="auto" w:sz="6" w:space="1"/>
       </w:pBdr>
       <w:tabs>
-        <w:tab w:val="center" w:leader="none" w:pos="4153"/>
-        <w:tab w:val="right" w:leader="none" w:pos="8306"/>
+        <w:tab w:val="center" w:pos="4153"/>
+        <w:tab w:val="right" w:pos="8306"/>
       </w:tabs>
-      <w:snapToGrid w:val="false"/>
-      <w:spacing w:lineRule="auto" w:line="240"/>
+      <w:snapToGrid w:val="0"/>
+      <w:spacing w:line="240" w:lineRule="auto"/>
       <w:jc w:val="center"/>
     </w:pPr>
     <w:rPr>
@@ -5615,74 +5028,67 @@
       <w:szCs w:val="18"/>
     </w:rPr>
   </w:style>
-  <w:style w:type="paragraph" w:styleId="style94">
+  <w:style w:type="paragraph" w:styleId="9">
     <w:name w:val="Normal (Web)"/>
-    <w:basedOn w:val="style0"/>
-    <w:next w:val="style94"/>
+    <w:basedOn w:val="1"/>
     <w:uiPriority w:val="99"/>
-    <w:pPr/>
     <w:rPr>
       <w:sz w:val="24"/>
     </w:rPr>
   </w:style>
-  <w:style w:type="character" w:styleId="style85">
+  <w:style w:type="character" w:styleId="12">
     <w:name w:val="Hyperlink"/>
-    <w:basedOn w:val="style65"/>
-    <w:next w:val="style85"/>
+    <w:basedOn w:val="11"/>
     <w:qFormat/>
     <w:uiPriority w:val="99"/>
     <w:rPr>
-      <w:color w:val="0563c1"/>
+      <w:color w:val="0563C1"/>
       <w:u w:val="single"/>
     </w:rPr>
   </w:style>
-  <w:style w:type="character" w:customStyle="1" w:styleId="style4097">
+  <w:style w:type="character" w:customStyle="1" w:styleId="13">
     <w:name w:val="标题 2 字符"/>
-    <w:next w:val="style4097"/>
-    <w:link w:val="style2"/>
+    <w:link w:val="3"/>
     <w:qFormat/>
     <w:uiPriority w:val="0"/>
     <w:rPr>
-      <w:rFonts w:ascii="黑体" w:cs="黑体" w:eastAsia="黑体" w:hAnsi="黑体"/>
+      <w:rFonts w:ascii="黑体" w:hAnsi="黑体" w:eastAsia="黑体" w:cs="黑体"/>
       <w:color w:val="000000"/>
       <w:sz w:val="28"/>
     </w:rPr>
   </w:style>
-  <w:style w:type="character" w:customStyle="1" w:styleId="style4098">
+  <w:style w:type="character" w:customStyle="1" w:styleId="14">
     <w:name w:val="标题 1 字符"/>
-    <w:next w:val="style4098"/>
-    <w:link w:val="style1"/>
+    <w:link w:val="2"/>
     <w:qFormat/>
     <w:uiPriority w:val="0"/>
     <w:rPr>
-      <w:rFonts w:ascii="Lucida Sans" w:cs="Lucida Sans" w:eastAsia="Lucida Sans" w:hAnsi="Lucida Sans"/>
+      <w:rFonts w:ascii="Lucida Sans" w:hAnsi="Lucida Sans" w:eastAsia="Lucida Sans" w:cs="Lucida Sans"/>
       <w:color w:val="000000"/>
       <w:sz w:val="32"/>
     </w:rPr>
   </w:style>
-  <w:style w:type="character" w:customStyle="1" w:styleId="style4099">
+  <w:style w:type="character" w:customStyle="1" w:styleId="15">
     <w:name w:val="页眉 字符"/>
-    <w:basedOn w:val="style65"/>
-    <w:next w:val="style4099"/>
-    <w:link w:val="style31"/>
+    <w:basedOn w:val="11"/>
+    <w:link w:val="8"/>
     <w:qFormat/>
     <w:uiPriority w:val="99"/>
     <w:rPr>
-      <w:rFonts w:ascii="宋体" w:cs="宋体" w:eastAsia="宋体" w:hAnsi="宋体"/>
+      <w:rFonts w:ascii="宋体" w:hAnsi="宋体" w:eastAsia="宋体" w:cs="宋体"/>
       <w:color w:val="000000"/>
       <w:sz w:val="18"/>
       <w:szCs w:val="18"/>
     </w:rPr>
   </w:style>
-  <w:style w:type="character" w:customStyle="1" w:styleId="style4100">
+  <w:style w:type="character" w:customStyle="1" w:styleId="16">
     <w:name w:val="Unresolved Mention"/>
-    <w:basedOn w:val="style65"/>
-    <w:next w:val="style4100"/>
+    <w:basedOn w:val="11"/>
     <w:qFormat/>
     <w:uiPriority w:val="99"/>
     <w:rPr>
-      <w:color w:val="605e5c"/>
-      <w:shd w:val="clear" w:color="auto" w:fill="e1dfdd"/>
+      <w:color w:val="605E5C"/>
+      <w:shd w:val="clear" w:color="auto" w:fill="E1DFDD"/>
     </w:rPr>
   </w:style>
 </w:styles>
@@ -5969,6 +5375,5 @@
     </a:fmtScheme>
   </a:themeElements>
   <a:objectDefaults/>
-  <a:extraClrSchemeLst/>
 </a:theme>
 </file>